--- a/tableau/Tableau_Tutorial 1.docx
+++ b/tableau/Tableau_Tutorial 1.docx
@@ -1,6 +1,6 @@
 
 <file path=word/document.xml><?xml version="1.0" encoding="utf-8"?>
-<w:document xmlns:wpc="http://schemas.microsoft.com/office/word/2010/wordprocessingCanvas" xmlns:cx="http://schemas.microsoft.com/office/drawing/2014/chartex" xmlns:cx1="http://schemas.microsoft.com/office/drawing/2015/9/8/chartex" xmlns:cx2="http://schemas.microsoft.com/office/drawing/2015/10/21/chartex" xmlns:cx3="http://schemas.microsoft.com/office/drawing/2016/5/9/chartex" xmlns:cx4="http://schemas.microsoft.com/office/drawing/2016/5/10/chartex" xmlns:cx5="http://schemas.microsoft.com/office/drawing/2016/5/11/chartex" xmlns:cx6="http://schemas.microsoft.com/office/drawing/2016/5/12/chartex" xmlns:cx7="http://schemas.microsoft.com/office/drawing/2016/5/13/chartex" xmlns:cx8="http://schemas.microsoft.com/office/drawing/2016/5/14/chartex" xmlns:mc="http://schemas.openxmlformats.org/markup-compatibility/2006" xmlns:aink="http://schemas.microsoft.com/office/drawing/2016/ink" xmlns:am3d="http://schemas.microsoft.com/office/drawing/2017/model3d" xmlns:o="urn:schemas-microsoft-com:office:office" xmlns:oel="http://schemas.microsoft.com/office/2019/extlst" xmlns:r="http://schemas.openxmlformats.org/officeDocument/2006/relationships" xmlns:m="http://schemas.openxmlformats.org/officeDocument/2006/math" xmlns:v="urn:schemas-microsoft-com:vml" xmlns:wp14="http://schemas.microsoft.com/office/word/2010/wordprocessingDrawing" xmlns:wp="http://schemas.openxmlformats.org/drawingml/2006/wordprocessingDrawing" xmlns:w10="urn:schemas-microsoft-com:office:word" xmlns:w="http://schemas.openxmlformats.org/wordprocessingml/2006/main" xmlns:w14="http://schemas.microsoft.com/office/word/2010/wordml" xmlns:w15="http://schemas.microsoft.com/office/word/2012/wordml" xmlns:w16cex="http://schemas.microsoft.com/office/word/2018/wordml/cex" xmlns:w16cid="http://schemas.microsoft.com/office/word/2016/wordml/cid" xmlns:w16="http://schemas.microsoft.com/office/word/2018/wordml" xmlns:w16sdtdh="http://schemas.microsoft.com/office/word/2020/wordml/sdtdatahash" xmlns:w16se="http://schemas.microsoft.com/office/word/2015/wordml/symex" xmlns:wpg="http://schemas.microsoft.com/office/word/2010/wordprocessingGroup" xmlns:wpi="http://schemas.microsoft.com/office/word/2010/wordprocessingInk" xmlns:wne="http://schemas.microsoft.com/office/word/2006/wordml" xmlns:wps="http://schemas.microsoft.com/office/word/2010/wordprocessingShape" mc:Ignorable="w14 w15 w16se w16cid w16 w16cex w16sdtdh wp14">
+<w:document xmlns:wpc="http://schemas.microsoft.com/office/word/2010/wordprocessingCanvas" xmlns:cx="http://schemas.microsoft.com/office/drawing/2014/chartex" xmlns:cx1="http://schemas.microsoft.com/office/drawing/2015/9/8/chartex" xmlns:cx2="http://schemas.microsoft.com/office/drawing/2015/10/21/chartex" xmlns:cx3="http://schemas.microsoft.com/office/drawing/2016/5/9/chartex" xmlns:cx4="http://schemas.microsoft.com/office/drawing/2016/5/10/chartex" xmlns:cx5="http://schemas.microsoft.com/office/drawing/2016/5/11/chartex" xmlns:cx6="http://schemas.microsoft.com/office/drawing/2016/5/12/chartex" xmlns:cx7="http://schemas.microsoft.com/office/drawing/2016/5/13/chartex" xmlns:cx8="http://schemas.microsoft.com/office/drawing/2016/5/14/chartex" xmlns:mc="http://schemas.openxmlformats.org/markup-compatibility/2006" xmlns:aink="http://schemas.microsoft.com/office/drawing/2016/ink" xmlns:am3d="http://schemas.microsoft.com/office/drawing/2017/model3d" xmlns:o="urn:schemas-microsoft-com:office:office" xmlns:oel="http://schemas.microsoft.com/office/2019/extlst" xmlns:r="http://schemas.openxmlformats.org/officeDocument/2006/relationships" xmlns:m="http://schemas.openxmlformats.org/officeDocument/2006/math" xmlns:v="urn:schemas-microsoft-com:vml" xmlns:wp14="http://schemas.microsoft.com/office/word/2010/wordprocessingDrawing" xmlns:wp="http://schemas.openxmlformats.org/drawingml/2006/wordprocessingDrawing" xmlns:w10="urn:schemas-microsoft-com:office:word" xmlns:w="http://schemas.openxmlformats.org/wordprocessingml/2006/main" xmlns:w14="http://schemas.microsoft.com/office/word/2010/wordml" xmlns:w15="http://schemas.microsoft.com/office/word/2012/wordml" xmlns:w16cex="http://schemas.microsoft.com/office/word/2018/wordml/cex" xmlns:w16cid="http://schemas.microsoft.com/office/word/2016/wordml/cid" xmlns:w16="http://schemas.microsoft.com/office/word/2018/wordml" xmlns:w16du="http://schemas.microsoft.com/office/word/2023/wordml/word16du" xmlns:w16sdtdh="http://schemas.microsoft.com/office/word/2020/wordml/sdtdatahash" xmlns:w16sdtfl="http://schemas.microsoft.com/office/word/2024/wordml/sdtformatlock" xmlns:w16se="http://schemas.microsoft.com/office/word/2015/wordml/symex" xmlns:wpg="http://schemas.microsoft.com/office/word/2010/wordprocessingGroup" xmlns:wpi="http://schemas.microsoft.com/office/word/2010/wordprocessingInk" xmlns:wne="http://schemas.microsoft.com/office/word/2006/wordml" xmlns:wps="http://schemas.microsoft.com/office/word/2010/wordprocessingShape" mc:Ignorable="w14 w15 w16se w16cid w16 w16cex w16sdtdh w16sdtfl w16du wp14">
   <w:body>
     <w:p>
       <w:pPr>
@@ -45,10 +45,11 @@
           <w:szCs w:val="24"/>
           <w:shd w:val="clear" w:color="auto" w:fill="FFFFFF"/>
         </w:rPr>
-        <w:t xml:space="preserve">Tableau is a Business Intelligence tool for visually </w:t>
-      </w:r>
-      <w:proofErr w:type="spellStart"/>
-      <w:r>
+        <w:t xml:space="preserve">Tableau is a Business Intelligence tool for visually analyzing the data. </w:t>
+      </w:r>
+    </w:p>
+    <w:p>
+      <w:pPr>
         <w:rPr>
           <w:rFonts w:cstheme="minorHAnsi"/>
           <w:color w:val="000000"/>
@@ -56,9 +57,7 @@
           <w:szCs w:val="24"/>
           <w:shd w:val="clear" w:color="auto" w:fill="FFFFFF"/>
         </w:rPr>
-        <w:t>analyzing</w:t>
-      </w:r>
-      <w:proofErr w:type="spellEnd"/>
+      </w:pPr>
       <w:r>
         <w:rPr>
           <w:rFonts w:cstheme="minorHAnsi"/>
@@ -67,7 +66,7 @@
           <w:szCs w:val="24"/>
           <w:shd w:val="clear" w:color="auto" w:fill="FFFFFF"/>
         </w:rPr>
-        <w:t xml:space="preserve"> the data. </w:t>
+        <w:t xml:space="preserve">Users can create and distribute an interactive and shareable dashboard, which depict the trends, variations, and density of the data in the form of graphs and charts. </w:t>
       </w:r>
     </w:p>
     <w:p>
@@ -88,7 +87,7 @@
           <w:szCs w:val="24"/>
           <w:shd w:val="clear" w:color="auto" w:fill="FFFFFF"/>
         </w:rPr>
-        <w:t xml:space="preserve">Users can create and distribute an interactive and shareable dashboard, which depict the trends, variations, and density of the data in the form of graphs and charts. </w:t>
+        <w:t xml:space="preserve">Tableau can connect to files, relational and Big Data sources to acquire and process data. </w:t>
       </w:r>
     </w:p>
     <w:p>
@@ -109,7 +108,7 @@
           <w:szCs w:val="24"/>
           <w:shd w:val="clear" w:color="auto" w:fill="FFFFFF"/>
         </w:rPr>
-        <w:t xml:space="preserve">Tableau can connect to files, relational and Big Data sources to acquire and process data. </w:t>
+        <w:t xml:space="preserve">The software allows data blending and real-time collaboration, which makes it very unique. </w:t>
       </w:r>
     </w:p>
     <w:p>
@@ -130,7 +129,7 @@
           <w:szCs w:val="24"/>
           <w:shd w:val="clear" w:color="auto" w:fill="FFFFFF"/>
         </w:rPr>
-        <w:t xml:space="preserve">The software allows data blending and real-time collaboration, which makes it very unique. </w:t>
+        <w:t>It is used by businesses, academic researchers, and many government organizations for visual data analysis.</w:t>
       </w:r>
     </w:p>
     <w:p>
@@ -151,7 +150,27 @@
           <w:szCs w:val="24"/>
           <w:shd w:val="clear" w:color="auto" w:fill="FFFFFF"/>
         </w:rPr>
-        <w:t>It is used by businesses, academic researchers, and many government organizations for visual data analysis.</w:t>
+        <w:t>Tableau support 80+ data connections then premium it support live and extract connections we can do incremental refresh and full refresh</w:t>
+      </w:r>
+      <w:r>
+        <w:rPr>
+          <w:rFonts w:cstheme="minorHAnsi"/>
+          <w:color w:val="000000"/>
+          <w:sz w:val="24"/>
+          <w:szCs w:val="24"/>
+          <w:shd w:val="clear" w:color="auto" w:fill="FFFFFF"/>
+        </w:rPr>
+        <w:t>….</w:t>
+      </w:r>
+      <w:r>
+        <w:rPr>
+          <w:rFonts w:cstheme="minorHAnsi"/>
+          <w:color w:val="000000"/>
+          <w:sz w:val="24"/>
+          <w:szCs w:val="24"/>
+          <w:shd w:val="clear" w:color="auto" w:fill="FFFFFF"/>
+        </w:rPr>
+        <w:t xml:space="preserve"> </w:t>
       </w:r>
     </w:p>
     <w:p>
@@ -344,6 +363,7 @@
           <w:lang w:eastAsia="en-IN"/>
           <w14:ligatures w14:val="none"/>
         </w:rPr>
+        <w:lastRenderedPageBreak/>
         <w:t>Connecting to Text File in Tableau</w:t>
       </w:r>
     </w:p>
@@ -406,7 +426,6 @@
           <w:lang w:eastAsia="en-IN"/>
           <w14:ligatures w14:val="none"/>
         </w:rPr>
-        <w:lastRenderedPageBreak/>
         <w:drawing>
           <wp:inline distT="0" distB="0" distL="0" distR="0" wp14:anchorId="6B8C68CE" wp14:editId="1934B168">
             <wp:extent cx="2860040" cy="4800600"/>
@@ -826,56 +845,17 @@
         </w:rPr>
         <w:t>Select the </w:t>
       </w:r>
-      <w:proofErr w:type="spellStart"/>
-      <w:r>
-        <w:rPr>
-          <w:rFonts w:cstheme="minorHAnsi"/>
-          <w:sz w:val="24"/>
-          <w:szCs w:val="24"/>
-        </w:rPr>
-        <w:fldChar w:fldCharType="begin"/>
-      </w:r>
-      <w:r>
-        <w:rPr>
-          <w:rFonts w:cstheme="minorHAnsi"/>
-          <w:sz w:val="24"/>
-          <w:szCs w:val="24"/>
-        </w:rPr>
-        <w:instrText xml:space="preserve"> HYPERLINK "https://drive.google.com/uc?export=download&amp;id=1wq60dEFV3NUPqpwXaMKtmQPnxzqZHR5F" </w:instrText>
-      </w:r>
-      <w:r>
-        <w:rPr>
-          <w:rFonts w:cstheme="minorHAnsi"/>
-          <w:sz w:val="24"/>
-          <w:szCs w:val="24"/>
-        </w:rPr>
-      </w:r>
-      <w:r>
-        <w:rPr>
-          <w:rFonts w:cstheme="minorHAnsi"/>
-          <w:sz w:val="24"/>
-          <w:szCs w:val="24"/>
-        </w:rPr>
-        <w:fldChar w:fldCharType="separate"/>
-      </w:r>
-      <w:r>
-        <w:rPr>
-          <w:rStyle w:val="Hyperlink"/>
-          <w:rFonts w:cstheme="minorHAnsi"/>
-          <w:sz w:val="24"/>
-          <w:szCs w:val="24"/>
-        </w:rPr>
-        <w:t>SuperStore.xlxs</w:t>
-      </w:r>
-      <w:proofErr w:type="spellEnd"/>
-      <w:r>
-        <w:rPr>
-          <w:rFonts w:cstheme="minorHAnsi"/>
-          <w:sz w:val="24"/>
-          <w:szCs w:val="24"/>
-        </w:rPr>
-        <w:fldChar w:fldCharType="end"/>
-      </w:r>
+      <w:hyperlink r:id="rId13" w:history="1">
+        <w:r>
+          <w:rPr>
+            <w:rStyle w:val="Hyperlink"/>
+            <w:rFonts w:cstheme="minorHAnsi"/>
+            <w:sz w:val="24"/>
+            <w:szCs w:val="24"/>
+          </w:rPr>
+          <w:t>SuperStore.xlxs</w:t>
+        </w:r>
+      </w:hyperlink>
     </w:p>
     <w:p>
       <w:pPr>
@@ -930,7 +910,7 @@
                     </pic:cNvPicPr>
                   </pic:nvPicPr>
                   <pic:blipFill>
-                    <a:blip r:embed="rId13">
+                    <a:blip r:embed="rId14">
                       <a:extLst>
                         <a:ext uri="{28A0092B-C50C-407E-A947-70E740481C1C}">
                           <a14:useLocalDpi xmlns:a14="http://schemas.microsoft.com/office/drawing/2010/main" val="0"/>
@@ -1016,7 +996,7 @@
                     </pic:cNvPicPr>
                   </pic:nvPicPr>
                   <pic:blipFill>
-                    <a:blip r:embed="rId14">
+                    <a:blip r:embed="rId15">
                       <a:extLst>
                         <a:ext uri="{28A0092B-C50C-407E-A947-70E740481C1C}">
                           <a14:useLocalDpi xmlns:a14="http://schemas.microsoft.com/office/drawing/2010/main" val="0"/>
@@ -1123,7 +1103,7 @@
                     </pic:cNvPicPr>
                   </pic:nvPicPr>
                   <pic:blipFill>
-                    <a:blip r:embed="rId15">
+                    <a:blip r:embed="rId16">
                       <a:extLst>
                         <a:ext uri="{28A0092B-C50C-407E-A947-70E740481C1C}">
                           <a14:useLocalDpi xmlns:a14="http://schemas.microsoft.com/office/drawing/2010/main" val="0"/>
@@ -1275,7 +1255,7 @@
                     </pic:cNvPicPr>
                   </pic:nvPicPr>
                   <pic:blipFill>
-                    <a:blip r:embed="rId16">
+                    <a:blip r:embed="rId17">
                       <a:extLst>
                         <a:ext uri="{28A0092B-C50C-407E-A947-70E740481C1C}">
                           <a14:useLocalDpi xmlns:a14="http://schemas.microsoft.com/office/drawing/2010/main" val="0"/>
@@ -1456,7 +1436,7 @@
                     </pic:cNvPicPr>
                   </pic:nvPicPr>
                   <pic:blipFill>
-                    <a:blip r:embed="rId17">
+                    <a:blip r:embed="rId18">
                       <a:extLst>
                         <a:ext uri="{28A0092B-C50C-407E-A947-70E740481C1C}">
                           <a14:useLocalDpi xmlns:a14="http://schemas.microsoft.com/office/drawing/2010/main" val="0"/>
@@ -1541,7 +1521,7 @@
                     </pic:cNvPicPr>
                   </pic:nvPicPr>
                   <pic:blipFill>
-                    <a:blip r:embed="rId18">
+                    <a:blip r:embed="rId19">
                       <a:extLst>
                         <a:ext uri="{28A0092B-C50C-407E-A947-70E740481C1C}">
                           <a14:useLocalDpi xmlns:a14="http://schemas.microsoft.com/office/drawing/2010/main" val="0"/>
@@ -1678,7 +1658,7 @@
                     </pic:cNvPicPr>
                   </pic:nvPicPr>
                   <pic:blipFill>
-                    <a:blip r:embed="rId19">
+                    <a:blip r:embed="rId20">
                       <a:extLst>
                         <a:ext uri="{28A0092B-C50C-407E-A947-70E740481C1C}">
                           <a14:useLocalDpi xmlns:a14="http://schemas.microsoft.com/office/drawing/2010/main" val="0"/>
@@ -1773,7 +1753,7 @@
                     </pic:cNvPicPr>
                   </pic:nvPicPr>
                   <pic:blipFill>
-                    <a:blip r:embed="rId20">
+                    <a:blip r:embed="rId21">
                       <a:extLst>
                         <a:ext uri="{28A0092B-C50C-407E-A947-70E740481C1C}">
                           <a14:useLocalDpi xmlns:a14="http://schemas.microsoft.com/office/drawing/2010/main" val="0"/>
@@ -1833,21 +1813,7 @@
         <w:rPr>
           <w:rFonts w:asciiTheme="minorHAnsi" w:hAnsiTheme="minorHAnsi" w:cstheme="minorHAnsi"/>
         </w:rPr>
-        <w:t xml:space="preserve">It opens Tableau Online Sign </w:t>
-      </w:r>
-      <w:proofErr w:type="gramStart"/>
-      <w:r>
-        <w:rPr>
-          <w:rFonts w:asciiTheme="minorHAnsi" w:hAnsiTheme="minorHAnsi" w:cstheme="minorHAnsi"/>
-        </w:rPr>
-        <w:t>In</w:t>
-      </w:r>
-      <w:proofErr w:type="gramEnd"/>
-      <w:r>
-        <w:rPr>
-          <w:rFonts w:asciiTheme="minorHAnsi" w:hAnsiTheme="minorHAnsi" w:cstheme="minorHAnsi"/>
-        </w:rPr>
-        <w:t xml:space="preserve"> Window.</w:t>
+        <w:t>It opens Tableau Online Sign In Window.</w:t>
       </w:r>
     </w:p>
     <w:p>
@@ -1925,7 +1891,7 @@
                     </pic:cNvPicPr>
                   </pic:nvPicPr>
                   <pic:blipFill>
-                    <a:blip r:embed="rId21">
+                    <a:blip r:embed="rId22">
                       <a:extLst>
                         <a:ext uri="{28A0092B-C50C-407E-A947-70E740481C1C}">
                           <a14:useLocalDpi xmlns:a14="http://schemas.microsoft.com/office/drawing/2010/main" val="0"/>
@@ -2064,7 +2030,7 @@
                     </pic:cNvPicPr>
                   </pic:nvPicPr>
                   <pic:blipFill>
-                    <a:blip r:embed="rId22">
+                    <a:blip r:embed="rId23">
                       <a:extLst>
                         <a:ext uri="{28A0092B-C50C-407E-A947-70E740481C1C}">
                           <a14:useLocalDpi xmlns:a14="http://schemas.microsoft.com/office/drawing/2010/main" val="0"/>
@@ -2226,7 +2192,7 @@
                     </pic:cNvPicPr>
                   </pic:nvPicPr>
                   <pic:blipFill>
-                    <a:blip r:embed="rId23">
+                    <a:blip r:embed="rId24">
                       <a:extLst>
                         <a:ext uri="{28A0092B-C50C-407E-A947-70E740481C1C}">
                           <a14:useLocalDpi xmlns:a14="http://schemas.microsoft.com/office/drawing/2010/main" val="0"/>
@@ -2312,7 +2278,7 @@
                     </pic:cNvPicPr>
                   </pic:nvPicPr>
                   <pic:blipFill>
-                    <a:blip r:embed="rId24">
+                    <a:blip r:embed="rId25">
                       <a:extLst>
                         <a:ext uri="{28A0092B-C50C-407E-A947-70E740481C1C}">
                           <a14:useLocalDpi xmlns:a14="http://schemas.microsoft.com/office/drawing/2010/main" val="0"/>
@@ -2467,7 +2433,7 @@
                     </pic:cNvPicPr>
                   </pic:nvPicPr>
                   <pic:blipFill>
-                    <a:blip r:embed="rId25">
+                    <a:blip r:embed="rId26">
                       <a:extLst>
                         <a:ext uri="{28A0092B-C50C-407E-A947-70E740481C1C}">
                           <a14:useLocalDpi xmlns:a14="http://schemas.microsoft.com/office/drawing/2010/main" val="0"/>
@@ -2537,21 +2503,7 @@
         <w:rPr>
           <w:rFonts w:asciiTheme="minorHAnsi" w:hAnsiTheme="minorHAnsi" w:cstheme="minorHAnsi"/>
         </w:rPr>
-        <w:t xml:space="preserve">Union is used to append the data from two or more tables. In most of the cases, tables with same headers are appending together using union function. Joining conditions are not required while union two or more tables. The procedure to union tables </w:t>
-      </w:r>
-      <w:proofErr w:type="gramStart"/>
-      <w:r>
-        <w:rPr>
-          <w:rFonts w:asciiTheme="minorHAnsi" w:hAnsiTheme="minorHAnsi" w:cstheme="minorHAnsi"/>
-        </w:rPr>
-        <w:t>are</w:t>
-      </w:r>
-      <w:proofErr w:type="gramEnd"/>
-      <w:r>
-        <w:rPr>
-          <w:rFonts w:asciiTheme="minorHAnsi" w:hAnsiTheme="minorHAnsi" w:cstheme="minorHAnsi"/>
-        </w:rPr>
-        <w:t xml:space="preserve"> given as follows.</w:t>
+        <w:t>Union is used to append the data from two or more tables. In most of the cases, tables with same headers are appending together using union function. Joining conditions are not required while union two or more tables. The procedure to union tables are given as follows.</w:t>
       </w:r>
     </w:p>
     <w:p>
@@ -2608,7 +2560,7 @@
                     </pic:cNvPicPr>
                   </pic:nvPicPr>
                   <pic:blipFill>
-                    <a:blip r:embed="rId23">
+                    <a:blip r:embed="rId24">
                       <a:extLst>
                         <a:ext uri="{28A0092B-C50C-407E-A947-70E740481C1C}">
                           <a14:useLocalDpi xmlns:a14="http://schemas.microsoft.com/office/drawing/2010/main" val="0"/>
@@ -2702,7 +2654,7 @@
                     </pic:cNvPicPr>
                   </pic:nvPicPr>
                   <pic:blipFill>
-                    <a:blip r:embed="rId26">
+                    <a:blip r:embed="rId27">
                       <a:extLst>
                         <a:ext uri="{28A0092B-C50C-407E-A947-70E740481C1C}">
                           <a14:useLocalDpi xmlns:a14="http://schemas.microsoft.com/office/drawing/2010/main" val="0"/>
@@ -2832,7 +2784,7 @@
                     </pic:cNvPicPr>
                   </pic:nvPicPr>
                   <pic:blipFill>
-                    <a:blip r:embed="rId27">
+                    <a:blip r:embed="rId28">
                       <a:extLst>
                         <a:ext uri="{28A0092B-C50C-407E-A947-70E740481C1C}">
                           <a14:useLocalDpi xmlns:a14="http://schemas.microsoft.com/office/drawing/2010/main" val="0"/>
@@ -2962,7 +2914,7 @@
                     </pic:cNvPicPr>
                   </pic:nvPicPr>
                   <pic:blipFill>
-                    <a:blip r:embed="rId28">
+                    <a:blip r:embed="rId29">
                       <a:extLst>
                         <a:ext uri="{28A0092B-C50C-407E-A947-70E740481C1C}">
                           <a14:useLocalDpi xmlns:a14="http://schemas.microsoft.com/office/drawing/2010/main" val="0"/>
@@ -3077,7 +3029,7 @@
                     </pic:cNvPicPr>
                   </pic:nvPicPr>
                   <pic:blipFill>
-                    <a:blip r:embed="rId29">
+                    <a:blip r:embed="rId30">
                       <a:extLst>
                         <a:ext uri="{28A0092B-C50C-407E-A947-70E740481C1C}">
                           <a14:useLocalDpi xmlns:a14="http://schemas.microsoft.com/office/drawing/2010/main" val="0"/>
@@ -3201,7 +3153,7 @@
                     </pic:cNvPicPr>
                   </pic:nvPicPr>
                   <pic:blipFill>
-                    <a:blip r:embed="rId30">
+                    <a:blip r:embed="rId31">
                       <a:extLst>
                         <a:ext uri="{28A0092B-C50C-407E-A947-70E740481C1C}">
                           <a14:useLocalDpi xmlns:a14="http://schemas.microsoft.com/office/drawing/2010/main" val="0"/>
@@ -3332,7 +3284,7 @@
                     </pic:cNvPicPr>
                   </pic:nvPicPr>
                   <pic:blipFill>
-                    <a:blip r:embed="rId31">
+                    <a:blip r:embed="rId32">
                       <a:extLst>
                         <a:ext uri="{28A0092B-C50C-407E-A947-70E740481C1C}">
                           <a14:useLocalDpi xmlns:a14="http://schemas.microsoft.com/office/drawing/2010/main" val="0"/>
@@ -3398,7 +3350,7 @@
           <w:szCs w:val="24"/>
         </w:rPr>
       </w:pPr>
-      <w:hyperlink r:id="rId32" w:history="1">
+      <w:hyperlink r:id="rId33" w:history="1">
         <w:r>
           <w:rPr>
             <w:rStyle w:val="Hyperlink"/>
@@ -3680,7 +3632,7 @@
           <w:szCs w:val="30"/>
         </w:rPr>
       </w:pPr>
-      <w:hyperlink r:id="rId33" w:anchor="2" w:history="1">
+      <w:hyperlink r:id="rId34" w:anchor="2" w:history="1">
         <w:r>
           <w:rPr>
             <w:rStyle w:val="Hyperlink"/>
@@ -3707,7 +3659,7 @@
           <w:szCs w:val="30"/>
         </w:rPr>
       </w:pPr>
-      <w:hyperlink r:id="rId34" w:anchor="3" w:history="1">
+      <w:hyperlink r:id="rId35" w:anchor="3" w:history="1">
         <w:r>
           <w:rPr>
             <w:rStyle w:val="Hyperlink"/>
@@ -3734,7 +3686,7 @@
           <w:szCs w:val="30"/>
         </w:rPr>
       </w:pPr>
-      <w:hyperlink r:id="rId35" w:anchor="4" w:history="1">
+      <w:hyperlink r:id="rId36" w:anchor="4" w:history="1">
         <w:r>
           <w:rPr>
             <w:rStyle w:val="Hyperlink"/>
@@ -3761,7 +3713,7 @@
           <w:szCs w:val="30"/>
         </w:rPr>
       </w:pPr>
-      <w:hyperlink r:id="rId36" w:anchor="5" w:history="1">
+      <w:hyperlink r:id="rId37" w:anchor="5" w:history="1">
         <w:r>
           <w:rPr>
             <w:rStyle w:val="Hyperlink"/>
@@ -3788,7 +3740,7 @@
           <w:szCs w:val="30"/>
         </w:rPr>
       </w:pPr>
-      <w:hyperlink r:id="rId37" w:anchor="6" w:history="1">
+      <w:hyperlink r:id="rId38" w:anchor="6" w:history="1">
         <w:r>
           <w:rPr>
             <w:rStyle w:val="Hyperlink"/>
@@ -3815,7 +3767,7 @@
           <w:szCs w:val="30"/>
         </w:rPr>
       </w:pPr>
-      <w:hyperlink r:id="rId38" w:anchor="7" w:history="1">
+      <w:hyperlink r:id="rId39" w:anchor="7" w:history="1">
         <w:r>
           <w:rPr>
             <w:rStyle w:val="Hyperlink"/>
@@ -3842,7 +3794,7 @@
           <w:szCs w:val="30"/>
         </w:rPr>
       </w:pPr>
-      <w:hyperlink r:id="rId39" w:anchor="8" w:history="1">
+      <w:hyperlink r:id="rId40" w:anchor="8" w:history="1">
         <w:r>
           <w:rPr>
             <w:rStyle w:val="Hyperlink"/>
@@ -3896,27 +3848,7 @@
           <w:sz w:val="30"/>
           <w:szCs w:val="30"/>
         </w:rPr>
-        <w:t xml:space="preserve">The filters can be applied in a worksheet to restrict the number of records present in a dataset. Various types of filters are used in Tableau Desktop based on different purposes. The different types of filters used in Tableau are given below. The name of filter types </w:t>
-      </w:r>
-      <w:proofErr w:type="gramStart"/>
-      <w:r>
-        <w:rPr>
-          <w:rFonts w:ascii="Source Sans Pro" w:hAnsi="Source Sans Pro"/>
-          <w:color w:val="222222"/>
-          <w:sz w:val="30"/>
-          <w:szCs w:val="30"/>
-        </w:rPr>
-        <w:t>are</w:t>
-      </w:r>
-      <w:proofErr w:type="gramEnd"/>
-      <w:r>
-        <w:rPr>
-          <w:rFonts w:ascii="Source Sans Pro" w:hAnsi="Source Sans Pro"/>
-          <w:color w:val="222222"/>
-          <w:sz w:val="30"/>
-          <w:szCs w:val="30"/>
-        </w:rPr>
-        <w:t xml:space="preserve"> sorted based on the order of execution in Tableau.</w:t>
+        <w:t>The filters can be applied in a worksheet to restrict the number of records present in a dataset. Various types of filters are used in Tableau Desktop based on different purposes. The different types of filters used in Tableau are given below. The name of filter types are sorted based on the order of execution in Tableau.</w:t>
       </w:r>
     </w:p>
     <w:p>
@@ -4227,7 +4159,7 @@
                     </pic:cNvPicPr>
                   </pic:nvPicPr>
                   <pic:blipFill>
-                    <a:blip r:embed="rId40">
+                    <a:blip r:embed="rId41">
                       <a:extLst>
                         <a:ext uri="{28A0092B-C50C-407E-A947-70E740481C1C}">
                           <a14:useLocalDpi xmlns:a14="http://schemas.microsoft.com/office/drawing/2010/main" val="0"/>
@@ -4398,7 +4330,7 @@
                     </pic:cNvPicPr>
                   </pic:nvPicPr>
                   <pic:blipFill>
-                    <a:blip r:embed="rId41">
+                    <a:blip r:embed="rId42">
                       <a:extLst>
                         <a:ext uri="{28A0092B-C50C-407E-A947-70E740481C1C}">
                           <a14:useLocalDpi xmlns:a14="http://schemas.microsoft.com/office/drawing/2010/main" val="0"/>
@@ -4487,29 +4419,7 @@
           <w:szCs w:val="30"/>
           <w:shd w:val="clear" w:color="auto" w:fill="FFFFFF"/>
         </w:rPr>
-        <w:t xml:space="preserve">You can choose any of the fields and add as extract filter. In this example, we have </w:t>
-      </w:r>
-      <w:proofErr w:type="spellStart"/>
-      <w:r>
-        <w:rPr>
-          <w:rFonts w:ascii="Source Sans Pro" w:hAnsi="Source Sans Pro"/>
-          <w:color w:val="222222"/>
-          <w:sz w:val="30"/>
-          <w:szCs w:val="30"/>
-          <w:shd w:val="clear" w:color="auto" w:fill="FFFFFF"/>
-        </w:rPr>
-        <w:t>selected’Category</w:t>
-      </w:r>
-      <w:proofErr w:type="spellEnd"/>
-      <w:r>
-        <w:rPr>
-          <w:rFonts w:ascii="Source Sans Pro" w:hAnsi="Source Sans Pro"/>
-          <w:color w:val="222222"/>
-          <w:sz w:val="30"/>
-          <w:szCs w:val="30"/>
-          <w:shd w:val="clear" w:color="auto" w:fill="FFFFFF"/>
-        </w:rPr>
-        <w:t>’ as extract filter.</w:t>
+        <w:t>You can choose any of the fields and add as extract filter. In this example, we have selected’Category’ as extract filter.</w:t>
       </w:r>
     </w:p>
     <w:p>
@@ -4593,7 +4503,7 @@
                     </pic:cNvPicPr>
                   </pic:nvPicPr>
                   <pic:blipFill>
-                    <a:blip r:embed="rId42">
+                    <a:blip r:embed="rId43">
                       <a:extLst>
                         <a:ext uri="{28A0092B-C50C-407E-A947-70E740481C1C}">
                           <a14:useLocalDpi xmlns:a14="http://schemas.microsoft.com/office/drawing/2010/main" val="0"/>
@@ -4700,286 +4610,6 @@
                 <pic:pic xmlns:pic="http://schemas.openxmlformats.org/drawingml/2006/picture">
                   <pic:nvPicPr>
                     <pic:cNvPr id="0" name="Picture 87"/>
-                    <pic:cNvPicPr>
-                      <a:picLocks noChangeAspect="1" noChangeArrowheads="1"/>
-                    </pic:cNvPicPr>
-                  </pic:nvPicPr>
-                  <pic:blipFill>
-                    <a:blip r:embed="rId43">
-                      <a:extLst>
-                        <a:ext uri="{28A0092B-C50C-407E-A947-70E740481C1C}">
-                          <a14:useLocalDpi xmlns:a14="http://schemas.microsoft.com/office/drawing/2010/main" val="0"/>
-                        </a:ext>
-                      </a:extLst>
-                    </a:blip>
-                    <a:srcRect/>
-                    <a:stretch>
-                      <a:fillRect/>
-                    </a:stretch>
-                  </pic:blipFill>
-                  <pic:spPr bwMode="auto">
-                    <a:xfrm>
-                      <a:off x="0" y="0"/>
-                      <a:ext cx="5552440" cy="6802120"/>
-                    </a:xfrm>
-                    <a:prstGeom prst="rect">
-                      <a:avLst/>
-                    </a:prstGeom>
-                    <a:noFill/>
-                    <a:ln>
-                      <a:noFill/>
-                    </a:ln>
-                  </pic:spPr>
-                </pic:pic>
-              </a:graphicData>
-            </a:graphic>
-          </wp:inline>
-        </w:drawing>
-      </w:r>
-    </w:p>
-    <w:p>
-      <w:pPr>
-        <w:shd w:val="clear" w:color="auto" w:fill="FFFFFF"/>
-        <w:spacing w:after="100" w:afterAutospacing="1" w:line="240" w:lineRule="auto"/>
-        <w:rPr>
-          <w:rFonts w:ascii="Source Sans Pro" w:eastAsia="Times New Roman" w:hAnsi="Source Sans Pro" w:cs="Times New Roman"/>
-          <w:color w:val="222222"/>
-          <w:kern w:val="0"/>
-          <w:sz w:val="30"/>
-          <w:szCs w:val="30"/>
-          <w:lang w:eastAsia="en-IN"/>
-          <w14:ligatures w14:val="none"/>
-        </w:rPr>
-      </w:pPr>
-      <w:r>
-        <w:rPr>
-          <w:rFonts w:ascii="Source Sans Pro" w:eastAsia="Times New Roman" w:hAnsi="Source Sans Pro" w:cs="Times New Roman"/>
-          <w:color w:val="222222"/>
-          <w:kern w:val="0"/>
-          <w:sz w:val="30"/>
-          <w:szCs w:val="30"/>
-          <w:lang w:eastAsia="en-IN"/>
-          <w14:ligatures w14:val="none"/>
-        </w:rPr>
-        <w:t>The filter window has multiple options to filter ‘Category’ based on various use case. All the use cases and its filter conditions are explained below.</w:t>
-      </w:r>
-    </w:p>
-    <w:p>
-      <w:pPr>
-        <w:shd w:val="clear" w:color="auto" w:fill="FFFFFF"/>
-        <w:spacing w:after="120" w:line="600" w:lineRule="atLeast"/>
-        <w:outlineLvl w:val="1"/>
-        <w:rPr>
-          <w:rFonts w:ascii="Source Sans Pro" w:eastAsia="Times New Roman" w:hAnsi="Source Sans Pro" w:cs="Times New Roman"/>
-          <w:b/>
-          <w:bCs/>
-          <w:color w:val="222222"/>
-          <w:kern w:val="0"/>
-          <w:sz w:val="42"/>
-          <w:szCs w:val="42"/>
-          <w:lang w:eastAsia="en-IN"/>
-          <w14:ligatures w14:val="none"/>
-        </w:rPr>
-      </w:pPr>
-      <w:r>
-        <w:rPr>
-          <w:rFonts w:ascii="Source Sans Pro" w:eastAsia="Times New Roman" w:hAnsi="Source Sans Pro" w:cs="Times New Roman"/>
-          <w:b/>
-          <w:bCs/>
-          <w:color w:val="222222"/>
-          <w:kern w:val="0"/>
-          <w:sz w:val="42"/>
-          <w:szCs w:val="42"/>
-          <w:lang w:eastAsia="en-IN"/>
-          <w14:ligatures w14:val="none"/>
-        </w:rPr>
-        <w:t>Filter condition in Tableau</w:t>
-      </w:r>
-    </w:p>
-    <w:p>
-      <w:pPr>
-        <w:shd w:val="clear" w:color="auto" w:fill="FFFFFF"/>
-        <w:spacing w:after="100" w:afterAutospacing="1" w:line="240" w:lineRule="auto"/>
-        <w:rPr>
-          <w:rFonts w:ascii="Source Sans Pro" w:eastAsia="Times New Roman" w:hAnsi="Source Sans Pro" w:cs="Times New Roman"/>
-          <w:color w:val="222222"/>
-          <w:kern w:val="0"/>
-          <w:sz w:val="30"/>
-          <w:szCs w:val="30"/>
-          <w:lang w:eastAsia="en-IN"/>
-          <w14:ligatures w14:val="none"/>
-        </w:rPr>
-      </w:pPr>
-      <w:r>
-        <w:rPr>
-          <w:rFonts w:ascii="Source Sans Pro" w:eastAsia="Times New Roman" w:hAnsi="Source Sans Pro" w:cs="Times New Roman"/>
-          <w:b/>
-          <w:bCs/>
-          <w:color w:val="222222"/>
-          <w:kern w:val="0"/>
-          <w:sz w:val="30"/>
-          <w:szCs w:val="30"/>
-          <w:lang w:eastAsia="en-IN"/>
-          <w14:ligatures w14:val="none"/>
-        </w:rPr>
-        <w:t>Use Case 1: Select from List</w:t>
-      </w:r>
-    </w:p>
-    <w:p>
-      <w:pPr>
-        <w:shd w:val="clear" w:color="auto" w:fill="FFFFFF"/>
-        <w:spacing w:after="100" w:afterAutospacing="1" w:line="240" w:lineRule="auto"/>
-        <w:rPr>
-          <w:rFonts w:ascii="Source Sans Pro" w:eastAsia="Times New Roman" w:hAnsi="Source Sans Pro" w:cs="Times New Roman"/>
-          <w:color w:val="222222"/>
-          <w:kern w:val="0"/>
-          <w:sz w:val="30"/>
-          <w:szCs w:val="30"/>
-          <w:lang w:eastAsia="en-IN"/>
-          <w14:ligatures w14:val="none"/>
-        </w:rPr>
-      </w:pPr>
-      <w:r>
-        <w:rPr>
-          <w:rFonts w:ascii="Source Sans Pro" w:eastAsia="Times New Roman" w:hAnsi="Source Sans Pro" w:cs="Times New Roman"/>
-          <w:color w:val="222222"/>
-          <w:kern w:val="0"/>
-          <w:sz w:val="30"/>
-          <w:szCs w:val="30"/>
-          <w:lang w:eastAsia="en-IN"/>
-          <w14:ligatures w14:val="none"/>
-        </w:rPr>
-        <w:lastRenderedPageBreak/>
-        <w:t>By default, filter window opens the “Select from List” option. You can include or exclude the members present in the field using this option.</w:t>
-      </w:r>
-    </w:p>
-    <w:p>
-      <w:pPr>
-        <w:shd w:val="clear" w:color="auto" w:fill="FFFFFF"/>
-        <w:spacing w:after="100" w:afterAutospacing="1" w:line="240" w:lineRule="auto"/>
-        <w:rPr>
-          <w:rFonts w:ascii="Source Sans Pro" w:eastAsia="Times New Roman" w:hAnsi="Source Sans Pro" w:cs="Times New Roman"/>
-          <w:color w:val="222222"/>
-          <w:kern w:val="0"/>
-          <w:sz w:val="30"/>
-          <w:szCs w:val="30"/>
-          <w:lang w:eastAsia="en-IN"/>
-          <w14:ligatures w14:val="none"/>
-        </w:rPr>
-      </w:pPr>
-      <w:r>
-        <w:rPr>
-          <w:rFonts w:ascii="Source Sans Pro" w:eastAsia="Times New Roman" w:hAnsi="Source Sans Pro" w:cs="Times New Roman"/>
-          <w:color w:val="222222"/>
-          <w:kern w:val="0"/>
-          <w:sz w:val="30"/>
-          <w:szCs w:val="30"/>
-          <w:lang w:eastAsia="en-IN"/>
-          <w14:ligatures w14:val="none"/>
-        </w:rPr>
-        <w:t>To include you can</w:t>
-      </w:r>
-    </w:p>
-    <w:p>
-      <w:pPr>
-        <w:numPr>
-          <w:ilvl w:val="0"/>
-          <w:numId w:val="16"/>
-        </w:numPr>
-        <w:shd w:val="clear" w:color="auto" w:fill="FFFFFF"/>
-        <w:spacing w:before="100" w:beforeAutospacing="1" w:after="100" w:afterAutospacing="1" w:line="240" w:lineRule="auto"/>
-        <w:rPr>
-          <w:rFonts w:ascii="Source Sans Pro" w:eastAsia="Times New Roman" w:hAnsi="Source Sans Pro" w:cs="Times New Roman"/>
-          <w:color w:val="222222"/>
-          <w:kern w:val="0"/>
-          <w:sz w:val="30"/>
-          <w:szCs w:val="30"/>
-          <w:lang w:eastAsia="en-IN"/>
-          <w14:ligatures w14:val="none"/>
-        </w:rPr>
-      </w:pPr>
-      <w:r>
-        <w:rPr>
-          <w:rFonts w:ascii="Source Sans Pro" w:eastAsia="Times New Roman" w:hAnsi="Source Sans Pro" w:cs="Times New Roman"/>
-          <w:color w:val="222222"/>
-          <w:kern w:val="0"/>
-          <w:sz w:val="30"/>
-          <w:szCs w:val="30"/>
-          <w:lang w:eastAsia="en-IN"/>
-          <w14:ligatures w14:val="none"/>
-        </w:rPr>
-        <w:t>Select the members</w:t>
-      </w:r>
-    </w:p>
-    <w:p>
-      <w:pPr>
-        <w:numPr>
-          <w:ilvl w:val="0"/>
-          <w:numId w:val="16"/>
-        </w:numPr>
-        <w:shd w:val="clear" w:color="auto" w:fill="FFFFFF"/>
-        <w:spacing w:before="100" w:beforeAutospacing="1" w:after="100" w:afterAutospacing="1" w:line="240" w:lineRule="auto"/>
-        <w:rPr>
-          <w:rFonts w:ascii="Source Sans Pro" w:eastAsia="Times New Roman" w:hAnsi="Source Sans Pro" w:cs="Times New Roman"/>
-          <w:color w:val="222222"/>
-          <w:kern w:val="0"/>
-          <w:sz w:val="30"/>
-          <w:szCs w:val="30"/>
-          <w:lang w:eastAsia="en-IN"/>
-          <w14:ligatures w14:val="none"/>
-        </w:rPr>
-      </w:pPr>
-      <w:r>
-        <w:rPr>
-          <w:rFonts w:ascii="Source Sans Pro" w:eastAsia="Times New Roman" w:hAnsi="Source Sans Pro" w:cs="Times New Roman"/>
-          <w:color w:val="222222"/>
-          <w:kern w:val="0"/>
-          <w:sz w:val="30"/>
-          <w:szCs w:val="30"/>
-          <w:lang w:eastAsia="en-IN"/>
-          <w14:ligatures w14:val="none"/>
-        </w:rPr>
-        <w:t>Click on OK.</w:t>
-      </w:r>
-    </w:p>
-    <w:p>
-      <w:pPr>
-        <w:shd w:val="clear" w:color="auto" w:fill="FFFFFF"/>
-        <w:spacing w:after="100" w:afterAutospacing="1" w:line="240" w:lineRule="auto"/>
-        <w:rPr>
-          <w:rFonts w:ascii="Source Sans Pro" w:eastAsia="Times New Roman" w:hAnsi="Source Sans Pro" w:cs="Times New Roman"/>
-          <w:color w:val="222222"/>
-          <w:kern w:val="0"/>
-          <w:sz w:val="30"/>
-          <w:szCs w:val="30"/>
-          <w:lang w:eastAsia="en-IN"/>
-          <w14:ligatures w14:val="none"/>
-        </w:rPr>
-      </w:pPr>
-      <w:r>
-        <w:rPr>
-          <w:rFonts w:ascii="Source Sans Pro" w:eastAsia="Times New Roman" w:hAnsi="Source Sans Pro" w:cs="Times New Roman"/>
-          <w:noProof/>
-          <w:color w:val="222222"/>
-          <w:kern w:val="0"/>
-          <w:sz w:val="30"/>
-          <w:szCs w:val="30"/>
-          <w:lang w:eastAsia="en-IN"/>
-          <w14:ligatures w14:val="none"/>
-        </w:rPr>
-        <w:drawing>
-          <wp:inline distT="0" distB="0" distL="0" distR="0" wp14:anchorId="51978A99" wp14:editId="1B0C3CC2">
-            <wp:extent cx="5552440" cy="6802120"/>
-            <wp:effectExtent l="0" t="0" r="0" b="0"/>
-            <wp:docPr id="1185570517" name="Picture 58"/>
-            <wp:cNvGraphicFramePr>
-              <a:graphicFrameLocks xmlns:a="http://schemas.openxmlformats.org/drawingml/2006/main" noChangeAspect="1"/>
-            </wp:cNvGraphicFramePr>
-            <a:graphic xmlns:a="http://schemas.openxmlformats.org/drawingml/2006/main">
-              <a:graphicData uri="http://schemas.openxmlformats.org/drawingml/2006/picture">
-                <pic:pic xmlns:pic="http://schemas.openxmlformats.org/drawingml/2006/picture">
-                  <pic:nvPicPr>
-                    <pic:cNvPr id="0" name="Picture 88"/>
                     <pic:cNvPicPr>
                       <a:picLocks noChangeAspect="1" noChangeArrowheads="1"/>
                     </pic:cNvPicPr>
@@ -5041,15 +4671,130 @@
           <w:lang w:eastAsia="en-IN"/>
           <w14:ligatures w14:val="none"/>
         </w:rPr>
+        <w:t>The filter window has multiple options to filter ‘Category’ based on various use case. All the use cases and its filter conditions are explained below.</w:t>
+      </w:r>
+    </w:p>
+    <w:p>
+      <w:pPr>
+        <w:shd w:val="clear" w:color="auto" w:fill="FFFFFF"/>
+        <w:spacing w:after="120" w:line="600" w:lineRule="atLeast"/>
+        <w:outlineLvl w:val="1"/>
+        <w:rPr>
+          <w:rFonts w:ascii="Source Sans Pro" w:eastAsia="Times New Roman" w:hAnsi="Source Sans Pro" w:cs="Times New Roman"/>
+          <w:b/>
+          <w:bCs/>
+          <w:color w:val="222222"/>
+          <w:kern w:val="0"/>
+          <w:sz w:val="42"/>
+          <w:szCs w:val="42"/>
+          <w:lang w:eastAsia="en-IN"/>
+          <w14:ligatures w14:val="none"/>
+        </w:rPr>
+      </w:pPr>
+      <w:r>
+        <w:rPr>
+          <w:rFonts w:ascii="Source Sans Pro" w:eastAsia="Times New Roman" w:hAnsi="Source Sans Pro" w:cs="Times New Roman"/>
+          <w:b/>
+          <w:bCs/>
+          <w:color w:val="222222"/>
+          <w:kern w:val="0"/>
+          <w:sz w:val="42"/>
+          <w:szCs w:val="42"/>
+          <w:lang w:eastAsia="en-IN"/>
+          <w14:ligatures w14:val="none"/>
+        </w:rPr>
+        <w:t>Filter condition in Tableau</w:t>
+      </w:r>
+    </w:p>
+    <w:p>
+      <w:pPr>
+        <w:shd w:val="clear" w:color="auto" w:fill="FFFFFF"/>
+        <w:spacing w:after="100" w:afterAutospacing="1" w:line="240" w:lineRule="auto"/>
+        <w:rPr>
+          <w:rFonts w:ascii="Source Sans Pro" w:eastAsia="Times New Roman" w:hAnsi="Source Sans Pro" w:cs="Times New Roman"/>
+          <w:color w:val="222222"/>
+          <w:kern w:val="0"/>
+          <w:sz w:val="30"/>
+          <w:szCs w:val="30"/>
+          <w:lang w:eastAsia="en-IN"/>
+          <w14:ligatures w14:val="none"/>
+        </w:rPr>
+      </w:pPr>
+      <w:r>
+        <w:rPr>
+          <w:rFonts w:ascii="Source Sans Pro" w:eastAsia="Times New Roman" w:hAnsi="Source Sans Pro" w:cs="Times New Roman"/>
+          <w:b/>
+          <w:bCs/>
+          <w:color w:val="222222"/>
+          <w:kern w:val="0"/>
+          <w:sz w:val="30"/>
+          <w:szCs w:val="30"/>
+          <w:lang w:eastAsia="en-IN"/>
+          <w14:ligatures w14:val="none"/>
+        </w:rPr>
+        <w:t>Use Case 1: Select from List</w:t>
+      </w:r>
+    </w:p>
+    <w:p>
+      <w:pPr>
+        <w:shd w:val="clear" w:color="auto" w:fill="FFFFFF"/>
+        <w:spacing w:after="100" w:afterAutospacing="1" w:line="240" w:lineRule="auto"/>
+        <w:rPr>
+          <w:rFonts w:ascii="Source Sans Pro" w:eastAsia="Times New Roman" w:hAnsi="Source Sans Pro" w:cs="Times New Roman"/>
+          <w:color w:val="222222"/>
+          <w:kern w:val="0"/>
+          <w:sz w:val="30"/>
+          <w:szCs w:val="30"/>
+          <w:lang w:eastAsia="en-IN"/>
+          <w14:ligatures w14:val="none"/>
+        </w:rPr>
+      </w:pPr>
+      <w:r>
+        <w:rPr>
+          <w:rFonts w:ascii="Source Sans Pro" w:eastAsia="Times New Roman" w:hAnsi="Source Sans Pro" w:cs="Times New Roman"/>
+          <w:color w:val="222222"/>
+          <w:kern w:val="0"/>
+          <w:sz w:val="30"/>
+          <w:szCs w:val="30"/>
+          <w:lang w:eastAsia="en-IN"/>
+          <w14:ligatures w14:val="none"/>
+        </w:rPr>
         <w:lastRenderedPageBreak/>
-        <w:t>To exclude the selected members,</w:t>
+        <w:t>By default, filter window opens the “Select from List” option. You can include or exclude the members present in the field using this option.</w:t>
+      </w:r>
+    </w:p>
+    <w:p>
+      <w:pPr>
+        <w:shd w:val="clear" w:color="auto" w:fill="FFFFFF"/>
+        <w:spacing w:after="100" w:afterAutospacing="1" w:line="240" w:lineRule="auto"/>
+        <w:rPr>
+          <w:rFonts w:ascii="Source Sans Pro" w:eastAsia="Times New Roman" w:hAnsi="Source Sans Pro" w:cs="Times New Roman"/>
+          <w:color w:val="222222"/>
+          <w:kern w:val="0"/>
+          <w:sz w:val="30"/>
+          <w:szCs w:val="30"/>
+          <w:lang w:eastAsia="en-IN"/>
+          <w14:ligatures w14:val="none"/>
+        </w:rPr>
+      </w:pPr>
+      <w:r>
+        <w:rPr>
+          <w:rFonts w:ascii="Source Sans Pro" w:eastAsia="Times New Roman" w:hAnsi="Source Sans Pro" w:cs="Times New Roman"/>
+          <w:color w:val="222222"/>
+          <w:kern w:val="0"/>
+          <w:sz w:val="30"/>
+          <w:szCs w:val="30"/>
+          <w:lang w:eastAsia="en-IN"/>
+          <w14:ligatures w14:val="none"/>
+        </w:rPr>
+        <w:t>To include you can</w:t>
       </w:r>
     </w:p>
     <w:p>
       <w:pPr>
         <w:numPr>
           <w:ilvl w:val="0"/>
-          <w:numId w:val="17"/>
+          <w:numId w:val="16"/>
         </w:numPr>
         <w:shd w:val="clear" w:color="auto" w:fill="FFFFFF"/>
         <w:spacing w:before="100" w:beforeAutospacing="1" w:after="100" w:afterAutospacing="1" w:line="240" w:lineRule="auto"/>
@@ -5073,14 +4818,14 @@
           <w:lang w:eastAsia="en-IN"/>
           <w14:ligatures w14:val="none"/>
         </w:rPr>
-        <w:t>Click on exclude checkbox</w:t>
+        <w:t>Select the members</w:t>
       </w:r>
     </w:p>
     <w:p>
       <w:pPr>
         <w:numPr>
           <w:ilvl w:val="0"/>
-          <w:numId w:val="17"/>
+          <w:numId w:val="16"/>
         </w:numPr>
         <w:shd w:val="clear" w:color="auto" w:fill="FFFFFF"/>
         <w:spacing w:before="100" w:beforeAutospacing="1" w:after="100" w:afterAutospacing="1" w:line="240" w:lineRule="auto"/>
@@ -5104,17 +4849,13 @@
           <w:lang w:eastAsia="en-IN"/>
           <w14:ligatures w14:val="none"/>
         </w:rPr>
-        <w:t>Select the members to exclude</w:t>
-      </w:r>
-    </w:p>
-    <w:p>
-      <w:pPr>
-        <w:numPr>
-          <w:ilvl w:val="0"/>
-          <w:numId w:val="17"/>
-        </w:numPr>
-        <w:shd w:val="clear" w:color="auto" w:fill="FFFFFF"/>
-        <w:spacing w:before="100" w:beforeAutospacing="1" w:after="100" w:afterAutospacing="1" w:line="240" w:lineRule="auto"/>
+        <w:t>Click on OK.</w:t>
+      </w:r>
+    </w:p>
+    <w:p>
+      <w:pPr>
+        <w:shd w:val="clear" w:color="auto" w:fill="FFFFFF"/>
+        <w:spacing w:after="100" w:afterAutospacing="1" w:line="240" w:lineRule="auto"/>
         <w:rPr>
           <w:rFonts w:ascii="Source Sans Pro" w:eastAsia="Times New Roman" w:hAnsi="Source Sans Pro" w:cs="Times New Roman"/>
           <w:color w:val="222222"/>
@@ -5128,6 +4869,7 @@
       <w:r>
         <w:rPr>
           <w:rFonts w:ascii="Source Sans Pro" w:eastAsia="Times New Roman" w:hAnsi="Source Sans Pro" w:cs="Times New Roman"/>
+          <w:noProof/>
           <w:color w:val="222222"/>
           <w:kern w:val="0"/>
           <w:sz w:val="30"/>
@@ -5135,39 +4877,11 @@
           <w:lang w:eastAsia="en-IN"/>
           <w14:ligatures w14:val="none"/>
         </w:rPr>
-        <w:t>Click on OK.</w:t>
-      </w:r>
-    </w:p>
-    <w:p>
-      <w:pPr>
-        <w:shd w:val="clear" w:color="auto" w:fill="FFFFFF"/>
-        <w:spacing w:after="100" w:afterAutospacing="1" w:line="240" w:lineRule="auto"/>
-        <w:rPr>
-          <w:rFonts w:ascii="Source Sans Pro" w:eastAsia="Times New Roman" w:hAnsi="Source Sans Pro" w:cs="Times New Roman"/>
-          <w:color w:val="222222"/>
-          <w:kern w:val="0"/>
-          <w:sz w:val="30"/>
-          <w:szCs w:val="30"/>
-          <w:lang w:eastAsia="en-IN"/>
-          <w14:ligatures w14:val="none"/>
-        </w:rPr>
-      </w:pPr>
-      <w:r>
-        <w:rPr>
-          <w:rFonts w:ascii="Source Sans Pro" w:eastAsia="Times New Roman" w:hAnsi="Source Sans Pro" w:cs="Times New Roman"/>
-          <w:noProof/>
-          <w:color w:val="222222"/>
-          <w:kern w:val="0"/>
-          <w:sz w:val="30"/>
-          <w:szCs w:val="30"/>
-          <w:lang w:eastAsia="en-IN"/>
-          <w14:ligatures w14:val="none"/>
-        </w:rPr>
         <w:drawing>
-          <wp:inline distT="0" distB="0" distL="0" distR="0" wp14:anchorId="3DACDE2F" wp14:editId="49CB10D5">
+          <wp:inline distT="0" distB="0" distL="0" distR="0" wp14:anchorId="51978A99" wp14:editId="1B0C3CC2">
             <wp:extent cx="5552440" cy="6802120"/>
             <wp:effectExtent l="0" t="0" r="0" b="0"/>
-            <wp:docPr id="273412884" name="Picture 57"/>
+            <wp:docPr id="1185570517" name="Picture 58"/>
             <wp:cNvGraphicFramePr>
               <a:graphicFrameLocks xmlns:a="http://schemas.openxmlformats.org/drawingml/2006/main" noChangeAspect="1"/>
             </wp:cNvGraphicFramePr>
@@ -5175,7 +4889,7 @@
               <a:graphicData uri="http://schemas.openxmlformats.org/drawingml/2006/picture">
                 <pic:pic xmlns:pic="http://schemas.openxmlformats.org/drawingml/2006/picture">
                   <pic:nvPicPr>
-                    <pic:cNvPr id="0" name="Picture 89"/>
+                    <pic:cNvPr id="0" name="Picture 88"/>
                     <pic:cNvPicPr>
                       <a:picLocks noChangeAspect="1" noChangeArrowheads="1"/>
                     </pic:cNvPicPr>
@@ -5237,14 +4951,15 @@
           <w:lang w:eastAsia="en-IN"/>
           <w14:ligatures w14:val="none"/>
         </w:rPr>
-        <w:t>There are two more option in the “Select from List”.</w:t>
+        <w:lastRenderedPageBreak/>
+        <w:t>To exclude the selected members,</w:t>
       </w:r>
     </w:p>
     <w:p>
       <w:pPr>
         <w:numPr>
           <w:ilvl w:val="0"/>
-          <w:numId w:val="18"/>
+          <w:numId w:val="17"/>
         </w:numPr>
         <w:shd w:val="clear" w:color="auto" w:fill="FFFFFF"/>
         <w:spacing w:before="100" w:beforeAutospacing="1" w:after="100" w:afterAutospacing="1" w:line="240" w:lineRule="auto"/>
@@ -5268,15 +4983,14 @@
           <w:lang w:eastAsia="en-IN"/>
           <w14:ligatures w14:val="none"/>
         </w:rPr>
-        <w:lastRenderedPageBreak/>
-        <w:t>All</w:t>
+        <w:t>Click on exclude checkbox</w:t>
       </w:r>
     </w:p>
     <w:p>
       <w:pPr>
         <w:numPr>
           <w:ilvl w:val="0"/>
-          <w:numId w:val="18"/>
+          <w:numId w:val="17"/>
         </w:numPr>
         <w:shd w:val="clear" w:color="auto" w:fill="FFFFFF"/>
         <w:spacing w:before="100" w:beforeAutospacing="1" w:after="100" w:afterAutospacing="1" w:line="240" w:lineRule="auto"/>
@@ -5300,13 +5014,17 @@
           <w:lang w:eastAsia="en-IN"/>
           <w14:ligatures w14:val="none"/>
         </w:rPr>
-        <w:t>None</w:t>
-      </w:r>
-    </w:p>
-    <w:p>
-      <w:pPr>
-        <w:shd w:val="clear" w:color="auto" w:fill="FFFFFF"/>
-        <w:spacing w:after="100" w:afterAutospacing="1" w:line="240" w:lineRule="auto"/>
+        <w:t>Select the members to exclude</w:t>
+      </w:r>
+    </w:p>
+    <w:p>
+      <w:pPr>
+        <w:numPr>
+          <w:ilvl w:val="0"/>
+          <w:numId w:val="17"/>
+        </w:numPr>
+        <w:shd w:val="clear" w:color="auto" w:fill="FFFFFF"/>
+        <w:spacing w:before="100" w:beforeAutospacing="1" w:after="100" w:afterAutospacing="1" w:line="240" w:lineRule="auto"/>
         <w:rPr>
           <w:rFonts w:ascii="Source Sans Pro" w:eastAsia="Times New Roman" w:hAnsi="Source Sans Pro" w:cs="Times New Roman"/>
           <w:color w:val="222222"/>
@@ -5320,8 +5038,6 @@
       <w:r>
         <w:rPr>
           <w:rFonts w:ascii="Source Sans Pro" w:eastAsia="Times New Roman" w:hAnsi="Source Sans Pro" w:cs="Times New Roman"/>
-          <w:b/>
-          <w:bCs/>
           <w:color w:val="222222"/>
           <w:kern w:val="0"/>
           <w:sz w:val="30"/>
@@ -5329,7 +5045,7 @@
           <w:lang w:eastAsia="en-IN"/>
           <w14:ligatures w14:val="none"/>
         </w:rPr>
-        <w:t>All:</w:t>
+        <w:t>Click on OK.</w:t>
       </w:r>
     </w:p>
     <w:p>
@@ -5349,6 +5065,7 @@
       <w:r>
         <w:rPr>
           <w:rFonts w:ascii="Source Sans Pro" w:eastAsia="Times New Roman" w:hAnsi="Source Sans Pro" w:cs="Times New Roman"/>
+          <w:noProof/>
           <w:color w:val="222222"/>
           <w:kern w:val="0"/>
           <w:sz w:val="30"/>
@@ -5356,131 +5073,11 @@
           <w:lang w:eastAsia="en-IN"/>
           <w14:ligatures w14:val="none"/>
         </w:rPr>
-        <w:t>This option includes or excludes all members present in the field. In this example, all members are included by clicking on “All” option.</w:t>
-      </w:r>
-    </w:p>
-    <w:p>
-      <w:pPr>
-        <w:shd w:val="clear" w:color="auto" w:fill="FFFFFF"/>
-        <w:spacing w:after="100" w:afterAutospacing="1" w:line="240" w:lineRule="auto"/>
-        <w:rPr>
-          <w:rFonts w:ascii="Source Sans Pro" w:eastAsia="Times New Roman" w:hAnsi="Source Sans Pro" w:cs="Times New Roman"/>
-          <w:color w:val="222222"/>
-          <w:kern w:val="0"/>
-          <w:sz w:val="30"/>
-          <w:szCs w:val="30"/>
-          <w:lang w:eastAsia="en-IN"/>
-          <w14:ligatures w14:val="none"/>
-        </w:rPr>
-      </w:pPr>
-      <w:r>
-        <w:rPr>
-          <w:rFonts w:ascii="Source Sans Pro" w:eastAsia="Times New Roman" w:hAnsi="Source Sans Pro" w:cs="Times New Roman"/>
-          <w:b/>
-          <w:bCs/>
-          <w:color w:val="222222"/>
-          <w:kern w:val="0"/>
-          <w:sz w:val="30"/>
-          <w:szCs w:val="30"/>
-          <w:lang w:eastAsia="en-IN"/>
-          <w14:ligatures w14:val="none"/>
-        </w:rPr>
-        <w:t>Step 1)</w:t>
-      </w:r>
-    </w:p>
-    <w:p>
-      <w:pPr>
-        <w:numPr>
-          <w:ilvl w:val="0"/>
-          <w:numId w:val="19"/>
-        </w:numPr>
-        <w:shd w:val="clear" w:color="auto" w:fill="FFFFFF"/>
-        <w:spacing w:before="100" w:beforeAutospacing="1" w:after="100" w:afterAutospacing="1" w:line="240" w:lineRule="auto"/>
-        <w:rPr>
-          <w:rFonts w:ascii="Source Sans Pro" w:eastAsia="Times New Roman" w:hAnsi="Source Sans Pro" w:cs="Times New Roman"/>
-          <w:color w:val="222222"/>
-          <w:kern w:val="0"/>
-          <w:sz w:val="30"/>
-          <w:szCs w:val="30"/>
-          <w:lang w:eastAsia="en-IN"/>
-          <w14:ligatures w14:val="none"/>
-        </w:rPr>
-      </w:pPr>
-      <w:r>
-        <w:rPr>
-          <w:rFonts w:ascii="Source Sans Pro" w:eastAsia="Times New Roman" w:hAnsi="Source Sans Pro" w:cs="Times New Roman"/>
-          <w:color w:val="222222"/>
-          <w:kern w:val="0"/>
-          <w:sz w:val="30"/>
-          <w:szCs w:val="30"/>
-          <w:lang w:eastAsia="en-IN"/>
-          <w14:ligatures w14:val="none"/>
-        </w:rPr>
-        <w:t>Select ‘All’ option.</w:t>
-      </w:r>
-    </w:p>
-    <w:p>
-      <w:pPr>
-        <w:numPr>
-          <w:ilvl w:val="0"/>
-          <w:numId w:val="19"/>
-        </w:numPr>
-        <w:shd w:val="clear" w:color="auto" w:fill="FFFFFF"/>
-        <w:spacing w:before="100" w:beforeAutospacing="1" w:after="100" w:afterAutospacing="1" w:line="240" w:lineRule="auto"/>
-        <w:rPr>
-          <w:rFonts w:ascii="Source Sans Pro" w:eastAsia="Times New Roman" w:hAnsi="Source Sans Pro" w:cs="Times New Roman"/>
-          <w:color w:val="222222"/>
-          <w:kern w:val="0"/>
-          <w:sz w:val="30"/>
-          <w:szCs w:val="30"/>
-          <w:lang w:eastAsia="en-IN"/>
-          <w14:ligatures w14:val="none"/>
-        </w:rPr>
-      </w:pPr>
-      <w:r>
-        <w:rPr>
-          <w:rFonts w:ascii="Source Sans Pro" w:eastAsia="Times New Roman" w:hAnsi="Source Sans Pro" w:cs="Times New Roman"/>
-          <w:color w:val="222222"/>
-          <w:kern w:val="0"/>
-          <w:sz w:val="30"/>
-          <w:szCs w:val="30"/>
-          <w:lang w:eastAsia="en-IN"/>
-          <w14:ligatures w14:val="none"/>
-        </w:rPr>
-        <w:t>Click on OK</w:t>
-      </w:r>
-    </w:p>
-    <w:p>
-      <w:pPr>
-        <w:shd w:val="clear" w:color="auto" w:fill="FFFFFF"/>
-        <w:spacing w:after="100" w:afterAutospacing="1" w:line="240" w:lineRule="auto"/>
-        <w:rPr>
-          <w:rFonts w:ascii="Source Sans Pro" w:eastAsia="Times New Roman" w:hAnsi="Source Sans Pro" w:cs="Times New Roman"/>
-          <w:color w:val="222222"/>
-          <w:kern w:val="0"/>
-          <w:sz w:val="30"/>
-          <w:szCs w:val="30"/>
-          <w:lang w:eastAsia="en-IN"/>
-          <w14:ligatures w14:val="none"/>
-        </w:rPr>
-      </w:pPr>
-      <w:r>
-        <w:rPr>
-          <w:rFonts w:ascii="Source Sans Pro" w:eastAsia="Times New Roman" w:hAnsi="Source Sans Pro" w:cs="Times New Roman"/>
-          <w:noProof/>
-          <w:color w:val="222222"/>
-          <w:kern w:val="0"/>
-          <w:sz w:val="30"/>
-          <w:szCs w:val="30"/>
-          <w:lang w:eastAsia="en-IN"/>
-          <w14:ligatures w14:val="none"/>
-        </w:rPr>
-        <w:lastRenderedPageBreak/>
         <w:drawing>
-          <wp:inline distT="0" distB="0" distL="0" distR="0" wp14:anchorId="2BD4794F" wp14:editId="15CC82C7">
+          <wp:inline distT="0" distB="0" distL="0" distR="0" wp14:anchorId="3DACDE2F" wp14:editId="49CB10D5">
             <wp:extent cx="5552440" cy="6802120"/>
             <wp:effectExtent l="0" t="0" r="0" b="0"/>
-            <wp:docPr id="1473005348" name="Picture 56"/>
+            <wp:docPr id="273412884" name="Picture 57"/>
             <wp:cNvGraphicFramePr>
               <a:graphicFrameLocks xmlns:a="http://schemas.openxmlformats.org/drawingml/2006/main" noChangeAspect="1"/>
             </wp:cNvGraphicFramePr>
@@ -5488,7 +5085,7 @@
               <a:graphicData uri="http://schemas.openxmlformats.org/drawingml/2006/picture">
                 <pic:pic xmlns:pic="http://schemas.openxmlformats.org/drawingml/2006/picture">
                   <pic:nvPicPr>
-                    <pic:cNvPr id="0" name="Picture 90"/>
+                    <pic:cNvPr id="0" name="Picture 89"/>
                     <pic:cNvPicPr>
                       <a:picLocks noChangeAspect="1" noChangeArrowheads="1"/>
                     </pic:cNvPicPr>
@@ -5543,6 +5140,319 @@
       <w:r>
         <w:rPr>
           <w:rFonts w:ascii="Source Sans Pro" w:eastAsia="Times New Roman" w:hAnsi="Source Sans Pro" w:cs="Times New Roman"/>
+          <w:color w:val="222222"/>
+          <w:kern w:val="0"/>
+          <w:sz w:val="30"/>
+          <w:szCs w:val="30"/>
+          <w:lang w:eastAsia="en-IN"/>
+          <w14:ligatures w14:val="none"/>
+        </w:rPr>
+        <w:t>There are two more option in the “Select from List”.</w:t>
+      </w:r>
+    </w:p>
+    <w:p>
+      <w:pPr>
+        <w:numPr>
+          <w:ilvl w:val="0"/>
+          <w:numId w:val="18"/>
+        </w:numPr>
+        <w:shd w:val="clear" w:color="auto" w:fill="FFFFFF"/>
+        <w:spacing w:before="100" w:beforeAutospacing="1" w:after="100" w:afterAutospacing="1" w:line="240" w:lineRule="auto"/>
+        <w:rPr>
+          <w:rFonts w:ascii="Source Sans Pro" w:eastAsia="Times New Roman" w:hAnsi="Source Sans Pro" w:cs="Times New Roman"/>
+          <w:color w:val="222222"/>
+          <w:kern w:val="0"/>
+          <w:sz w:val="30"/>
+          <w:szCs w:val="30"/>
+          <w:lang w:eastAsia="en-IN"/>
+          <w14:ligatures w14:val="none"/>
+        </w:rPr>
+      </w:pPr>
+      <w:r>
+        <w:rPr>
+          <w:rFonts w:ascii="Source Sans Pro" w:eastAsia="Times New Roman" w:hAnsi="Source Sans Pro" w:cs="Times New Roman"/>
+          <w:color w:val="222222"/>
+          <w:kern w:val="0"/>
+          <w:sz w:val="30"/>
+          <w:szCs w:val="30"/>
+          <w:lang w:eastAsia="en-IN"/>
+          <w14:ligatures w14:val="none"/>
+        </w:rPr>
+        <w:lastRenderedPageBreak/>
+        <w:t>All</w:t>
+      </w:r>
+    </w:p>
+    <w:p>
+      <w:pPr>
+        <w:numPr>
+          <w:ilvl w:val="0"/>
+          <w:numId w:val="18"/>
+        </w:numPr>
+        <w:shd w:val="clear" w:color="auto" w:fill="FFFFFF"/>
+        <w:spacing w:before="100" w:beforeAutospacing="1" w:after="100" w:afterAutospacing="1" w:line="240" w:lineRule="auto"/>
+        <w:rPr>
+          <w:rFonts w:ascii="Source Sans Pro" w:eastAsia="Times New Roman" w:hAnsi="Source Sans Pro" w:cs="Times New Roman"/>
+          <w:color w:val="222222"/>
+          <w:kern w:val="0"/>
+          <w:sz w:val="30"/>
+          <w:szCs w:val="30"/>
+          <w:lang w:eastAsia="en-IN"/>
+          <w14:ligatures w14:val="none"/>
+        </w:rPr>
+      </w:pPr>
+      <w:r>
+        <w:rPr>
+          <w:rFonts w:ascii="Source Sans Pro" w:eastAsia="Times New Roman" w:hAnsi="Source Sans Pro" w:cs="Times New Roman"/>
+          <w:color w:val="222222"/>
+          <w:kern w:val="0"/>
+          <w:sz w:val="30"/>
+          <w:szCs w:val="30"/>
+          <w:lang w:eastAsia="en-IN"/>
+          <w14:ligatures w14:val="none"/>
+        </w:rPr>
+        <w:t>None</w:t>
+      </w:r>
+    </w:p>
+    <w:p>
+      <w:pPr>
+        <w:shd w:val="clear" w:color="auto" w:fill="FFFFFF"/>
+        <w:spacing w:after="100" w:afterAutospacing="1" w:line="240" w:lineRule="auto"/>
+        <w:rPr>
+          <w:rFonts w:ascii="Source Sans Pro" w:eastAsia="Times New Roman" w:hAnsi="Source Sans Pro" w:cs="Times New Roman"/>
+          <w:color w:val="222222"/>
+          <w:kern w:val="0"/>
+          <w:sz w:val="30"/>
+          <w:szCs w:val="30"/>
+          <w:lang w:eastAsia="en-IN"/>
+          <w14:ligatures w14:val="none"/>
+        </w:rPr>
+      </w:pPr>
+      <w:r>
+        <w:rPr>
+          <w:rFonts w:ascii="Source Sans Pro" w:eastAsia="Times New Roman" w:hAnsi="Source Sans Pro" w:cs="Times New Roman"/>
+          <w:b/>
+          <w:bCs/>
+          <w:color w:val="222222"/>
+          <w:kern w:val="0"/>
+          <w:sz w:val="30"/>
+          <w:szCs w:val="30"/>
+          <w:lang w:eastAsia="en-IN"/>
+          <w14:ligatures w14:val="none"/>
+        </w:rPr>
+        <w:t>All:</w:t>
+      </w:r>
+    </w:p>
+    <w:p>
+      <w:pPr>
+        <w:shd w:val="clear" w:color="auto" w:fill="FFFFFF"/>
+        <w:spacing w:after="100" w:afterAutospacing="1" w:line="240" w:lineRule="auto"/>
+        <w:rPr>
+          <w:rFonts w:ascii="Source Sans Pro" w:eastAsia="Times New Roman" w:hAnsi="Source Sans Pro" w:cs="Times New Roman"/>
+          <w:color w:val="222222"/>
+          <w:kern w:val="0"/>
+          <w:sz w:val="30"/>
+          <w:szCs w:val="30"/>
+          <w:lang w:eastAsia="en-IN"/>
+          <w14:ligatures w14:val="none"/>
+        </w:rPr>
+      </w:pPr>
+      <w:r>
+        <w:rPr>
+          <w:rFonts w:ascii="Source Sans Pro" w:eastAsia="Times New Roman" w:hAnsi="Source Sans Pro" w:cs="Times New Roman"/>
+          <w:color w:val="222222"/>
+          <w:kern w:val="0"/>
+          <w:sz w:val="30"/>
+          <w:szCs w:val="30"/>
+          <w:lang w:eastAsia="en-IN"/>
+          <w14:ligatures w14:val="none"/>
+        </w:rPr>
+        <w:t>This option includes or excludes all members present in the field. In this example, all members are included by clicking on “All” option.</w:t>
+      </w:r>
+    </w:p>
+    <w:p>
+      <w:pPr>
+        <w:shd w:val="clear" w:color="auto" w:fill="FFFFFF"/>
+        <w:spacing w:after="100" w:afterAutospacing="1" w:line="240" w:lineRule="auto"/>
+        <w:rPr>
+          <w:rFonts w:ascii="Source Sans Pro" w:eastAsia="Times New Roman" w:hAnsi="Source Sans Pro" w:cs="Times New Roman"/>
+          <w:color w:val="222222"/>
+          <w:kern w:val="0"/>
+          <w:sz w:val="30"/>
+          <w:szCs w:val="30"/>
+          <w:lang w:eastAsia="en-IN"/>
+          <w14:ligatures w14:val="none"/>
+        </w:rPr>
+      </w:pPr>
+      <w:r>
+        <w:rPr>
+          <w:rFonts w:ascii="Source Sans Pro" w:eastAsia="Times New Roman" w:hAnsi="Source Sans Pro" w:cs="Times New Roman"/>
+          <w:b/>
+          <w:bCs/>
+          <w:color w:val="222222"/>
+          <w:kern w:val="0"/>
+          <w:sz w:val="30"/>
+          <w:szCs w:val="30"/>
+          <w:lang w:eastAsia="en-IN"/>
+          <w14:ligatures w14:val="none"/>
+        </w:rPr>
+        <w:t>Step 1)</w:t>
+      </w:r>
+    </w:p>
+    <w:p>
+      <w:pPr>
+        <w:numPr>
+          <w:ilvl w:val="0"/>
+          <w:numId w:val="19"/>
+        </w:numPr>
+        <w:shd w:val="clear" w:color="auto" w:fill="FFFFFF"/>
+        <w:spacing w:before="100" w:beforeAutospacing="1" w:after="100" w:afterAutospacing="1" w:line="240" w:lineRule="auto"/>
+        <w:rPr>
+          <w:rFonts w:ascii="Source Sans Pro" w:eastAsia="Times New Roman" w:hAnsi="Source Sans Pro" w:cs="Times New Roman"/>
+          <w:color w:val="222222"/>
+          <w:kern w:val="0"/>
+          <w:sz w:val="30"/>
+          <w:szCs w:val="30"/>
+          <w:lang w:eastAsia="en-IN"/>
+          <w14:ligatures w14:val="none"/>
+        </w:rPr>
+      </w:pPr>
+      <w:r>
+        <w:rPr>
+          <w:rFonts w:ascii="Source Sans Pro" w:eastAsia="Times New Roman" w:hAnsi="Source Sans Pro" w:cs="Times New Roman"/>
+          <w:color w:val="222222"/>
+          <w:kern w:val="0"/>
+          <w:sz w:val="30"/>
+          <w:szCs w:val="30"/>
+          <w:lang w:eastAsia="en-IN"/>
+          <w14:ligatures w14:val="none"/>
+        </w:rPr>
+        <w:t>Select ‘All’ option.</w:t>
+      </w:r>
+    </w:p>
+    <w:p>
+      <w:pPr>
+        <w:numPr>
+          <w:ilvl w:val="0"/>
+          <w:numId w:val="19"/>
+        </w:numPr>
+        <w:shd w:val="clear" w:color="auto" w:fill="FFFFFF"/>
+        <w:spacing w:before="100" w:beforeAutospacing="1" w:after="100" w:afterAutospacing="1" w:line="240" w:lineRule="auto"/>
+        <w:rPr>
+          <w:rFonts w:ascii="Source Sans Pro" w:eastAsia="Times New Roman" w:hAnsi="Source Sans Pro" w:cs="Times New Roman"/>
+          <w:color w:val="222222"/>
+          <w:kern w:val="0"/>
+          <w:sz w:val="30"/>
+          <w:szCs w:val="30"/>
+          <w:lang w:eastAsia="en-IN"/>
+          <w14:ligatures w14:val="none"/>
+        </w:rPr>
+      </w:pPr>
+      <w:r>
+        <w:rPr>
+          <w:rFonts w:ascii="Source Sans Pro" w:eastAsia="Times New Roman" w:hAnsi="Source Sans Pro" w:cs="Times New Roman"/>
+          <w:color w:val="222222"/>
+          <w:kern w:val="0"/>
+          <w:sz w:val="30"/>
+          <w:szCs w:val="30"/>
+          <w:lang w:eastAsia="en-IN"/>
+          <w14:ligatures w14:val="none"/>
+        </w:rPr>
+        <w:t>Click on OK</w:t>
+      </w:r>
+    </w:p>
+    <w:p>
+      <w:pPr>
+        <w:shd w:val="clear" w:color="auto" w:fill="FFFFFF"/>
+        <w:spacing w:after="100" w:afterAutospacing="1" w:line="240" w:lineRule="auto"/>
+        <w:rPr>
+          <w:rFonts w:ascii="Source Sans Pro" w:eastAsia="Times New Roman" w:hAnsi="Source Sans Pro" w:cs="Times New Roman"/>
+          <w:color w:val="222222"/>
+          <w:kern w:val="0"/>
+          <w:sz w:val="30"/>
+          <w:szCs w:val="30"/>
+          <w:lang w:eastAsia="en-IN"/>
+          <w14:ligatures w14:val="none"/>
+        </w:rPr>
+      </w:pPr>
+      <w:r>
+        <w:rPr>
+          <w:rFonts w:ascii="Source Sans Pro" w:eastAsia="Times New Roman" w:hAnsi="Source Sans Pro" w:cs="Times New Roman"/>
+          <w:noProof/>
+          <w:color w:val="222222"/>
+          <w:kern w:val="0"/>
+          <w:sz w:val="30"/>
+          <w:szCs w:val="30"/>
+          <w:lang w:eastAsia="en-IN"/>
+          <w14:ligatures w14:val="none"/>
+        </w:rPr>
+        <w:lastRenderedPageBreak/>
+        <w:drawing>
+          <wp:inline distT="0" distB="0" distL="0" distR="0" wp14:anchorId="2BD4794F" wp14:editId="15CC82C7">
+            <wp:extent cx="5552440" cy="6802120"/>
+            <wp:effectExtent l="0" t="0" r="0" b="0"/>
+            <wp:docPr id="1473005348" name="Picture 56"/>
+            <wp:cNvGraphicFramePr>
+              <a:graphicFrameLocks xmlns:a="http://schemas.openxmlformats.org/drawingml/2006/main" noChangeAspect="1"/>
+            </wp:cNvGraphicFramePr>
+            <a:graphic xmlns:a="http://schemas.openxmlformats.org/drawingml/2006/main">
+              <a:graphicData uri="http://schemas.openxmlformats.org/drawingml/2006/picture">
+                <pic:pic xmlns:pic="http://schemas.openxmlformats.org/drawingml/2006/picture">
+                  <pic:nvPicPr>
+                    <pic:cNvPr id="0" name="Picture 90"/>
+                    <pic:cNvPicPr>
+                      <a:picLocks noChangeAspect="1" noChangeArrowheads="1"/>
+                    </pic:cNvPicPr>
+                  </pic:nvPicPr>
+                  <pic:blipFill>
+                    <a:blip r:embed="rId47">
+                      <a:extLst>
+                        <a:ext uri="{28A0092B-C50C-407E-A947-70E740481C1C}">
+                          <a14:useLocalDpi xmlns:a14="http://schemas.microsoft.com/office/drawing/2010/main" val="0"/>
+                        </a:ext>
+                      </a:extLst>
+                    </a:blip>
+                    <a:srcRect/>
+                    <a:stretch>
+                      <a:fillRect/>
+                    </a:stretch>
+                  </pic:blipFill>
+                  <pic:spPr bwMode="auto">
+                    <a:xfrm>
+                      <a:off x="0" y="0"/>
+                      <a:ext cx="5552440" cy="6802120"/>
+                    </a:xfrm>
+                    <a:prstGeom prst="rect">
+                      <a:avLst/>
+                    </a:prstGeom>
+                    <a:noFill/>
+                    <a:ln>
+                      <a:noFill/>
+                    </a:ln>
+                  </pic:spPr>
+                </pic:pic>
+              </a:graphicData>
+            </a:graphic>
+          </wp:inline>
+        </w:drawing>
+      </w:r>
+    </w:p>
+    <w:p>
+      <w:pPr>
+        <w:shd w:val="clear" w:color="auto" w:fill="FFFFFF"/>
+        <w:spacing w:after="100" w:afterAutospacing="1" w:line="240" w:lineRule="auto"/>
+        <w:rPr>
+          <w:rFonts w:ascii="Source Sans Pro" w:eastAsia="Times New Roman" w:hAnsi="Source Sans Pro" w:cs="Times New Roman"/>
+          <w:color w:val="222222"/>
+          <w:kern w:val="0"/>
+          <w:sz w:val="30"/>
+          <w:szCs w:val="30"/>
+          <w:lang w:eastAsia="en-IN"/>
+          <w14:ligatures w14:val="none"/>
+        </w:rPr>
+      </w:pPr>
+      <w:r>
+        <w:rPr>
+          <w:rFonts w:ascii="Source Sans Pro" w:eastAsia="Times New Roman" w:hAnsi="Source Sans Pro" w:cs="Times New Roman"/>
           <w:b/>
           <w:bCs/>
           <w:color w:val="222222"/>
@@ -5687,7 +5597,7 @@
                     </pic:cNvPicPr>
                   </pic:nvPicPr>
                   <pic:blipFill>
-                    <a:blip r:embed="rId47">
+                    <a:blip r:embed="rId48">
                       <a:extLst>
                         <a:ext uri="{28A0092B-C50C-407E-A947-70E740481C1C}">
                           <a14:useLocalDpi xmlns:a14="http://schemas.microsoft.com/office/drawing/2010/main" val="0"/>
@@ -5790,7 +5700,7 @@
                     </pic:cNvPicPr>
                   </pic:nvPicPr>
                   <pic:blipFill>
-                    <a:blip r:embed="rId48">
+                    <a:blip r:embed="rId49">
                       <a:extLst>
                         <a:ext uri="{28A0092B-C50C-407E-A947-70E740481C1C}">
                           <a14:useLocalDpi xmlns:a14="http://schemas.microsoft.com/office/drawing/2010/main" val="0"/>
@@ -5875,33 +5785,7 @@
           <w:lang w:eastAsia="en-IN"/>
           <w14:ligatures w14:val="none"/>
         </w:rPr>
-        <w:t>If you want clear all the selection made in the filter window and start a new selection, you can use this ‘</w:t>
-      </w:r>
-      <w:proofErr w:type="spellStart"/>
-      <w:r>
-        <w:rPr>
-          <w:rFonts w:ascii="Source Sans Pro" w:eastAsia="Times New Roman" w:hAnsi="Source Sans Pro" w:cs="Times New Roman"/>
-          <w:color w:val="222222"/>
-          <w:kern w:val="0"/>
-          <w:sz w:val="30"/>
-          <w:szCs w:val="30"/>
-          <w:lang w:eastAsia="en-IN"/>
-          <w14:ligatures w14:val="none"/>
-        </w:rPr>
-        <w:t>none’option</w:t>
-      </w:r>
-      <w:proofErr w:type="spellEnd"/>
-      <w:r>
-        <w:rPr>
-          <w:rFonts w:ascii="Source Sans Pro" w:eastAsia="Times New Roman" w:hAnsi="Source Sans Pro" w:cs="Times New Roman"/>
-          <w:color w:val="222222"/>
-          <w:kern w:val="0"/>
-          <w:sz w:val="30"/>
-          <w:szCs w:val="30"/>
-          <w:lang w:eastAsia="en-IN"/>
-          <w14:ligatures w14:val="none"/>
-        </w:rPr>
-        <w:t>. None option clears all the selection made in the filter window. Once it is cleared you can select the new members.</w:t>
+        <w:t>If you want clear all the selection made in the filter window and start a new selection, you can use this ‘none’option. None option clears all the selection made in the filter window. Once it is cleared you can select the new members.</w:t>
       </w:r>
     </w:p>
     <w:p>
@@ -6010,7 +5894,7 @@
                     </pic:cNvPicPr>
                   </pic:nvPicPr>
                   <pic:blipFill>
-                    <a:blip r:embed="rId49">
+                    <a:blip r:embed="rId50">
                       <a:extLst>
                         <a:ext uri="{28A0092B-C50C-407E-A947-70E740481C1C}">
                           <a14:useLocalDpi xmlns:a14="http://schemas.microsoft.com/office/drawing/2010/main" val="0"/>
@@ -6095,33 +5979,7 @@
           <w:lang w:eastAsia="en-IN"/>
           <w14:ligatures w14:val="none"/>
         </w:rPr>
-        <w:t xml:space="preserve">A custom value list allows the user to type the </w:t>
-      </w:r>
-      <w:proofErr w:type="gramStart"/>
-      <w:r>
-        <w:rPr>
-          <w:rFonts w:ascii="Source Sans Pro" w:eastAsia="Times New Roman" w:hAnsi="Source Sans Pro" w:cs="Times New Roman"/>
-          <w:color w:val="222222"/>
-          <w:kern w:val="0"/>
-          <w:sz w:val="30"/>
-          <w:szCs w:val="30"/>
-          <w:lang w:eastAsia="en-IN"/>
-          <w14:ligatures w14:val="none"/>
-        </w:rPr>
-        <w:t>member</w:t>
-      </w:r>
-      <w:proofErr w:type="gramEnd"/>
-      <w:r>
-        <w:rPr>
-          <w:rFonts w:ascii="Source Sans Pro" w:eastAsia="Times New Roman" w:hAnsi="Source Sans Pro" w:cs="Times New Roman"/>
-          <w:color w:val="222222"/>
-          <w:kern w:val="0"/>
-          <w:sz w:val="30"/>
-          <w:szCs w:val="30"/>
-          <w:lang w:eastAsia="en-IN"/>
-          <w14:ligatures w14:val="none"/>
-        </w:rPr>
-        <w:t xml:space="preserve"> name and filter the field accordingly. A custom value list can be created by following the given procedure.</w:t>
+        <w:t>A custom value list allows the user to type the member name and filter the field accordingly. A custom value list can be created by following the given procedure.</w:t>
       </w:r>
     </w:p>
     <w:p>
@@ -6225,33 +6083,7 @@
           <w:lang w:eastAsia="en-IN"/>
           <w14:ligatures w14:val="none"/>
         </w:rPr>
-        <w:t xml:space="preserve">Type the </w:t>
-      </w:r>
-      <w:proofErr w:type="gramStart"/>
-      <w:r>
-        <w:rPr>
-          <w:rFonts w:ascii="Source Sans Pro" w:eastAsia="Times New Roman" w:hAnsi="Source Sans Pro" w:cs="Times New Roman"/>
-          <w:color w:val="222222"/>
-          <w:kern w:val="0"/>
-          <w:sz w:val="30"/>
-          <w:szCs w:val="30"/>
-          <w:lang w:eastAsia="en-IN"/>
-          <w14:ligatures w14:val="none"/>
-        </w:rPr>
-        <w:t>member</w:t>
-      </w:r>
-      <w:proofErr w:type="gramEnd"/>
-      <w:r>
-        <w:rPr>
-          <w:rFonts w:ascii="Source Sans Pro" w:eastAsia="Times New Roman" w:hAnsi="Source Sans Pro" w:cs="Times New Roman"/>
-          <w:color w:val="222222"/>
-          <w:kern w:val="0"/>
-          <w:sz w:val="30"/>
-          <w:szCs w:val="30"/>
-          <w:lang w:eastAsia="en-IN"/>
-          <w14:ligatures w14:val="none"/>
-        </w:rPr>
-        <w:t xml:space="preserve"> name.</w:t>
+        <w:t>Type the member name.</w:t>
       </w:r>
     </w:p>
     <w:p>
@@ -6359,7 +6191,7 @@
                     </pic:cNvPicPr>
                   </pic:nvPicPr>
                   <pic:blipFill>
-                    <a:blip r:embed="rId50">
+                    <a:blip r:embed="rId51">
                       <a:extLst>
                         <a:ext uri="{28A0092B-C50C-407E-A947-70E740481C1C}">
                           <a14:useLocalDpi xmlns:a14="http://schemas.microsoft.com/office/drawing/2010/main" val="0"/>
@@ -6457,109 +6289,6 @@
                 <pic:pic xmlns:pic="http://schemas.openxmlformats.org/drawingml/2006/picture">
                   <pic:nvPicPr>
                     <pic:cNvPr id="0" name="Picture 95"/>
-                    <pic:cNvPicPr>
-                      <a:picLocks noChangeAspect="1" noChangeArrowheads="1"/>
-                    </pic:cNvPicPr>
-                  </pic:nvPicPr>
-                  <pic:blipFill>
-                    <a:blip r:embed="rId51">
-                      <a:extLst>
-                        <a:ext uri="{28A0092B-C50C-407E-A947-70E740481C1C}">
-                          <a14:useLocalDpi xmlns:a14="http://schemas.microsoft.com/office/drawing/2010/main" val="0"/>
-                        </a:ext>
-                      </a:extLst>
-                    </a:blip>
-                    <a:srcRect/>
-                    <a:stretch>
-                      <a:fillRect/>
-                    </a:stretch>
-                  </pic:blipFill>
-                  <pic:spPr bwMode="auto">
-                    <a:xfrm>
-                      <a:off x="0" y="0"/>
-                      <a:ext cx="5552440" cy="6802120"/>
-                    </a:xfrm>
-                    <a:prstGeom prst="rect">
-                      <a:avLst/>
-                    </a:prstGeom>
-                    <a:noFill/>
-                    <a:ln>
-                      <a:noFill/>
-                    </a:ln>
-                  </pic:spPr>
-                </pic:pic>
-              </a:graphicData>
-            </a:graphic>
-          </wp:inline>
-        </w:drawing>
-      </w:r>
-    </w:p>
-    <w:p>
-      <w:pPr>
-        <w:shd w:val="clear" w:color="auto" w:fill="FFFFFF"/>
-        <w:spacing w:after="100" w:afterAutospacing="1" w:line="240" w:lineRule="auto"/>
-        <w:rPr>
-          <w:rFonts w:ascii="Source Sans Pro" w:eastAsia="Times New Roman" w:hAnsi="Source Sans Pro" w:cs="Times New Roman"/>
-          <w:color w:val="222222"/>
-          <w:kern w:val="0"/>
-          <w:sz w:val="30"/>
-          <w:szCs w:val="30"/>
-          <w:lang w:eastAsia="en-IN"/>
-          <w14:ligatures w14:val="none"/>
-        </w:rPr>
-      </w:pPr>
-      <w:r>
-        <w:rPr>
-          <w:rFonts w:ascii="Source Sans Pro" w:eastAsia="Times New Roman" w:hAnsi="Source Sans Pro" w:cs="Times New Roman"/>
-          <w:color w:val="222222"/>
-          <w:kern w:val="0"/>
-          <w:sz w:val="30"/>
-          <w:szCs w:val="30"/>
-          <w:lang w:eastAsia="en-IN"/>
-          <w14:ligatures w14:val="none"/>
-        </w:rPr>
-        <w:t>Clear List option clears the customs value list.</w:t>
-      </w:r>
-    </w:p>
-    <w:p>
-      <w:pPr>
-        <w:shd w:val="clear" w:color="auto" w:fill="FFFFFF"/>
-        <w:spacing w:after="100" w:afterAutospacing="1" w:line="240" w:lineRule="auto"/>
-        <w:rPr>
-          <w:rFonts w:ascii="Source Sans Pro" w:eastAsia="Times New Roman" w:hAnsi="Source Sans Pro" w:cs="Times New Roman"/>
-          <w:color w:val="222222"/>
-          <w:kern w:val="0"/>
-          <w:sz w:val="30"/>
-          <w:szCs w:val="30"/>
-          <w:lang w:eastAsia="en-IN"/>
-          <w14:ligatures w14:val="none"/>
-        </w:rPr>
-      </w:pPr>
-      <w:r>
-        <w:rPr>
-          <w:rFonts w:ascii="Source Sans Pro" w:eastAsia="Times New Roman" w:hAnsi="Source Sans Pro" w:cs="Times New Roman"/>
-          <w:noProof/>
-          <w:color w:val="222222"/>
-          <w:kern w:val="0"/>
-          <w:sz w:val="30"/>
-          <w:szCs w:val="30"/>
-          <w:lang w:eastAsia="en-IN"/>
-          <w14:ligatures w14:val="none"/>
-        </w:rPr>
-        <w:lastRenderedPageBreak/>
-        <w:drawing>
-          <wp:inline distT="0" distB="0" distL="0" distR="0" wp14:anchorId="4BF854CD" wp14:editId="54C2230E">
-            <wp:extent cx="5552440" cy="6802120"/>
-            <wp:effectExtent l="0" t="0" r="0" b="0"/>
-            <wp:docPr id="463127655" name="Picture 50"/>
-            <wp:cNvGraphicFramePr>
-              <a:graphicFrameLocks xmlns:a="http://schemas.openxmlformats.org/drawingml/2006/main" noChangeAspect="1"/>
-            </wp:cNvGraphicFramePr>
-            <a:graphic xmlns:a="http://schemas.openxmlformats.org/drawingml/2006/main">
-              <a:graphicData uri="http://schemas.openxmlformats.org/drawingml/2006/picture">
-                <pic:pic xmlns:pic="http://schemas.openxmlformats.org/drawingml/2006/picture">
-                  <pic:nvPicPr>
-                    <pic:cNvPr id="0" name="Picture 96"/>
                     <pic:cNvPicPr>
                       <a:picLocks noChangeAspect="1" noChangeArrowheads="1"/>
                     </pic:cNvPicPr>
@@ -6614,6 +6343,109 @@
       <w:r>
         <w:rPr>
           <w:rFonts w:ascii="Source Sans Pro" w:eastAsia="Times New Roman" w:hAnsi="Source Sans Pro" w:cs="Times New Roman"/>
+          <w:color w:val="222222"/>
+          <w:kern w:val="0"/>
+          <w:sz w:val="30"/>
+          <w:szCs w:val="30"/>
+          <w:lang w:eastAsia="en-IN"/>
+          <w14:ligatures w14:val="none"/>
+        </w:rPr>
+        <w:t>Clear List option clears the customs value list.</w:t>
+      </w:r>
+    </w:p>
+    <w:p>
+      <w:pPr>
+        <w:shd w:val="clear" w:color="auto" w:fill="FFFFFF"/>
+        <w:spacing w:after="100" w:afterAutospacing="1" w:line="240" w:lineRule="auto"/>
+        <w:rPr>
+          <w:rFonts w:ascii="Source Sans Pro" w:eastAsia="Times New Roman" w:hAnsi="Source Sans Pro" w:cs="Times New Roman"/>
+          <w:color w:val="222222"/>
+          <w:kern w:val="0"/>
+          <w:sz w:val="30"/>
+          <w:szCs w:val="30"/>
+          <w:lang w:eastAsia="en-IN"/>
+          <w14:ligatures w14:val="none"/>
+        </w:rPr>
+      </w:pPr>
+      <w:r>
+        <w:rPr>
+          <w:rFonts w:ascii="Source Sans Pro" w:eastAsia="Times New Roman" w:hAnsi="Source Sans Pro" w:cs="Times New Roman"/>
+          <w:noProof/>
+          <w:color w:val="222222"/>
+          <w:kern w:val="0"/>
+          <w:sz w:val="30"/>
+          <w:szCs w:val="30"/>
+          <w:lang w:eastAsia="en-IN"/>
+          <w14:ligatures w14:val="none"/>
+        </w:rPr>
+        <w:lastRenderedPageBreak/>
+        <w:drawing>
+          <wp:inline distT="0" distB="0" distL="0" distR="0" wp14:anchorId="4BF854CD" wp14:editId="54C2230E">
+            <wp:extent cx="5552440" cy="6802120"/>
+            <wp:effectExtent l="0" t="0" r="0" b="0"/>
+            <wp:docPr id="463127655" name="Picture 50"/>
+            <wp:cNvGraphicFramePr>
+              <a:graphicFrameLocks xmlns:a="http://schemas.openxmlformats.org/drawingml/2006/main" noChangeAspect="1"/>
+            </wp:cNvGraphicFramePr>
+            <a:graphic xmlns:a="http://schemas.openxmlformats.org/drawingml/2006/main">
+              <a:graphicData uri="http://schemas.openxmlformats.org/drawingml/2006/picture">
+                <pic:pic xmlns:pic="http://schemas.openxmlformats.org/drawingml/2006/picture">
+                  <pic:nvPicPr>
+                    <pic:cNvPr id="0" name="Picture 96"/>
+                    <pic:cNvPicPr>
+                      <a:picLocks noChangeAspect="1" noChangeArrowheads="1"/>
+                    </pic:cNvPicPr>
+                  </pic:nvPicPr>
+                  <pic:blipFill>
+                    <a:blip r:embed="rId53">
+                      <a:extLst>
+                        <a:ext uri="{28A0092B-C50C-407E-A947-70E740481C1C}">
+                          <a14:useLocalDpi xmlns:a14="http://schemas.microsoft.com/office/drawing/2010/main" val="0"/>
+                        </a:ext>
+                      </a:extLst>
+                    </a:blip>
+                    <a:srcRect/>
+                    <a:stretch>
+                      <a:fillRect/>
+                    </a:stretch>
+                  </pic:blipFill>
+                  <pic:spPr bwMode="auto">
+                    <a:xfrm>
+                      <a:off x="0" y="0"/>
+                      <a:ext cx="5552440" cy="6802120"/>
+                    </a:xfrm>
+                    <a:prstGeom prst="rect">
+                      <a:avLst/>
+                    </a:prstGeom>
+                    <a:noFill/>
+                    <a:ln>
+                      <a:noFill/>
+                    </a:ln>
+                  </pic:spPr>
+                </pic:pic>
+              </a:graphicData>
+            </a:graphic>
+          </wp:inline>
+        </w:drawing>
+      </w:r>
+    </w:p>
+    <w:p>
+      <w:pPr>
+        <w:shd w:val="clear" w:color="auto" w:fill="FFFFFF"/>
+        <w:spacing w:after="100" w:afterAutospacing="1" w:line="240" w:lineRule="auto"/>
+        <w:rPr>
+          <w:rFonts w:ascii="Source Sans Pro" w:eastAsia="Times New Roman" w:hAnsi="Source Sans Pro" w:cs="Times New Roman"/>
+          <w:color w:val="222222"/>
+          <w:kern w:val="0"/>
+          <w:sz w:val="30"/>
+          <w:szCs w:val="30"/>
+          <w:lang w:eastAsia="en-IN"/>
+          <w14:ligatures w14:val="none"/>
+        </w:rPr>
+      </w:pPr>
+      <w:r>
+        <w:rPr>
+          <w:rFonts w:ascii="Source Sans Pro" w:eastAsia="Times New Roman" w:hAnsi="Source Sans Pro" w:cs="Times New Roman"/>
           <w:b/>
           <w:bCs/>
           <w:color w:val="222222"/>
@@ -6697,7 +6529,7 @@
                     </pic:cNvPicPr>
                   </pic:nvPicPr>
                   <pic:blipFill>
-                    <a:blip r:embed="rId53">
+                    <a:blip r:embed="rId54">
                       <a:extLst>
                         <a:ext uri="{28A0092B-C50C-407E-A947-70E740481C1C}">
                           <a14:useLocalDpi xmlns:a14="http://schemas.microsoft.com/office/drawing/2010/main" val="0"/>
@@ -6880,33 +6712,7 @@
                 <w:lang w:eastAsia="en-IN"/>
                 <w14:ligatures w14:val="none"/>
               </w:rPr>
-              <w:t xml:space="preserve">Select the members if the </w:t>
-            </w:r>
-            <w:proofErr w:type="gramStart"/>
-            <w:r>
-              <w:rPr>
-                <w:rFonts w:ascii="Source Sans Pro" w:eastAsia="Times New Roman" w:hAnsi="Source Sans Pro" w:cs="Times New Roman"/>
-                <w:color w:val="222222"/>
-                <w:kern w:val="0"/>
-                <w:sz w:val="30"/>
-                <w:szCs w:val="30"/>
-                <w:lang w:eastAsia="en-IN"/>
-                <w14:ligatures w14:val="none"/>
-              </w:rPr>
-              <w:t>member</w:t>
-            </w:r>
-            <w:proofErr w:type="gramEnd"/>
-            <w:r>
-              <w:rPr>
-                <w:rFonts w:ascii="Source Sans Pro" w:eastAsia="Times New Roman" w:hAnsi="Source Sans Pro" w:cs="Times New Roman"/>
-                <w:color w:val="222222"/>
-                <w:kern w:val="0"/>
-                <w:sz w:val="30"/>
-                <w:szCs w:val="30"/>
-                <w:lang w:eastAsia="en-IN"/>
-                <w14:ligatures w14:val="none"/>
-              </w:rPr>
-              <w:t xml:space="preserve"> name contains typed characters.</w:t>
+              <w:t>Select the members if the member name contains typed characters.</w:t>
             </w:r>
           </w:p>
         </w:tc>
@@ -6990,33 +6796,7 @@
                 <w:lang w:eastAsia="en-IN"/>
                 <w14:ligatures w14:val="none"/>
               </w:rPr>
-              <w:t xml:space="preserve">Select the members if the </w:t>
-            </w:r>
-            <w:proofErr w:type="gramStart"/>
-            <w:r>
-              <w:rPr>
-                <w:rFonts w:ascii="Source Sans Pro" w:eastAsia="Times New Roman" w:hAnsi="Source Sans Pro" w:cs="Times New Roman"/>
-                <w:color w:val="222222"/>
-                <w:kern w:val="0"/>
-                <w:sz w:val="30"/>
-                <w:szCs w:val="30"/>
-                <w:lang w:eastAsia="en-IN"/>
-                <w14:ligatures w14:val="none"/>
-              </w:rPr>
-              <w:t>member</w:t>
-            </w:r>
-            <w:proofErr w:type="gramEnd"/>
-            <w:r>
-              <w:rPr>
-                <w:rFonts w:ascii="Source Sans Pro" w:eastAsia="Times New Roman" w:hAnsi="Source Sans Pro" w:cs="Times New Roman"/>
-                <w:color w:val="222222"/>
-                <w:kern w:val="0"/>
-                <w:sz w:val="30"/>
-                <w:szCs w:val="30"/>
-                <w:lang w:eastAsia="en-IN"/>
-                <w14:ligatures w14:val="none"/>
-              </w:rPr>
-              <w:t xml:space="preserve"> name starts with typed characters.</w:t>
+              <w:t>Select the members if the member name starts with typed characters.</w:t>
             </w:r>
           </w:p>
         </w:tc>
@@ -7101,33 +6881,7 @@
                 <w:lang w:eastAsia="en-IN"/>
                 <w14:ligatures w14:val="none"/>
               </w:rPr>
-              <w:t xml:space="preserve">Select the members if the </w:t>
-            </w:r>
-            <w:proofErr w:type="gramStart"/>
-            <w:r>
-              <w:rPr>
-                <w:rFonts w:ascii="Source Sans Pro" w:eastAsia="Times New Roman" w:hAnsi="Source Sans Pro" w:cs="Times New Roman"/>
-                <w:color w:val="222222"/>
-                <w:kern w:val="0"/>
-                <w:sz w:val="30"/>
-                <w:szCs w:val="30"/>
-                <w:lang w:eastAsia="en-IN"/>
-                <w14:ligatures w14:val="none"/>
-              </w:rPr>
-              <w:t>member</w:t>
-            </w:r>
-            <w:proofErr w:type="gramEnd"/>
-            <w:r>
-              <w:rPr>
-                <w:rFonts w:ascii="Source Sans Pro" w:eastAsia="Times New Roman" w:hAnsi="Source Sans Pro" w:cs="Times New Roman"/>
-                <w:color w:val="222222"/>
-                <w:kern w:val="0"/>
-                <w:sz w:val="30"/>
-                <w:szCs w:val="30"/>
-                <w:lang w:eastAsia="en-IN"/>
-                <w14:ligatures w14:val="none"/>
-              </w:rPr>
-              <w:t xml:space="preserve"> name ends with typed characters.</w:t>
+              <w:t>Select the members if the member name ends with typed characters.</w:t>
             </w:r>
           </w:p>
         </w:tc>
@@ -7211,33 +6965,7 @@
                 <w:lang w:eastAsia="en-IN"/>
                 <w14:ligatures w14:val="none"/>
               </w:rPr>
-              <w:t xml:space="preserve">Select the members if the </w:t>
-            </w:r>
-            <w:proofErr w:type="gramStart"/>
-            <w:r>
-              <w:rPr>
-                <w:rFonts w:ascii="Source Sans Pro" w:eastAsia="Times New Roman" w:hAnsi="Source Sans Pro" w:cs="Times New Roman"/>
-                <w:color w:val="222222"/>
-                <w:kern w:val="0"/>
-                <w:sz w:val="30"/>
-                <w:szCs w:val="30"/>
-                <w:lang w:eastAsia="en-IN"/>
-                <w14:ligatures w14:val="none"/>
-              </w:rPr>
-              <w:t>member</w:t>
-            </w:r>
-            <w:proofErr w:type="gramEnd"/>
-            <w:r>
-              <w:rPr>
-                <w:rFonts w:ascii="Source Sans Pro" w:eastAsia="Times New Roman" w:hAnsi="Source Sans Pro" w:cs="Times New Roman"/>
-                <w:color w:val="222222"/>
-                <w:kern w:val="0"/>
-                <w:sz w:val="30"/>
-                <w:szCs w:val="30"/>
-                <w:lang w:eastAsia="en-IN"/>
-                <w14:ligatures w14:val="none"/>
-              </w:rPr>
-              <w:t xml:space="preserve"> name exactly matches with typed characters.</w:t>
+              <w:t>Select the members if the member name exactly matches with typed characters.</w:t>
             </w:r>
           </w:p>
         </w:tc>
@@ -7440,7 +7168,7 @@
                     </pic:cNvPicPr>
                   </pic:nvPicPr>
                   <pic:blipFill>
-                    <a:blip r:embed="rId54">
+                    <a:blip r:embed="rId55">
                       <a:extLst>
                         <a:ext uri="{28A0092B-C50C-407E-A947-70E740481C1C}">
                           <a14:useLocalDpi xmlns:a14="http://schemas.microsoft.com/office/drawing/2010/main" val="0"/>
@@ -7818,7 +7546,7 @@
                     </pic:cNvPicPr>
                   </pic:nvPicPr>
                   <pic:blipFill>
-                    <a:blip r:embed="rId55">
+                    <a:blip r:embed="rId56">
                       <a:extLst>
                         <a:ext uri="{28A0092B-C50C-407E-A947-70E740481C1C}">
                           <a14:useLocalDpi xmlns:a14="http://schemas.microsoft.com/office/drawing/2010/main" val="0"/>
@@ -7977,7 +7705,7 @@
                     </pic:cNvPicPr>
                   </pic:nvPicPr>
                   <pic:blipFill>
-                    <a:blip r:embed="rId56">
+                    <a:blip r:embed="rId57">
                       <a:extLst>
                         <a:ext uri="{28A0092B-C50C-407E-A947-70E740481C1C}">
                           <a14:useLocalDpi xmlns:a14="http://schemas.microsoft.com/office/drawing/2010/main" val="0"/>
@@ -8229,285 +7957,6 @@
                 <pic:pic xmlns:pic="http://schemas.openxmlformats.org/drawingml/2006/picture">
                   <pic:nvPicPr>
                     <pic:cNvPr id="0" name="Picture 101"/>
-                    <pic:cNvPicPr>
-                      <a:picLocks noChangeAspect="1" noChangeArrowheads="1"/>
-                    </pic:cNvPicPr>
-                  </pic:nvPicPr>
-                  <pic:blipFill>
-                    <a:blip r:embed="rId57">
-                      <a:extLst>
-                        <a:ext uri="{28A0092B-C50C-407E-A947-70E740481C1C}">
-                          <a14:useLocalDpi xmlns:a14="http://schemas.microsoft.com/office/drawing/2010/main" val="0"/>
-                        </a:ext>
-                      </a:extLst>
-                    </a:blip>
-                    <a:srcRect/>
-                    <a:stretch>
-                      <a:fillRect/>
-                    </a:stretch>
-                  </pic:blipFill>
-                  <pic:spPr bwMode="auto">
-                    <a:xfrm>
-                      <a:off x="0" y="0"/>
-                      <a:ext cx="5552440" cy="6802120"/>
-                    </a:xfrm>
-                    <a:prstGeom prst="rect">
-                      <a:avLst/>
-                    </a:prstGeom>
-                    <a:noFill/>
-                    <a:ln>
-                      <a:noFill/>
-                    </a:ln>
-                  </pic:spPr>
-                </pic:pic>
-              </a:graphicData>
-            </a:graphic>
-          </wp:inline>
-        </w:drawing>
-      </w:r>
-    </w:p>
-    <w:p>
-      <w:pPr>
-        <w:shd w:val="clear" w:color="auto" w:fill="FFFFFF"/>
-        <w:spacing w:after="100" w:afterAutospacing="1" w:line="240" w:lineRule="auto"/>
-        <w:rPr>
-          <w:rFonts w:ascii="Source Sans Pro" w:eastAsia="Times New Roman" w:hAnsi="Source Sans Pro" w:cs="Times New Roman"/>
-          <w:color w:val="222222"/>
-          <w:kern w:val="0"/>
-          <w:sz w:val="30"/>
-          <w:szCs w:val="30"/>
-          <w:lang w:eastAsia="en-IN"/>
-          <w14:ligatures w14:val="none"/>
-        </w:rPr>
-      </w:pPr>
-      <w:r>
-        <w:rPr>
-          <w:rFonts w:ascii="Source Sans Pro" w:eastAsia="Times New Roman" w:hAnsi="Source Sans Pro" w:cs="Times New Roman"/>
-          <w:color w:val="222222"/>
-          <w:kern w:val="0"/>
-          <w:sz w:val="30"/>
-          <w:szCs w:val="30"/>
-          <w:lang w:eastAsia="en-IN"/>
-          <w14:ligatures w14:val="none"/>
-        </w:rPr>
-        <w:t>In the above example, the written formula filters the data where sum of sales is greater than 1000.</w:t>
-      </w:r>
-    </w:p>
-    <w:p>
-      <w:pPr>
-        <w:shd w:val="clear" w:color="auto" w:fill="FFFFFF"/>
-        <w:spacing w:after="100" w:afterAutospacing="1" w:line="240" w:lineRule="auto"/>
-        <w:rPr>
-          <w:rFonts w:ascii="Source Sans Pro" w:eastAsia="Times New Roman" w:hAnsi="Source Sans Pro" w:cs="Times New Roman"/>
-          <w:color w:val="222222"/>
-          <w:kern w:val="0"/>
-          <w:sz w:val="30"/>
-          <w:szCs w:val="30"/>
-          <w:lang w:eastAsia="en-IN"/>
-          <w14:ligatures w14:val="none"/>
-        </w:rPr>
-      </w:pPr>
-      <w:r>
-        <w:rPr>
-          <w:rFonts w:ascii="Source Sans Pro" w:eastAsia="Times New Roman" w:hAnsi="Source Sans Pro" w:cs="Times New Roman"/>
-          <w:b/>
-          <w:bCs/>
-          <w:color w:val="222222"/>
-          <w:kern w:val="0"/>
-          <w:sz w:val="30"/>
-          <w:szCs w:val="30"/>
-          <w:lang w:eastAsia="en-IN"/>
-          <w14:ligatures w14:val="none"/>
-        </w:rPr>
-        <w:t>Use Case 6: Top or bottom filters</w:t>
-      </w:r>
-    </w:p>
-    <w:p>
-      <w:pPr>
-        <w:shd w:val="clear" w:color="auto" w:fill="FFFFFF"/>
-        <w:spacing w:after="100" w:afterAutospacing="1" w:line="240" w:lineRule="auto"/>
-        <w:rPr>
-          <w:rFonts w:ascii="Source Sans Pro" w:eastAsia="Times New Roman" w:hAnsi="Source Sans Pro" w:cs="Times New Roman"/>
-          <w:color w:val="222222"/>
-          <w:kern w:val="0"/>
-          <w:sz w:val="30"/>
-          <w:szCs w:val="30"/>
-          <w:lang w:eastAsia="en-IN"/>
-          <w14:ligatures w14:val="none"/>
-        </w:rPr>
-      </w:pPr>
-      <w:r>
-        <w:rPr>
-          <w:rFonts w:ascii="Source Sans Pro" w:eastAsia="Times New Roman" w:hAnsi="Source Sans Pro" w:cs="Times New Roman"/>
-          <w:color w:val="222222"/>
-          <w:kern w:val="0"/>
-          <w:sz w:val="30"/>
-          <w:szCs w:val="30"/>
-          <w:lang w:eastAsia="en-IN"/>
-          <w14:ligatures w14:val="none"/>
-        </w:rPr>
-        <w:t>This option is used to select top or bottom ‘n’ number of records.</w:t>
-      </w:r>
-    </w:p>
-    <w:p>
-      <w:pPr>
-        <w:shd w:val="clear" w:color="auto" w:fill="FFFFFF"/>
-        <w:spacing w:after="100" w:afterAutospacing="1" w:line="240" w:lineRule="auto"/>
-        <w:rPr>
-          <w:rFonts w:ascii="Source Sans Pro" w:eastAsia="Times New Roman" w:hAnsi="Source Sans Pro" w:cs="Times New Roman"/>
-          <w:color w:val="222222"/>
-          <w:kern w:val="0"/>
-          <w:sz w:val="30"/>
-          <w:szCs w:val="30"/>
-          <w:lang w:eastAsia="en-IN"/>
-          <w14:ligatures w14:val="none"/>
-        </w:rPr>
-      </w:pPr>
-      <w:r>
-        <w:rPr>
-          <w:rFonts w:ascii="Source Sans Pro" w:eastAsia="Times New Roman" w:hAnsi="Source Sans Pro" w:cs="Times New Roman"/>
-          <w:b/>
-          <w:bCs/>
-          <w:color w:val="222222"/>
-          <w:kern w:val="0"/>
-          <w:sz w:val="30"/>
-          <w:szCs w:val="30"/>
-          <w:lang w:eastAsia="en-IN"/>
-          <w14:ligatures w14:val="none"/>
-        </w:rPr>
-        <w:t>By Field:</w:t>
-      </w:r>
-    </w:p>
-    <w:p>
-      <w:pPr>
-        <w:shd w:val="clear" w:color="auto" w:fill="FFFFFF"/>
-        <w:spacing w:after="100" w:afterAutospacing="1" w:line="240" w:lineRule="auto"/>
-        <w:rPr>
-          <w:rFonts w:ascii="Source Sans Pro" w:eastAsia="Times New Roman" w:hAnsi="Source Sans Pro" w:cs="Times New Roman"/>
-          <w:color w:val="222222"/>
-          <w:kern w:val="0"/>
-          <w:sz w:val="30"/>
-          <w:szCs w:val="30"/>
-          <w:lang w:eastAsia="en-IN"/>
-          <w14:ligatures w14:val="none"/>
-        </w:rPr>
-      </w:pPr>
-      <w:r>
-        <w:rPr>
-          <w:rFonts w:ascii="Source Sans Pro" w:eastAsia="Times New Roman" w:hAnsi="Source Sans Pro" w:cs="Times New Roman"/>
-          <w:b/>
-          <w:bCs/>
-          <w:color w:val="222222"/>
-          <w:kern w:val="0"/>
-          <w:sz w:val="30"/>
-          <w:szCs w:val="30"/>
-          <w:lang w:eastAsia="en-IN"/>
-          <w14:ligatures w14:val="none"/>
-        </w:rPr>
-        <w:lastRenderedPageBreak/>
-        <w:t>Step 1)</w:t>
-      </w:r>
-    </w:p>
-    <w:p>
-      <w:pPr>
-        <w:numPr>
-          <w:ilvl w:val="0"/>
-          <w:numId w:val="26"/>
-        </w:numPr>
-        <w:shd w:val="clear" w:color="auto" w:fill="FFFFFF"/>
-        <w:spacing w:before="100" w:beforeAutospacing="1" w:after="100" w:afterAutospacing="1" w:line="240" w:lineRule="auto"/>
-        <w:rPr>
-          <w:rFonts w:ascii="Source Sans Pro" w:eastAsia="Times New Roman" w:hAnsi="Source Sans Pro" w:cs="Times New Roman"/>
-          <w:color w:val="222222"/>
-          <w:kern w:val="0"/>
-          <w:sz w:val="30"/>
-          <w:szCs w:val="30"/>
-          <w:lang w:eastAsia="en-IN"/>
-          <w14:ligatures w14:val="none"/>
-        </w:rPr>
-      </w:pPr>
-      <w:r>
-        <w:rPr>
-          <w:rFonts w:ascii="Source Sans Pro" w:eastAsia="Times New Roman" w:hAnsi="Source Sans Pro" w:cs="Times New Roman"/>
-          <w:color w:val="222222"/>
-          <w:kern w:val="0"/>
-          <w:sz w:val="30"/>
-          <w:szCs w:val="30"/>
-          <w:lang w:eastAsia="en-IN"/>
-          <w14:ligatures w14:val="none"/>
-        </w:rPr>
-        <w:t>Select ‘Top’ tab from the filter window.</w:t>
-      </w:r>
-    </w:p>
-    <w:p>
-      <w:pPr>
-        <w:numPr>
-          <w:ilvl w:val="0"/>
-          <w:numId w:val="26"/>
-        </w:numPr>
-        <w:shd w:val="clear" w:color="auto" w:fill="FFFFFF"/>
-        <w:spacing w:before="100" w:beforeAutospacing="1" w:after="100" w:afterAutospacing="1" w:line="240" w:lineRule="auto"/>
-        <w:rPr>
-          <w:rFonts w:ascii="Source Sans Pro" w:eastAsia="Times New Roman" w:hAnsi="Source Sans Pro" w:cs="Times New Roman"/>
-          <w:color w:val="222222"/>
-          <w:kern w:val="0"/>
-          <w:sz w:val="30"/>
-          <w:szCs w:val="30"/>
-          <w:lang w:eastAsia="en-IN"/>
-          <w14:ligatures w14:val="none"/>
-        </w:rPr>
-      </w:pPr>
-      <w:r>
-        <w:rPr>
-          <w:rFonts w:ascii="Source Sans Pro" w:eastAsia="Times New Roman" w:hAnsi="Source Sans Pro" w:cs="Times New Roman"/>
-          <w:color w:val="222222"/>
-          <w:kern w:val="0"/>
-          <w:sz w:val="30"/>
-          <w:szCs w:val="30"/>
-          <w:lang w:eastAsia="en-IN"/>
-          <w14:ligatures w14:val="none"/>
-        </w:rPr>
-        <w:t>Click on radio button ‘By field’.</w:t>
-      </w:r>
-    </w:p>
-    <w:p>
-      <w:pPr>
-        <w:shd w:val="clear" w:color="auto" w:fill="FFFFFF"/>
-        <w:spacing w:after="100" w:afterAutospacing="1" w:line="240" w:lineRule="auto"/>
-        <w:rPr>
-          <w:rFonts w:ascii="Source Sans Pro" w:eastAsia="Times New Roman" w:hAnsi="Source Sans Pro" w:cs="Times New Roman"/>
-          <w:color w:val="222222"/>
-          <w:kern w:val="0"/>
-          <w:sz w:val="30"/>
-          <w:szCs w:val="30"/>
-          <w:lang w:eastAsia="en-IN"/>
-          <w14:ligatures w14:val="none"/>
-        </w:rPr>
-      </w:pPr>
-      <w:r>
-        <w:rPr>
-          <w:rFonts w:ascii="Source Sans Pro" w:eastAsia="Times New Roman" w:hAnsi="Source Sans Pro" w:cs="Times New Roman"/>
-          <w:noProof/>
-          <w:color w:val="222222"/>
-          <w:kern w:val="0"/>
-          <w:sz w:val="30"/>
-          <w:szCs w:val="30"/>
-          <w:lang w:eastAsia="en-IN"/>
-          <w14:ligatures w14:val="none"/>
-        </w:rPr>
-        <w:drawing>
-          <wp:inline distT="0" distB="0" distL="0" distR="0" wp14:anchorId="714C405A" wp14:editId="34EB559F">
-            <wp:extent cx="5552440" cy="6802120"/>
-            <wp:effectExtent l="0" t="0" r="0" b="0"/>
-            <wp:docPr id="995826415" name="Picture 44"/>
-            <wp:cNvGraphicFramePr>
-              <a:graphicFrameLocks xmlns:a="http://schemas.openxmlformats.org/drawingml/2006/main" noChangeAspect="1"/>
-            </wp:cNvGraphicFramePr>
-            <a:graphic xmlns:a="http://schemas.openxmlformats.org/drawingml/2006/main">
-              <a:graphicData uri="http://schemas.openxmlformats.org/drawingml/2006/picture">
-                <pic:pic xmlns:pic="http://schemas.openxmlformats.org/drawingml/2006/picture">
-                  <pic:nvPicPr>
-                    <pic:cNvPr id="0" name="Picture 102"/>
                     <pic:cNvPicPr>
                       <a:picLocks noChangeAspect="1" noChangeArrowheads="1"/>
                     </pic:cNvPicPr>
@@ -8562,6 +8011,285 @@
       <w:r>
         <w:rPr>
           <w:rFonts w:ascii="Source Sans Pro" w:eastAsia="Times New Roman" w:hAnsi="Source Sans Pro" w:cs="Times New Roman"/>
+          <w:color w:val="222222"/>
+          <w:kern w:val="0"/>
+          <w:sz w:val="30"/>
+          <w:szCs w:val="30"/>
+          <w:lang w:eastAsia="en-IN"/>
+          <w14:ligatures w14:val="none"/>
+        </w:rPr>
+        <w:t>In the above example, the written formula filters the data where sum of sales is greater than 1000.</w:t>
+      </w:r>
+    </w:p>
+    <w:p>
+      <w:pPr>
+        <w:shd w:val="clear" w:color="auto" w:fill="FFFFFF"/>
+        <w:spacing w:after="100" w:afterAutospacing="1" w:line="240" w:lineRule="auto"/>
+        <w:rPr>
+          <w:rFonts w:ascii="Source Sans Pro" w:eastAsia="Times New Roman" w:hAnsi="Source Sans Pro" w:cs="Times New Roman"/>
+          <w:color w:val="222222"/>
+          <w:kern w:val="0"/>
+          <w:sz w:val="30"/>
+          <w:szCs w:val="30"/>
+          <w:lang w:eastAsia="en-IN"/>
+          <w14:ligatures w14:val="none"/>
+        </w:rPr>
+      </w:pPr>
+      <w:r>
+        <w:rPr>
+          <w:rFonts w:ascii="Source Sans Pro" w:eastAsia="Times New Roman" w:hAnsi="Source Sans Pro" w:cs="Times New Roman"/>
+          <w:b/>
+          <w:bCs/>
+          <w:color w:val="222222"/>
+          <w:kern w:val="0"/>
+          <w:sz w:val="30"/>
+          <w:szCs w:val="30"/>
+          <w:lang w:eastAsia="en-IN"/>
+          <w14:ligatures w14:val="none"/>
+        </w:rPr>
+        <w:t>Use Case 6: Top or bottom filters</w:t>
+      </w:r>
+    </w:p>
+    <w:p>
+      <w:pPr>
+        <w:shd w:val="clear" w:color="auto" w:fill="FFFFFF"/>
+        <w:spacing w:after="100" w:afterAutospacing="1" w:line="240" w:lineRule="auto"/>
+        <w:rPr>
+          <w:rFonts w:ascii="Source Sans Pro" w:eastAsia="Times New Roman" w:hAnsi="Source Sans Pro" w:cs="Times New Roman"/>
+          <w:color w:val="222222"/>
+          <w:kern w:val="0"/>
+          <w:sz w:val="30"/>
+          <w:szCs w:val="30"/>
+          <w:lang w:eastAsia="en-IN"/>
+          <w14:ligatures w14:val="none"/>
+        </w:rPr>
+      </w:pPr>
+      <w:r>
+        <w:rPr>
+          <w:rFonts w:ascii="Source Sans Pro" w:eastAsia="Times New Roman" w:hAnsi="Source Sans Pro" w:cs="Times New Roman"/>
+          <w:color w:val="222222"/>
+          <w:kern w:val="0"/>
+          <w:sz w:val="30"/>
+          <w:szCs w:val="30"/>
+          <w:lang w:eastAsia="en-IN"/>
+          <w14:ligatures w14:val="none"/>
+        </w:rPr>
+        <w:t>This option is used to select top or bottom ‘n’ number of records.</w:t>
+      </w:r>
+    </w:p>
+    <w:p>
+      <w:pPr>
+        <w:shd w:val="clear" w:color="auto" w:fill="FFFFFF"/>
+        <w:spacing w:after="100" w:afterAutospacing="1" w:line="240" w:lineRule="auto"/>
+        <w:rPr>
+          <w:rFonts w:ascii="Source Sans Pro" w:eastAsia="Times New Roman" w:hAnsi="Source Sans Pro" w:cs="Times New Roman"/>
+          <w:color w:val="222222"/>
+          <w:kern w:val="0"/>
+          <w:sz w:val="30"/>
+          <w:szCs w:val="30"/>
+          <w:lang w:eastAsia="en-IN"/>
+          <w14:ligatures w14:val="none"/>
+        </w:rPr>
+      </w:pPr>
+      <w:r>
+        <w:rPr>
+          <w:rFonts w:ascii="Source Sans Pro" w:eastAsia="Times New Roman" w:hAnsi="Source Sans Pro" w:cs="Times New Roman"/>
+          <w:b/>
+          <w:bCs/>
+          <w:color w:val="222222"/>
+          <w:kern w:val="0"/>
+          <w:sz w:val="30"/>
+          <w:szCs w:val="30"/>
+          <w:lang w:eastAsia="en-IN"/>
+          <w14:ligatures w14:val="none"/>
+        </w:rPr>
+        <w:t>By Field:</w:t>
+      </w:r>
+    </w:p>
+    <w:p>
+      <w:pPr>
+        <w:shd w:val="clear" w:color="auto" w:fill="FFFFFF"/>
+        <w:spacing w:after="100" w:afterAutospacing="1" w:line="240" w:lineRule="auto"/>
+        <w:rPr>
+          <w:rFonts w:ascii="Source Sans Pro" w:eastAsia="Times New Roman" w:hAnsi="Source Sans Pro" w:cs="Times New Roman"/>
+          <w:color w:val="222222"/>
+          <w:kern w:val="0"/>
+          <w:sz w:val="30"/>
+          <w:szCs w:val="30"/>
+          <w:lang w:eastAsia="en-IN"/>
+          <w14:ligatures w14:val="none"/>
+        </w:rPr>
+      </w:pPr>
+      <w:r>
+        <w:rPr>
+          <w:rFonts w:ascii="Source Sans Pro" w:eastAsia="Times New Roman" w:hAnsi="Source Sans Pro" w:cs="Times New Roman"/>
+          <w:b/>
+          <w:bCs/>
+          <w:color w:val="222222"/>
+          <w:kern w:val="0"/>
+          <w:sz w:val="30"/>
+          <w:szCs w:val="30"/>
+          <w:lang w:eastAsia="en-IN"/>
+          <w14:ligatures w14:val="none"/>
+        </w:rPr>
+        <w:lastRenderedPageBreak/>
+        <w:t>Step 1)</w:t>
+      </w:r>
+    </w:p>
+    <w:p>
+      <w:pPr>
+        <w:numPr>
+          <w:ilvl w:val="0"/>
+          <w:numId w:val="26"/>
+        </w:numPr>
+        <w:shd w:val="clear" w:color="auto" w:fill="FFFFFF"/>
+        <w:spacing w:before="100" w:beforeAutospacing="1" w:after="100" w:afterAutospacing="1" w:line="240" w:lineRule="auto"/>
+        <w:rPr>
+          <w:rFonts w:ascii="Source Sans Pro" w:eastAsia="Times New Roman" w:hAnsi="Source Sans Pro" w:cs="Times New Roman"/>
+          <w:color w:val="222222"/>
+          <w:kern w:val="0"/>
+          <w:sz w:val="30"/>
+          <w:szCs w:val="30"/>
+          <w:lang w:eastAsia="en-IN"/>
+          <w14:ligatures w14:val="none"/>
+        </w:rPr>
+      </w:pPr>
+      <w:r>
+        <w:rPr>
+          <w:rFonts w:ascii="Source Sans Pro" w:eastAsia="Times New Roman" w:hAnsi="Source Sans Pro" w:cs="Times New Roman"/>
+          <w:color w:val="222222"/>
+          <w:kern w:val="0"/>
+          <w:sz w:val="30"/>
+          <w:szCs w:val="30"/>
+          <w:lang w:eastAsia="en-IN"/>
+          <w14:ligatures w14:val="none"/>
+        </w:rPr>
+        <w:t>Select ‘Top’ tab from the filter window.</w:t>
+      </w:r>
+    </w:p>
+    <w:p>
+      <w:pPr>
+        <w:numPr>
+          <w:ilvl w:val="0"/>
+          <w:numId w:val="26"/>
+        </w:numPr>
+        <w:shd w:val="clear" w:color="auto" w:fill="FFFFFF"/>
+        <w:spacing w:before="100" w:beforeAutospacing="1" w:after="100" w:afterAutospacing="1" w:line="240" w:lineRule="auto"/>
+        <w:rPr>
+          <w:rFonts w:ascii="Source Sans Pro" w:eastAsia="Times New Roman" w:hAnsi="Source Sans Pro" w:cs="Times New Roman"/>
+          <w:color w:val="222222"/>
+          <w:kern w:val="0"/>
+          <w:sz w:val="30"/>
+          <w:szCs w:val="30"/>
+          <w:lang w:eastAsia="en-IN"/>
+          <w14:ligatures w14:val="none"/>
+        </w:rPr>
+      </w:pPr>
+      <w:r>
+        <w:rPr>
+          <w:rFonts w:ascii="Source Sans Pro" w:eastAsia="Times New Roman" w:hAnsi="Source Sans Pro" w:cs="Times New Roman"/>
+          <w:color w:val="222222"/>
+          <w:kern w:val="0"/>
+          <w:sz w:val="30"/>
+          <w:szCs w:val="30"/>
+          <w:lang w:eastAsia="en-IN"/>
+          <w14:ligatures w14:val="none"/>
+        </w:rPr>
+        <w:t>Click on radio button ‘By field’.</w:t>
+      </w:r>
+    </w:p>
+    <w:p>
+      <w:pPr>
+        <w:shd w:val="clear" w:color="auto" w:fill="FFFFFF"/>
+        <w:spacing w:after="100" w:afterAutospacing="1" w:line="240" w:lineRule="auto"/>
+        <w:rPr>
+          <w:rFonts w:ascii="Source Sans Pro" w:eastAsia="Times New Roman" w:hAnsi="Source Sans Pro" w:cs="Times New Roman"/>
+          <w:color w:val="222222"/>
+          <w:kern w:val="0"/>
+          <w:sz w:val="30"/>
+          <w:szCs w:val="30"/>
+          <w:lang w:eastAsia="en-IN"/>
+          <w14:ligatures w14:val="none"/>
+        </w:rPr>
+      </w:pPr>
+      <w:r>
+        <w:rPr>
+          <w:rFonts w:ascii="Source Sans Pro" w:eastAsia="Times New Roman" w:hAnsi="Source Sans Pro" w:cs="Times New Roman"/>
+          <w:noProof/>
+          <w:color w:val="222222"/>
+          <w:kern w:val="0"/>
+          <w:sz w:val="30"/>
+          <w:szCs w:val="30"/>
+          <w:lang w:eastAsia="en-IN"/>
+          <w14:ligatures w14:val="none"/>
+        </w:rPr>
+        <w:drawing>
+          <wp:inline distT="0" distB="0" distL="0" distR="0" wp14:anchorId="714C405A" wp14:editId="34EB559F">
+            <wp:extent cx="5552440" cy="6802120"/>
+            <wp:effectExtent l="0" t="0" r="0" b="0"/>
+            <wp:docPr id="995826415" name="Picture 44"/>
+            <wp:cNvGraphicFramePr>
+              <a:graphicFrameLocks xmlns:a="http://schemas.openxmlformats.org/drawingml/2006/main" noChangeAspect="1"/>
+            </wp:cNvGraphicFramePr>
+            <a:graphic xmlns:a="http://schemas.openxmlformats.org/drawingml/2006/main">
+              <a:graphicData uri="http://schemas.openxmlformats.org/drawingml/2006/picture">
+                <pic:pic xmlns:pic="http://schemas.openxmlformats.org/drawingml/2006/picture">
+                  <pic:nvPicPr>
+                    <pic:cNvPr id="0" name="Picture 102"/>
+                    <pic:cNvPicPr>
+                      <a:picLocks noChangeAspect="1" noChangeArrowheads="1"/>
+                    </pic:cNvPicPr>
+                  </pic:nvPicPr>
+                  <pic:blipFill>
+                    <a:blip r:embed="rId59">
+                      <a:extLst>
+                        <a:ext uri="{28A0092B-C50C-407E-A947-70E740481C1C}">
+                          <a14:useLocalDpi xmlns:a14="http://schemas.microsoft.com/office/drawing/2010/main" val="0"/>
+                        </a:ext>
+                      </a:extLst>
+                    </a:blip>
+                    <a:srcRect/>
+                    <a:stretch>
+                      <a:fillRect/>
+                    </a:stretch>
+                  </pic:blipFill>
+                  <pic:spPr bwMode="auto">
+                    <a:xfrm>
+                      <a:off x="0" y="0"/>
+                      <a:ext cx="5552440" cy="6802120"/>
+                    </a:xfrm>
+                    <a:prstGeom prst="rect">
+                      <a:avLst/>
+                    </a:prstGeom>
+                    <a:noFill/>
+                    <a:ln>
+                      <a:noFill/>
+                    </a:ln>
+                  </pic:spPr>
+                </pic:pic>
+              </a:graphicData>
+            </a:graphic>
+          </wp:inline>
+        </w:drawing>
+      </w:r>
+    </w:p>
+    <w:p>
+      <w:pPr>
+        <w:shd w:val="clear" w:color="auto" w:fill="FFFFFF"/>
+        <w:spacing w:after="100" w:afterAutospacing="1" w:line="240" w:lineRule="auto"/>
+        <w:rPr>
+          <w:rFonts w:ascii="Source Sans Pro" w:eastAsia="Times New Roman" w:hAnsi="Source Sans Pro" w:cs="Times New Roman"/>
+          <w:color w:val="222222"/>
+          <w:kern w:val="0"/>
+          <w:sz w:val="30"/>
+          <w:szCs w:val="30"/>
+          <w:lang w:eastAsia="en-IN"/>
+          <w14:ligatures w14:val="none"/>
+        </w:rPr>
+      </w:pPr>
+      <w:r>
+        <w:rPr>
+          <w:rFonts w:ascii="Source Sans Pro" w:eastAsia="Times New Roman" w:hAnsi="Source Sans Pro" w:cs="Times New Roman"/>
           <w:b/>
           <w:bCs/>
           <w:color w:val="222222"/>
@@ -8760,7 +8488,7 @@
                     </pic:cNvPicPr>
                   </pic:nvPicPr>
                   <pic:blipFill>
-                    <a:blip r:embed="rId59">
+                    <a:blip r:embed="rId60">
                       <a:extLst>
                         <a:ext uri="{28A0092B-C50C-407E-A947-70E740481C1C}">
                           <a14:useLocalDpi xmlns:a14="http://schemas.microsoft.com/office/drawing/2010/main" val="0"/>
@@ -8856,27 +8584,7 @@
           <w:sz w:val="30"/>
           <w:szCs w:val="30"/>
         </w:rPr>
-        <w:t xml:space="preserve">A data source filter is used to filter the data in data source level. It can restrict the records present in the data set. This filter is similar to extract filter on securing the data. But data source filter and extract filter </w:t>
-      </w:r>
-      <w:proofErr w:type="gramStart"/>
-      <w:r>
-        <w:rPr>
-          <w:rFonts w:ascii="Source Sans Pro" w:hAnsi="Source Sans Pro"/>
-          <w:color w:val="222222"/>
-          <w:sz w:val="30"/>
-          <w:szCs w:val="30"/>
-        </w:rPr>
-        <w:t>is</w:t>
-      </w:r>
-      <w:proofErr w:type="gramEnd"/>
-      <w:r>
-        <w:rPr>
-          <w:rFonts w:ascii="Source Sans Pro" w:hAnsi="Source Sans Pro"/>
-          <w:color w:val="222222"/>
-          <w:sz w:val="30"/>
-          <w:szCs w:val="30"/>
-        </w:rPr>
-        <w:t xml:space="preserve"> not linked to each other. </w:t>
+        <w:t>A data source filter is used to filter the data in data source level. It can restrict the records present in the data set. This filter is similar to extract filter on securing the data. But data source filter and extract filter is not linked to each other. </w:t>
       </w:r>
       <w:r>
         <w:rPr>
@@ -8968,7 +8676,7 @@
                     </pic:cNvPicPr>
                   </pic:nvPicPr>
                   <pic:blipFill>
-                    <a:blip r:embed="rId60">
+                    <a:blip r:embed="rId61">
                       <a:extLst>
                         <a:ext uri="{28A0092B-C50C-407E-A947-70E740481C1C}">
                           <a14:useLocalDpi xmlns:a14="http://schemas.microsoft.com/office/drawing/2010/main" val="0"/>
@@ -9070,7 +8778,7 @@
                     </pic:cNvPicPr>
                   </pic:nvPicPr>
                   <pic:blipFill>
-                    <a:blip r:embed="rId61">
+                    <a:blip r:embed="rId62">
                       <a:extLst>
                         <a:ext uri="{28A0092B-C50C-407E-A947-70E740481C1C}">
                           <a14:useLocalDpi xmlns:a14="http://schemas.microsoft.com/office/drawing/2010/main" val="0"/>
@@ -9216,7 +8924,7 @@
                     </pic:cNvPicPr>
                   </pic:nvPicPr>
                   <pic:blipFill>
-                    <a:blip r:embed="rId62">
+                    <a:blip r:embed="rId63">
                       <a:extLst>
                         <a:ext uri="{28A0092B-C50C-407E-A947-70E740481C1C}">
                           <a14:useLocalDpi xmlns:a14="http://schemas.microsoft.com/office/drawing/2010/main" val="0"/>
@@ -9308,7 +9016,7 @@
                     </pic:cNvPicPr>
                   </pic:nvPicPr>
                   <pic:blipFill>
-                    <a:blip r:embed="rId63">
+                    <a:blip r:embed="rId64">
                       <a:extLst>
                         <a:ext uri="{28A0092B-C50C-407E-A947-70E740481C1C}">
                           <a14:useLocalDpi xmlns:a14="http://schemas.microsoft.com/office/drawing/2010/main" val="0"/>
@@ -9478,7 +9186,7 @@
                     </pic:cNvPicPr>
                   </pic:nvPicPr>
                   <pic:blipFill>
-                    <a:blip r:embed="rId64">
+                    <a:blip r:embed="rId65">
                       <a:extLst>
                         <a:ext uri="{28A0092B-C50C-407E-A947-70E740481C1C}">
                           <a14:useLocalDpi xmlns:a14="http://schemas.microsoft.com/office/drawing/2010/main" val="0"/>
@@ -9580,7 +9288,7 @@
                     </pic:cNvPicPr>
                   </pic:nvPicPr>
                   <pic:blipFill>
-                    <a:blip r:embed="rId65">
+                    <a:blip r:embed="rId66">
                       <a:extLst>
                         <a:ext uri="{28A0092B-C50C-407E-A947-70E740481C1C}">
                           <a14:useLocalDpi xmlns:a14="http://schemas.microsoft.com/office/drawing/2010/main" val="0"/>
@@ -9642,67 +9350,7 @@
           <w:sz w:val="30"/>
           <w:szCs w:val="30"/>
         </w:rPr>
-        <w:t xml:space="preserve"> Once the filter is selected as a context filter, the </w:t>
-      </w:r>
-      <w:proofErr w:type="spellStart"/>
-      <w:r>
-        <w:rPr>
-          <w:rFonts w:ascii="Source Sans Pro" w:hAnsi="Source Sans Pro"/>
-          <w:color w:val="222222"/>
-          <w:sz w:val="30"/>
-          <w:szCs w:val="30"/>
-        </w:rPr>
-        <w:t>color</w:t>
-      </w:r>
-      <w:proofErr w:type="spellEnd"/>
-      <w:r>
-        <w:rPr>
-          <w:rFonts w:ascii="Source Sans Pro" w:hAnsi="Source Sans Pro"/>
-          <w:color w:val="222222"/>
-          <w:sz w:val="30"/>
-          <w:szCs w:val="30"/>
-        </w:rPr>
-        <w:t xml:space="preserve"> of dimension box changes to grey </w:t>
-      </w:r>
-      <w:proofErr w:type="spellStart"/>
-      <w:r>
-        <w:rPr>
-          <w:rFonts w:ascii="Source Sans Pro" w:hAnsi="Source Sans Pro"/>
-          <w:color w:val="222222"/>
-          <w:sz w:val="30"/>
-          <w:szCs w:val="30"/>
-        </w:rPr>
-        <w:t>color</w:t>
-      </w:r>
-      <w:proofErr w:type="spellEnd"/>
-      <w:r>
-        <w:rPr>
-          <w:rFonts w:ascii="Source Sans Pro" w:hAnsi="Source Sans Pro"/>
-          <w:color w:val="222222"/>
-          <w:sz w:val="30"/>
-          <w:szCs w:val="30"/>
-        </w:rPr>
-        <w:t xml:space="preserve">. This grey </w:t>
-      </w:r>
-      <w:proofErr w:type="spellStart"/>
-      <w:r>
-        <w:rPr>
-          <w:rFonts w:ascii="Source Sans Pro" w:hAnsi="Source Sans Pro"/>
-          <w:color w:val="222222"/>
-          <w:sz w:val="30"/>
-          <w:szCs w:val="30"/>
-        </w:rPr>
-        <w:t>color</w:t>
-      </w:r>
-      <w:proofErr w:type="spellEnd"/>
-      <w:r>
-        <w:rPr>
-          <w:rFonts w:ascii="Source Sans Pro" w:hAnsi="Source Sans Pro"/>
-          <w:color w:val="222222"/>
-          <w:sz w:val="30"/>
-          <w:szCs w:val="30"/>
-        </w:rPr>
-        <w:t xml:space="preserve"> box is an indication of context filter.</w:t>
+        <w:t> Once the filter is selected as a context filter, the color of dimension box changes to grey color. This grey color box is an indication of context filter.</w:t>
       </w:r>
     </w:p>
     <w:p>
@@ -9743,7 +9391,7 @@
                     </pic:cNvPicPr>
                   </pic:nvPicPr>
                   <pic:blipFill>
-                    <a:blip r:embed="rId66">
+                    <a:blip r:embed="rId67">
                       <a:extLst>
                         <a:ext uri="{28A0092B-C50C-407E-A947-70E740481C1C}">
                           <a14:useLocalDpi xmlns:a14="http://schemas.microsoft.com/office/drawing/2010/main" val="0"/>
@@ -9817,47 +9465,7 @@
           <w:sz w:val="30"/>
           <w:szCs w:val="30"/>
         </w:rPr>
-        <w:t xml:space="preserve">Any context filter can be changed back to normal filter by selecting the “Remove from Context” option which is available when right-clicking on the dimension. The </w:t>
-      </w:r>
-      <w:proofErr w:type="spellStart"/>
-      <w:r>
-        <w:rPr>
-          <w:rFonts w:ascii="Source Sans Pro" w:hAnsi="Source Sans Pro"/>
-          <w:color w:val="222222"/>
-          <w:sz w:val="30"/>
-          <w:szCs w:val="30"/>
-        </w:rPr>
-        <w:t>color</w:t>
-      </w:r>
-      <w:proofErr w:type="spellEnd"/>
-      <w:r>
-        <w:rPr>
-          <w:rFonts w:ascii="Source Sans Pro" w:hAnsi="Source Sans Pro"/>
-          <w:color w:val="222222"/>
-          <w:sz w:val="30"/>
-          <w:szCs w:val="30"/>
-        </w:rPr>
-        <w:t xml:space="preserve"> of dimension box will also change back to blue </w:t>
-      </w:r>
-      <w:proofErr w:type="spellStart"/>
-      <w:r>
-        <w:rPr>
-          <w:rFonts w:ascii="Source Sans Pro" w:hAnsi="Source Sans Pro"/>
-          <w:color w:val="222222"/>
-          <w:sz w:val="30"/>
-          <w:szCs w:val="30"/>
-        </w:rPr>
-        <w:t>color</w:t>
-      </w:r>
-      <w:proofErr w:type="spellEnd"/>
-      <w:r>
-        <w:rPr>
-          <w:rFonts w:ascii="Source Sans Pro" w:hAnsi="Source Sans Pro"/>
-          <w:color w:val="222222"/>
-          <w:sz w:val="30"/>
-          <w:szCs w:val="30"/>
-        </w:rPr>
-        <w:t xml:space="preserve"> as an indication.</w:t>
+        <w:t>Any context filter can be changed back to normal filter by selecting the “Remove from Context” option which is available when right-clicking on the dimension. The color of dimension box will also change back to blue color as an indication.</w:t>
       </w:r>
     </w:p>
     <w:p>
@@ -9898,7 +9506,7 @@
                     </pic:cNvPicPr>
                   </pic:nvPicPr>
                   <pic:blipFill>
-                    <a:blip r:embed="rId67">
+                    <a:blip r:embed="rId68">
                       <a:extLst>
                         <a:ext uri="{28A0092B-C50C-407E-A947-70E740481C1C}">
                           <a14:useLocalDpi xmlns:a14="http://schemas.microsoft.com/office/drawing/2010/main" val="0"/>
@@ -10256,7 +9864,7 @@
                     </pic:cNvPicPr>
                   </pic:nvPicPr>
                   <pic:blipFill>
-                    <a:blip r:embed="rId68">
+                    <a:blip r:embed="rId69">
                       <a:extLst>
                         <a:ext uri="{28A0092B-C50C-407E-A947-70E740481C1C}">
                           <a14:useLocalDpi xmlns:a14="http://schemas.microsoft.com/office/drawing/2010/main" val="0"/>
@@ -10349,7 +9957,7 @@
                     </pic:cNvPicPr>
                   </pic:nvPicPr>
                   <pic:blipFill>
-                    <a:blip r:embed="rId69">
+                    <a:blip r:embed="rId70">
                       <a:extLst>
                         <a:ext uri="{28A0092B-C50C-407E-A947-70E740481C1C}">
                           <a14:useLocalDpi xmlns:a14="http://schemas.microsoft.com/office/drawing/2010/main" val="0"/>
@@ -10572,7 +10180,7 @@
                     </pic:cNvPicPr>
                   </pic:nvPicPr>
                   <pic:blipFill>
-                    <a:blip r:embed="rId70">
+                    <a:blip r:embed="rId71">
                       <a:extLst>
                         <a:ext uri="{28A0092B-C50C-407E-A947-70E740481C1C}">
                           <a14:useLocalDpi xmlns:a14="http://schemas.microsoft.com/office/drawing/2010/main" val="0"/>
@@ -10633,27 +10241,7 @@
           <w:sz w:val="30"/>
           <w:szCs w:val="30"/>
         </w:rPr>
-        <w:t xml:space="preserve"> It opens a window where you need to select the range of values. The other types of options </w:t>
-      </w:r>
-      <w:proofErr w:type="gramStart"/>
-      <w:r>
-        <w:rPr>
-          <w:rFonts w:ascii="Source Sans Pro" w:hAnsi="Source Sans Pro"/>
-          <w:color w:val="222222"/>
-          <w:sz w:val="30"/>
-          <w:szCs w:val="30"/>
-        </w:rPr>
-        <w:t>present</w:t>
-      </w:r>
-      <w:proofErr w:type="gramEnd"/>
-      <w:r>
-        <w:rPr>
-          <w:rFonts w:ascii="Source Sans Pro" w:hAnsi="Source Sans Pro"/>
-          <w:color w:val="222222"/>
-          <w:sz w:val="30"/>
-          <w:szCs w:val="30"/>
-        </w:rPr>
-        <w:t xml:space="preserve"> in the window are given as follows.</w:t>
+        <w:t> It opens a window where you need to select the range of values. The other types of options present in the window are given as follows.</w:t>
       </w:r>
     </w:p>
     <w:tbl>
@@ -11038,7 +10626,7 @@
                     </pic:cNvPicPr>
                   </pic:nvPicPr>
                   <pic:blipFill>
-                    <a:blip r:embed="rId71">
+                    <a:blip r:embed="rId72">
                       <a:extLst>
                         <a:ext uri="{28A0092B-C50C-407E-A947-70E740481C1C}">
                           <a14:useLocalDpi xmlns:a14="http://schemas.microsoft.com/office/drawing/2010/main" val="0"/>
@@ -11258,7 +10846,7 @@
                     </pic:cNvPicPr>
                   </pic:nvPicPr>
                   <pic:blipFill>
-                    <a:blip r:embed="rId72">
+                    <a:blip r:embed="rId73">
                       <a:extLst>
                         <a:ext uri="{28A0092B-C50C-407E-A947-70E740481C1C}">
                           <a14:useLocalDpi xmlns:a14="http://schemas.microsoft.com/office/drawing/2010/main" val="0"/>
@@ -11360,7 +10948,7 @@
                     </pic:cNvPicPr>
                   </pic:nvPicPr>
                   <pic:blipFill>
-                    <a:blip r:embed="rId73">
+                    <a:blip r:embed="rId74">
                       <a:extLst>
                         <a:ext uri="{28A0092B-C50C-407E-A947-70E740481C1C}">
                           <a14:useLocalDpi xmlns:a14="http://schemas.microsoft.com/office/drawing/2010/main" val="0"/>
@@ -11462,7 +11050,7 @@
                     </pic:cNvPicPr>
                   </pic:nvPicPr>
                   <pic:blipFill>
-                    <a:blip r:embed="rId74">
+                    <a:blip r:embed="rId75">
                       <a:extLst>
                         <a:ext uri="{28A0092B-C50C-407E-A947-70E740481C1C}">
                           <a14:useLocalDpi xmlns:a14="http://schemas.microsoft.com/office/drawing/2010/main" val="0"/>
@@ -11677,7 +11265,7 @@
                     </pic:cNvPicPr>
                   </pic:nvPicPr>
                   <pic:blipFill>
-                    <a:blip r:embed="rId75">
+                    <a:blip r:embed="rId76">
                       <a:extLst>
                         <a:ext uri="{28A0092B-C50C-407E-A947-70E740481C1C}">
                           <a14:useLocalDpi xmlns:a14="http://schemas.microsoft.com/office/drawing/2010/main" val="0"/>
@@ -11821,7 +11409,7 @@
                     </pic:cNvPicPr>
                   </pic:nvPicPr>
                   <pic:blipFill>
-                    <a:blip r:embed="rId20">
+                    <a:blip r:embed="rId21">
                       <a:extLst>
                         <a:ext uri="{28A0092B-C50C-407E-A947-70E740481C1C}">
                           <a14:useLocalDpi xmlns:a14="http://schemas.microsoft.com/office/drawing/2010/main" val="0"/>
@@ -11964,7 +11552,7 @@
                     </pic:cNvPicPr>
                   </pic:nvPicPr>
                   <pic:blipFill>
-                    <a:blip r:embed="rId76">
+                    <a:blip r:embed="rId77">
                       <a:extLst>
                         <a:ext uri="{28A0092B-C50C-407E-A947-70E740481C1C}">
                           <a14:useLocalDpi xmlns:a14="http://schemas.microsoft.com/office/drawing/2010/main" val="0"/>
@@ -12167,7 +11755,7 @@
                     </pic:cNvPicPr>
                   </pic:nvPicPr>
                   <pic:blipFill>
-                    <a:blip r:embed="rId77">
+                    <a:blip r:embed="rId78">
                       <a:extLst>
                         <a:ext uri="{28A0092B-C50C-407E-A947-70E740481C1C}">
                           <a14:useLocalDpi xmlns:a14="http://schemas.microsoft.com/office/drawing/2010/main" val="0"/>
@@ -12260,7 +11848,7 @@
                     </pic:cNvPicPr>
                   </pic:nvPicPr>
                   <pic:blipFill>
-                    <a:blip r:embed="rId78">
+                    <a:blip r:embed="rId79">
                       <a:extLst>
                         <a:ext uri="{28A0092B-C50C-407E-A947-70E740481C1C}">
                           <a14:useLocalDpi xmlns:a14="http://schemas.microsoft.com/office/drawing/2010/main" val="0"/>
@@ -12729,7 +12317,7 @@
           <w:szCs w:val="30"/>
         </w:rPr>
       </w:pPr>
-      <w:hyperlink r:id="rId79" w:history="1">
+      <w:hyperlink r:id="rId80" w:history="1">
         <w:r>
           <w:rPr>
             <w:rStyle w:val="Hyperlink"/>
@@ -12787,7 +12375,7 @@
           <w:szCs w:val="30"/>
         </w:rPr>
       </w:pPr>
-      <w:hyperlink r:id="rId80" w:anchor="1" w:history="1">
+      <w:hyperlink r:id="rId81" w:anchor="1" w:history="1">
         <w:r>
           <w:rPr>
             <w:rStyle w:val="Hyperlink"/>
@@ -12814,7 +12402,7 @@
           <w:szCs w:val="30"/>
         </w:rPr>
       </w:pPr>
-      <w:hyperlink r:id="rId81" w:anchor="2" w:history="1">
+      <w:hyperlink r:id="rId82" w:anchor="2" w:history="1">
         <w:r>
           <w:rPr>
             <w:rStyle w:val="Hyperlink"/>
@@ -12841,7 +12429,7 @@
           <w:szCs w:val="30"/>
         </w:rPr>
       </w:pPr>
-      <w:hyperlink r:id="rId82" w:anchor="3" w:history="1">
+      <w:hyperlink r:id="rId83" w:anchor="3" w:history="1">
         <w:r>
           <w:rPr>
             <w:rStyle w:val="Hyperlink"/>
@@ -12868,7 +12456,7 @@
           <w:szCs w:val="30"/>
         </w:rPr>
       </w:pPr>
-      <w:hyperlink r:id="rId83" w:anchor="4" w:history="1">
+      <w:hyperlink r:id="rId84" w:anchor="4" w:history="1">
         <w:r>
           <w:rPr>
             <w:rStyle w:val="Hyperlink"/>
@@ -12895,7 +12483,7 @@
           <w:szCs w:val="30"/>
         </w:rPr>
       </w:pPr>
-      <w:hyperlink r:id="rId84" w:anchor="5" w:history="1">
+      <w:hyperlink r:id="rId85" w:anchor="5" w:history="1">
         <w:r>
           <w:rPr>
             <w:rStyle w:val="Hyperlink"/>
@@ -12922,7 +12510,7 @@
           <w:szCs w:val="30"/>
         </w:rPr>
       </w:pPr>
-      <w:hyperlink r:id="rId85" w:anchor="6" w:history="1">
+      <w:hyperlink r:id="rId86" w:anchor="6" w:history="1">
         <w:r>
           <w:rPr>
             <w:rStyle w:val="Hyperlink"/>
@@ -12949,7 +12537,7 @@
           <w:szCs w:val="30"/>
         </w:rPr>
       </w:pPr>
-      <w:hyperlink r:id="rId86" w:anchor="7" w:history="1">
+      <w:hyperlink r:id="rId87" w:anchor="7" w:history="1">
         <w:r>
           <w:rPr>
             <w:rStyle w:val="Hyperlink"/>
@@ -12976,7 +12564,7 @@
           <w:szCs w:val="30"/>
         </w:rPr>
       </w:pPr>
-      <w:hyperlink r:id="rId87" w:anchor="8" w:history="1">
+      <w:hyperlink r:id="rId88" w:anchor="8" w:history="1">
         <w:r>
           <w:rPr>
             <w:rStyle w:val="Hyperlink"/>
@@ -13003,7 +12591,7 @@
           <w:szCs w:val="30"/>
         </w:rPr>
       </w:pPr>
-      <w:hyperlink r:id="rId88" w:anchor="9" w:history="1">
+      <w:hyperlink r:id="rId89" w:anchor="9" w:history="1">
         <w:r>
           <w:rPr>
             <w:rStyle w:val="Hyperlink"/>
@@ -13030,7 +12618,7 @@
           <w:szCs w:val="30"/>
         </w:rPr>
       </w:pPr>
-      <w:hyperlink r:id="rId89" w:anchor="10" w:history="1">
+      <w:hyperlink r:id="rId90" w:anchor="10" w:history="1">
         <w:r>
           <w:rPr>
             <w:rStyle w:val="Hyperlink"/>
@@ -13057,7 +12645,7 @@
           <w:szCs w:val="30"/>
         </w:rPr>
       </w:pPr>
-      <w:hyperlink r:id="rId90" w:anchor="11" w:history="1">
+      <w:hyperlink r:id="rId91" w:anchor="11" w:history="1">
         <w:r>
           <w:rPr>
             <w:rStyle w:val="Hyperlink"/>
@@ -13084,7 +12672,7 @@
           <w:szCs w:val="30"/>
         </w:rPr>
       </w:pPr>
-      <w:hyperlink r:id="rId91" w:anchor="12" w:history="1">
+      <w:hyperlink r:id="rId92" w:anchor="12" w:history="1">
         <w:r>
           <w:rPr>
             <w:rStyle w:val="Hyperlink"/>
@@ -13111,7 +12699,7 @@
           <w:szCs w:val="30"/>
         </w:rPr>
       </w:pPr>
-      <w:hyperlink r:id="rId92" w:anchor="13" w:history="1">
+      <w:hyperlink r:id="rId93" w:anchor="13" w:history="1">
         <w:r>
           <w:rPr>
             <w:rStyle w:val="Hyperlink"/>
@@ -13138,7 +12726,7 @@
           <w:szCs w:val="30"/>
         </w:rPr>
       </w:pPr>
-      <w:hyperlink r:id="rId93" w:anchor="14" w:history="1">
+      <w:hyperlink r:id="rId94" w:anchor="14" w:history="1">
         <w:r>
           <w:rPr>
             <w:rStyle w:val="Hyperlink"/>
@@ -13165,7 +12753,7 @@
           <w:szCs w:val="30"/>
         </w:rPr>
       </w:pPr>
-      <w:hyperlink r:id="rId94" w:anchor="15" w:history="1">
+      <w:hyperlink r:id="rId95" w:anchor="15" w:history="1">
         <w:r>
           <w:rPr>
             <w:rStyle w:val="Hyperlink"/>
@@ -13192,7 +12780,7 @@
           <w:szCs w:val="30"/>
         </w:rPr>
       </w:pPr>
-      <w:hyperlink r:id="rId95" w:anchor="16" w:history="1">
+      <w:hyperlink r:id="rId96" w:anchor="16" w:history="1">
         <w:r>
           <w:rPr>
             <w:rStyle w:val="Hyperlink"/>
@@ -13219,7 +12807,7 @@
           <w:szCs w:val="30"/>
         </w:rPr>
       </w:pPr>
-      <w:hyperlink r:id="rId96" w:anchor="17" w:history="1">
+      <w:hyperlink r:id="rId97" w:anchor="17" w:history="1">
         <w:r>
           <w:rPr>
             <w:rStyle w:val="Hyperlink"/>
@@ -13314,7 +12902,7 @@
                     </pic:cNvPicPr>
                   </pic:nvPicPr>
                   <pic:blipFill>
-                    <a:blip r:embed="rId97">
+                    <a:blip r:embed="rId98">
                       <a:extLst>
                         <a:ext uri="{28A0092B-C50C-407E-A947-70E740481C1C}">
                           <a14:useLocalDpi xmlns:a14="http://schemas.microsoft.com/office/drawing/2010/main" val="0"/>
@@ -13489,7 +13077,7 @@
               </wp:inline>
             </w:drawing>
           </mc:Choice>
-          <mc:Fallback xmlns:w16du="http://schemas.microsoft.com/office/word/2023/wordml/word16du">
+          <mc:Fallback>
             <w:pict>
               <v:rect w14:anchorId="5C92440E" id="Rectangle 161" o:spid="_x0000_s1026" alt="Next Video" style="width:24pt;height:24pt;visibility:visible;mso-wrap-style:square;mso-left-percent:-10001;mso-top-percent:-10001;mso-position-horizontal:absolute;mso-position-horizontal-relative:char;mso-position-vertical:absolute;mso-position-vertical-relative:line;mso-left-percent:-10001;mso-top-percent:-10001;v-text-anchor:top" o:gfxdata="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" filled="f" stroked="f">
                 <o:lock v:ext="edit" aspectratio="t"/>
@@ -13703,7 +13291,7 @@
                     </pic:cNvPicPr>
                   </pic:nvPicPr>
                   <pic:blipFill>
-                    <a:blip r:embed="rId98">
+                    <a:blip r:embed="rId99">
                       <a:extLst>
                         <a:ext uri="{28A0092B-C50C-407E-A947-70E740481C1C}">
                           <a14:useLocalDpi xmlns:a14="http://schemas.microsoft.com/office/drawing/2010/main" val="0"/>
@@ -13815,7 +13403,7 @@
                     </pic:cNvPicPr>
                   </pic:nvPicPr>
                   <pic:blipFill>
-                    <a:blip r:embed="rId99">
+                    <a:blip r:embed="rId100">
                       <a:extLst>
                         <a:ext uri="{28A0092B-C50C-407E-A947-70E740481C1C}">
                           <a14:useLocalDpi xmlns:a14="http://schemas.microsoft.com/office/drawing/2010/main" val="0"/>
@@ -13981,7 +13569,7 @@
                     </pic:cNvPicPr>
                   </pic:nvPicPr>
                   <pic:blipFill>
-                    <a:blip r:embed="rId100">
+                    <a:blip r:embed="rId101">
                       <a:extLst>
                         <a:ext uri="{28A0092B-C50C-407E-A947-70E740481C1C}">
                           <a14:useLocalDpi xmlns:a14="http://schemas.microsoft.com/office/drawing/2010/main" val="0"/>
@@ -14074,7 +13662,7 @@
                     </pic:cNvPicPr>
                   </pic:nvPicPr>
                   <pic:blipFill>
-                    <a:blip r:embed="rId101">
+                    <a:blip r:embed="rId102">
                       <a:extLst>
                         <a:ext uri="{28A0092B-C50C-407E-A947-70E740481C1C}">
                           <a14:useLocalDpi xmlns:a14="http://schemas.microsoft.com/office/drawing/2010/main" val="0"/>
@@ -14272,7 +13860,7 @@
                     </pic:cNvPicPr>
                   </pic:nvPicPr>
                   <pic:blipFill>
-                    <a:blip r:embed="rId102">
+                    <a:blip r:embed="rId103">
                       <a:extLst>
                         <a:ext uri="{28A0092B-C50C-407E-A947-70E740481C1C}">
                           <a14:useLocalDpi xmlns:a14="http://schemas.microsoft.com/office/drawing/2010/main" val="0"/>
@@ -14424,7 +14012,7 @@
                     </pic:cNvPicPr>
                   </pic:nvPicPr>
                   <pic:blipFill>
-                    <a:blip r:embed="rId103">
+                    <a:blip r:embed="rId104">
                       <a:extLst>
                         <a:ext uri="{28A0092B-C50C-407E-A947-70E740481C1C}">
                           <a14:useLocalDpi xmlns:a14="http://schemas.microsoft.com/office/drawing/2010/main" val="0"/>
@@ -14556,7 +14144,7 @@
               </wp:inline>
             </w:drawing>
           </mc:Choice>
-          <mc:Fallback xmlns:w16du="http://schemas.microsoft.com/office/word/2023/wordml/word16du">
+          <mc:Fallback>
             <w:pict>
               <v:rect w14:anchorId="3A94CE47" id="Rectangle 143" o:spid="_x0000_s1026" alt="Tableau Charts &amp; Graphs Tutorial" style="width:351.6pt;height:454pt;visibility:visible;mso-wrap-style:square;mso-left-percent:-10001;mso-top-percent:-10001;mso-position-horizontal:absolute;mso-position-horizontal-relative:char;mso-position-vertical:absolute;mso-position-vertical-relative:line;mso-left-percent:-10001;mso-top-percent:-10001;v-text-anchor:top" o:gfxdata="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" filled="f" stroked="f">
                 <o:lock v:ext="edit" aspectratio="t"/>
@@ -14609,27 +14197,7 @@
           <w:sz w:val="30"/>
           <w:szCs w:val="30"/>
         </w:rPr>
-        <w:t xml:space="preserve">If you want to </w:t>
-      </w:r>
-      <w:proofErr w:type="spellStart"/>
-      <w:r>
-        <w:rPr>
-          <w:rFonts w:ascii="Source Sans Pro" w:hAnsi="Source Sans Pro"/>
-          <w:color w:val="222222"/>
-          <w:sz w:val="30"/>
-          <w:szCs w:val="30"/>
-        </w:rPr>
-        <w:t>analyze</w:t>
-      </w:r>
-      <w:proofErr w:type="spellEnd"/>
-      <w:r>
-        <w:rPr>
-          <w:rFonts w:ascii="Source Sans Pro" w:hAnsi="Source Sans Pro"/>
-          <w:color w:val="222222"/>
-          <w:sz w:val="30"/>
-          <w:szCs w:val="30"/>
-        </w:rPr>
-        <w:t xml:space="preserve"> multiple measures in a single visual, it can be done by using measure names and measure values.</w:t>
+        <w:t>If you want to analyze multiple measures in a single visual, it can be done by using measure names and measure values.</w:t>
       </w:r>
     </w:p>
     <w:p>
@@ -14855,7 +14423,7 @@
               </wp:inline>
             </w:drawing>
           </mc:Choice>
-          <mc:Fallback xmlns:w16du="http://schemas.microsoft.com/office/word/2023/wordml/word16du">
+          <mc:Fallback>
             <w:pict>
               <v:rect w14:anchorId="40CE6EFA" id="Rectangle 142" o:spid="_x0000_s1026" alt="Tableau Charts &amp; Graphs Tutorial" style="width:712.4pt;height:428.4pt;visibility:visible;mso-wrap-style:square;mso-left-percent:-10001;mso-top-percent:-10001;mso-position-horizontal:absolute;mso-position-horizontal-relative:char;mso-position-vertical:absolute;mso-position-vertical-relative:line;mso-left-percent:-10001;mso-top-percent:-10001;v-text-anchor:top" o:gfxdata="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" filled="f" stroked="f">
                 <o:lock v:ext="edit" aspectratio="t"/>
@@ -14966,7 +14534,7 @@
               </wp:inline>
             </w:drawing>
           </mc:Choice>
-          <mc:Fallback xmlns:w16du="http://schemas.microsoft.com/office/word/2023/wordml/word16du">
+          <mc:Fallback>
             <w:pict>
               <v:rect w14:anchorId="6F070F7E" id="Rectangle 141" o:spid="_x0000_s1026" alt="Tableau Charts &amp; Graphs Tutorial" style="width:338.4pt;height:240pt;visibility:visible;mso-wrap-style:square;mso-left-percent:-10001;mso-top-percent:-10001;mso-position-horizontal:absolute;mso-position-horizontal-relative:char;mso-position-vertical:absolute;mso-position-vertical-relative:line;mso-left-percent:-10001;mso-top-percent:-10001;v-text-anchor:top" o:gfxdata="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" filled="f" stroked="f">
                 <o:lock v:ext="edit" aspectratio="t"/>
@@ -14997,29 +14565,7 @@
           <w:sz w:val="30"/>
           <w:szCs w:val="30"/>
         </w:rPr>
-        <w:t xml:space="preserve">For </w:t>
-      </w:r>
-      <w:proofErr w:type="gramStart"/>
-      <w:r>
-        <w:rPr>
-          <w:rStyle w:val="Strong"/>
-          <w:rFonts w:ascii="Source Sans Pro" w:hAnsi="Source Sans Pro"/>
-          <w:color w:val="222222"/>
-          <w:sz w:val="30"/>
-          <w:szCs w:val="30"/>
-        </w:rPr>
-        <w:t>example</w:t>
-      </w:r>
-      <w:proofErr w:type="gramEnd"/>
-      <w:r>
-        <w:rPr>
-          <w:rStyle w:val="Strong"/>
-          <w:rFonts w:ascii="Source Sans Pro" w:hAnsi="Source Sans Pro"/>
-          <w:color w:val="222222"/>
-          <w:sz w:val="30"/>
-          <w:szCs w:val="30"/>
-        </w:rPr>
-        <w:t> </w:t>
+        <w:t>For example </w:t>
       </w:r>
       <w:r>
         <w:rPr>
@@ -15109,7 +14655,7 @@
               </wp:inline>
             </w:drawing>
           </mc:Choice>
-          <mc:Fallback xmlns:w16du="http://schemas.microsoft.com/office/word/2023/wordml/word16du">
+          <mc:Fallback>
             <w:pict>
               <v:rect w14:anchorId="67E34C5A" id="Rectangle 140" o:spid="_x0000_s1026" alt="Tableau Charts &amp; Graphs Tutorial" style="width:396pt;height:475.6pt;visibility:visible;mso-wrap-style:square;mso-left-percent:-10001;mso-top-percent:-10001;mso-position-horizontal:absolute;mso-position-horizontal-relative:char;mso-position-vertical:absolute;mso-position-vertical-relative:line;mso-left-percent:-10001;mso-top-percent:-10001;v-text-anchor:top" o:gfxdata="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" filled="f" stroked="f">
                 <o:lock v:ext="edit" aspectratio="t"/>
@@ -15293,7 +14839,7 @@
               </wp:inline>
             </w:drawing>
           </mc:Choice>
-          <mc:Fallback xmlns:w16du="http://schemas.microsoft.com/office/word/2023/wordml/word16du">
+          <mc:Fallback>
             <w:pict>
               <v:rect w14:anchorId="4A741D16" id="Rectangle 139" o:spid="_x0000_s1026" alt="Tableau Charts &amp; Graphs Tutorial" style="width:637.6pt;height:562.4pt;visibility:visible;mso-wrap-style:square;mso-left-percent:-10001;mso-top-percent:-10001;mso-position-horizontal:absolute;mso-position-horizontal-relative:char;mso-position-vertical:absolute;mso-position-vertical-relative:line;mso-left-percent:-10001;mso-top-percent:-10001;v-text-anchor:top" o:gfxdata="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" filled="f" stroked="f">
                 <o:lock v:ext="edit" aspectratio="t"/>
@@ -15349,27 +14895,7 @@
           <w:sz w:val="30"/>
           <w:szCs w:val="30"/>
         </w:rPr>
-        <w:t>Drag Measure Names into ‘</w:t>
-      </w:r>
-      <w:proofErr w:type="spellStart"/>
-      <w:r>
-        <w:rPr>
-          <w:rFonts w:ascii="Source Sans Pro" w:hAnsi="Source Sans Pro"/>
-          <w:color w:val="222222"/>
-          <w:sz w:val="30"/>
-          <w:szCs w:val="30"/>
-        </w:rPr>
-        <w:t>Color</w:t>
-      </w:r>
-      <w:proofErr w:type="spellEnd"/>
-      <w:r>
-        <w:rPr>
-          <w:rFonts w:ascii="Source Sans Pro" w:hAnsi="Source Sans Pro"/>
-          <w:color w:val="222222"/>
-          <w:sz w:val="30"/>
-          <w:szCs w:val="30"/>
-        </w:rPr>
-        <w:t>’ option present in the marks card.</w:t>
+        <w:t>Drag Measure Names into ‘Color’ option present in the marks card.</w:t>
       </w:r>
     </w:p>
     <w:p>
@@ -15394,47 +14920,7 @@
           <w:sz w:val="30"/>
           <w:szCs w:val="30"/>
         </w:rPr>
-        <w:t xml:space="preserve">It creates </w:t>
-      </w:r>
-      <w:proofErr w:type="spellStart"/>
-      <w:r>
-        <w:rPr>
-          <w:rFonts w:ascii="Source Sans Pro" w:hAnsi="Source Sans Pro"/>
-          <w:color w:val="222222"/>
-          <w:sz w:val="30"/>
-          <w:szCs w:val="30"/>
-        </w:rPr>
-        <w:t>color</w:t>
-      </w:r>
-      <w:proofErr w:type="spellEnd"/>
-      <w:r>
-        <w:rPr>
-          <w:rFonts w:ascii="Source Sans Pro" w:hAnsi="Source Sans Pro"/>
-          <w:color w:val="222222"/>
-          <w:sz w:val="30"/>
-          <w:szCs w:val="30"/>
-        </w:rPr>
-        <w:t xml:space="preserve"> of the visual based on the measure name. It also specifies different </w:t>
-      </w:r>
-      <w:proofErr w:type="spellStart"/>
-      <w:r>
-        <w:rPr>
-          <w:rFonts w:ascii="Source Sans Pro" w:hAnsi="Source Sans Pro"/>
-          <w:color w:val="222222"/>
-          <w:sz w:val="30"/>
-          <w:szCs w:val="30"/>
-        </w:rPr>
-        <w:t>color</w:t>
-      </w:r>
-      <w:proofErr w:type="spellEnd"/>
-      <w:r>
-        <w:rPr>
-          <w:rFonts w:ascii="Source Sans Pro" w:hAnsi="Source Sans Pro"/>
-          <w:color w:val="222222"/>
-          <w:sz w:val="30"/>
-          <w:szCs w:val="30"/>
-        </w:rPr>
-        <w:t xml:space="preserve"> to different measure names present in the visual.</w:t>
+        <w:t>It creates color of the visual based on the measure name. It also specifies different color to different measure names present in the visual.</w:t>
       </w:r>
     </w:p>
     <w:p>
@@ -15501,7 +14987,7 @@
                     </pic:cNvPicPr>
                   </pic:nvPicPr>
                   <pic:blipFill>
-                    <a:blip r:embed="rId104">
+                    <a:blip r:embed="rId105">
                       <a:extLst>
                         <a:ext uri="{28A0092B-C50C-407E-A947-70E740481C1C}">
                           <a14:useLocalDpi xmlns:a14="http://schemas.microsoft.com/office/drawing/2010/main" val="0"/>
@@ -15930,7 +15416,7 @@
               </wp:inline>
             </w:drawing>
           </mc:Choice>
-          <mc:Fallback xmlns:w16du="http://schemas.microsoft.com/office/word/2023/wordml/word16du">
+          <mc:Fallback>
             <w:pict>
               <v:rect w14:anchorId="18CE26FA" id="Rectangle 137" o:spid="_x0000_s1026" alt="Tableau Charts &amp; Graphs Tutorial" style="width:633.2pt;height:522pt;visibility:visible;mso-wrap-style:square;mso-left-percent:-10001;mso-top-percent:-10001;mso-position-horizontal:absolute;mso-position-horizontal-relative:char;mso-position-vertical:absolute;mso-position-vertical-relative:line;mso-left-percent:-10001;mso-top-percent:-10001;v-text-anchor:top" o:gfxdata="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" filled="f" stroked="f">
                 <o:lock v:ext="edit" aspectratio="t"/>
@@ -16096,7 +15582,7 @@
               </wp:inline>
             </w:drawing>
           </mc:Choice>
-          <mc:Fallback xmlns:w16du="http://schemas.microsoft.com/office/word/2023/wordml/word16du">
+          <mc:Fallback>
             <w:pict>
               <v:rect w14:anchorId="1A521BF9" id="Rectangle 136" o:spid="_x0000_s1026" alt="Tableau Charts &amp; Graphs Tutorial" style="width:611.2pt;height:557.2pt;visibility:visible;mso-wrap-style:square;mso-left-percent:-10001;mso-top-percent:-10001;mso-position-horizontal:absolute;mso-position-horizontal-relative:char;mso-position-vertical:absolute;mso-position-vertical-relative:line;mso-left-percent:-10001;mso-top-percent:-10001;v-text-anchor:top" o:gfxdata="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" filled="f" stroked="f">
                 <o:lock v:ext="edit" aspectratio="t"/>
@@ -16217,7 +15703,7 @@
               </wp:inline>
             </w:drawing>
           </mc:Choice>
-          <mc:Fallback xmlns:w16du="http://schemas.microsoft.com/office/word/2023/wordml/word16du">
+          <mc:Fallback>
             <w:pict>
               <v:rect w14:anchorId="7902E234" id="Rectangle 135" o:spid="_x0000_s1026" alt="Tableau Charts &amp; Graphs Tutorial" style="width:348pt;height:363.6pt;visibility:visible;mso-wrap-style:square;mso-left-percent:-10001;mso-top-percent:-10001;mso-position-horizontal:absolute;mso-position-horizontal-relative:char;mso-position-vertical:absolute;mso-position-vertical-relative:line;mso-left-percent:-10001;mso-top-percent:-10001;v-text-anchor:top" o:gfxdata="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" filled="f" stroked="f">
                 <o:lock v:ext="edit" aspectratio="t"/>
@@ -16288,7 +15774,7 @@
                     </pic:cNvPicPr>
                   </pic:nvPicPr>
                   <pic:blipFill>
-                    <a:blip r:embed="rId105">
+                    <a:blip r:embed="rId106">
                       <a:extLst>
                         <a:ext uri="{28A0092B-C50C-407E-A947-70E740481C1C}">
                           <a14:useLocalDpi xmlns:a14="http://schemas.microsoft.com/office/drawing/2010/main" val="0"/>
@@ -16406,27 +15892,7 @@
           <w:sz w:val="30"/>
           <w:szCs w:val="30"/>
         </w:rPr>
-        <w:t xml:space="preserve">A Pareto chart consists of both bar and line graph. The same measure is used to create the graphs but the measure values are manipulated differently. The purpose of using Pareto Chart in Tableau is to identify the contribution of members present in a field. For example, Profit contributed by different subcategory of products in a retail store can be </w:t>
-      </w:r>
-      <w:proofErr w:type="spellStart"/>
-      <w:r>
-        <w:rPr>
-          <w:rFonts w:ascii="Source Sans Pro" w:hAnsi="Source Sans Pro"/>
-          <w:color w:val="222222"/>
-          <w:sz w:val="30"/>
-          <w:szCs w:val="30"/>
-        </w:rPr>
-        <w:t>analyzed</w:t>
-      </w:r>
-      <w:proofErr w:type="spellEnd"/>
-      <w:r>
-        <w:rPr>
-          <w:rFonts w:ascii="Source Sans Pro" w:hAnsi="Source Sans Pro"/>
-          <w:color w:val="222222"/>
-          <w:sz w:val="30"/>
-          <w:szCs w:val="30"/>
-        </w:rPr>
-        <w:t xml:space="preserve"> using Pareto Chart. It can show the top members and their contribution. The procedure to create a Pareto Chart is given as follows.</w:t>
+        <w:t>A Pareto chart consists of both bar and line graph. The same measure is used to create the graphs but the measure values are manipulated differently. The purpose of using Pareto Chart in Tableau is to identify the contribution of members present in a field. For example, Profit contributed by different subcategory of products in a retail store can be analyzed using Pareto Chart. It can show the top members and their contribution. The procedure to create a Pareto Chart is given as follows.</w:t>
       </w:r>
     </w:p>
     <w:p>
@@ -16550,7 +16016,7 @@
                     </pic:cNvPicPr>
                   </pic:nvPicPr>
                   <pic:blipFill>
-                    <a:blip r:embed="rId106">
+                    <a:blip r:embed="rId107">
                       <a:extLst>
                         <a:ext uri="{28A0092B-C50C-407E-A947-70E740481C1C}">
                           <a14:useLocalDpi xmlns:a14="http://schemas.microsoft.com/office/drawing/2010/main" val="0"/>
@@ -16678,7 +16144,7 @@
                     </pic:cNvPicPr>
                   </pic:nvPicPr>
                   <pic:blipFill>
-                    <a:blip r:embed="rId107">
+                    <a:blip r:embed="rId108">
                       <a:extLst>
                         <a:ext uri="{28A0092B-C50C-407E-A947-70E740481C1C}">
                           <a14:useLocalDpi xmlns:a14="http://schemas.microsoft.com/office/drawing/2010/main" val="0"/>
@@ -16856,7 +16322,7 @@
                     </pic:cNvPicPr>
                   </pic:nvPicPr>
                   <pic:blipFill>
-                    <a:blip r:embed="rId108">
+                    <a:blip r:embed="rId109">
                       <a:extLst>
                         <a:ext uri="{28A0092B-C50C-407E-A947-70E740481C1C}">
                           <a14:useLocalDpi xmlns:a14="http://schemas.microsoft.com/office/drawing/2010/main" val="0"/>
@@ -17023,7 +16489,7 @@
               </wp:inline>
             </w:drawing>
           </mc:Choice>
-          <mc:Fallback xmlns:w16du="http://schemas.microsoft.com/office/word/2023/wordml/word16du">
+          <mc:Fallback>
             <w:pict>
               <v:rect w14:anchorId="7F8E5D01" id="Rectangle 130" o:spid="_x0000_s1026" alt="Tableau Charts &amp; Graphs Tutorial" style="width:735.2pt;height:349.6pt;visibility:visible;mso-wrap-style:square;mso-left-percent:-10001;mso-top-percent:-10001;mso-position-horizontal:absolute;mso-position-horizontal-relative:char;mso-position-vertical:absolute;mso-position-vertical-relative:line;mso-left-percent:-10001;mso-top-percent:-10001;v-text-anchor:top" o:gfxdata="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" filled="f" stroked="f">
                 <o:lock v:ext="edit" aspectratio="t"/>
@@ -17134,7 +16600,7 @@
               </wp:inline>
             </w:drawing>
           </mc:Choice>
-          <mc:Fallback xmlns:w16du="http://schemas.microsoft.com/office/word/2023/wordml/word16du">
+          <mc:Fallback>
             <w:pict>
               <v:rect w14:anchorId="346C6CC4" id="Rectangle 129" o:spid="_x0000_s1026" alt="Tableau Charts &amp; Graphs Tutorial" style="width:712.4pt;height:411.6pt;visibility:visible;mso-wrap-style:square;mso-left-percent:-10001;mso-top-percent:-10001;mso-position-horizontal:absolute;mso-position-horizontal-relative:char;mso-position-vertical:absolute;mso-position-vertical-relative:line;mso-left-percent:-10001;mso-top-percent:-10001;v-text-anchor:top" o:gfxdata="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" filled="f" stroked="f">
                 <o:lock v:ext="edit" aspectratio="t"/>
@@ -17330,7 +16796,7 @@
               </wp:inline>
             </w:drawing>
           </mc:Choice>
-          <mc:Fallback xmlns:w16du="http://schemas.microsoft.com/office/word/2023/wordml/word16du">
+          <mc:Fallback>
             <w:pict>
               <v:rect w14:anchorId="47D2556A" id="Rectangle 128" o:spid="_x0000_s1026" alt="Tableau Charts &amp; Graphs Tutorial" style="width:214pt;height:342pt;visibility:visible;mso-wrap-style:square;mso-left-percent:-10001;mso-top-percent:-10001;mso-position-horizontal:absolute;mso-position-horizontal-relative:char;mso-position-vertical:absolute;mso-position-vertical-relative:line;mso-left-percent:-10001;mso-top-percent:-10001;v-text-anchor:top" o:gfxdata="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" filled="f" stroked="f">
                 <o:lock v:ext="edit" aspectratio="t"/>
@@ -17370,27 +16836,7 @@
           <w:sz w:val="30"/>
           <w:szCs w:val="30"/>
         </w:rPr>
-        <w:t>Select ‘SUM(Profit</w:t>
-      </w:r>
-      <w:proofErr w:type="gramStart"/>
-      <w:r>
-        <w:rPr>
-          <w:rFonts w:ascii="Source Sans Pro" w:hAnsi="Source Sans Pro"/>
-          <w:color w:val="222222"/>
-          <w:sz w:val="30"/>
-          <w:szCs w:val="30"/>
-        </w:rPr>
-        <w:t>)(</w:t>
-      </w:r>
-      <w:proofErr w:type="gramEnd"/>
-      <w:r>
-        <w:rPr>
-          <w:rFonts w:ascii="Source Sans Pro" w:hAnsi="Source Sans Pro"/>
-          <w:color w:val="222222"/>
-          <w:sz w:val="30"/>
-          <w:szCs w:val="30"/>
-        </w:rPr>
-        <w:t>2)’ from the marks card list.</w:t>
+        <w:t>Select ‘SUM(Profit)(2)’ from the marks card list.</w:t>
       </w:r>
     </w:p>
     <w:p>
@@ -17482,7 +16928,7 @@
                     </pic:cNvPicPr>
                   </pic:nvPicPr>
                   <pic:blipFill>
-                    <a:blip r:embed="rId109">
+                    <a:blip r:embed="rId110">
                       <a:extLst>
                         <a:ext uri="{28A0092B-C50C-407E-A947-70E740481C1C}">
                           <a14:useLocalDpi xmlns:a14="http://schemas.microsoft.com/office/drawing/2010/main" val="0"/>
@@ -17649,7 +17095,7 @@
               </wp:inline>
             </w:drawing>
           </mc:Choice>
-          <mc:Fallback xmlns:w16du="http://schemas.microsoft.com/office/word/2023/wordml/word16du">
+          <mc:Fallback>
             <w:pict>
               <v:rect w14:anchorId="0BF96ABA" id="Rectangle 126" o:spid="_x0000_s1026" alt="Tableau Charts &amp; Graphs Tutorial" style="width:588pt;height:535.6pt;visibility:visible;mso-wrap-style:square;mso-left-percent:-10001;mso-top-percent:-10001;mso-position-horizontal:absolute;mso-position-horizontal-relative:char;mso-position-vertical:absolute;mso-position-vertical-relative:line;mso-left-percent:-10001;mso-top-percent:-10001;v-text-anchor:top" o:gfxdata="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" filled="f" stroked="f">
                 <o:lock v:ext="edit" aspectratio="t"/>
@@ -17945,7 +17391,7 @@
               </wp:inline>
             </w:drawing>
           </mc:Choice>
-          <mc:Fallback xmlns:w16du="http://schemas.microsoft.com/office/word/2023/wordml/word16du">
+          <mc:Fallback>
             <w:pict>
               <v:rect w14:anchorId="638CD92B" id="Rectangle 125" o:spid="_x0000_s1026" alt="Tableau Charts &amp; Graphs Tutorial" style="width:618.8pt;height:516pt;visibility:visible;mso-wrap-style:square;mso-left-percent:-10001;mso-top-percent:-10001;mso-position-horizontal:absolute;mso-position-horizontal-relative:char;mso-position-vertical:absolute;mso-position-vertical-relative:line;mso-left-percent:-10001;mso-top-percent:-10001;v-text-anchor:top" o:gfxdata="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" filled="f" stroked="f">
                 <o:lock v:ext="edit" aspectratio="t"/>
@@ -18010,27 +17456,7 @@
           <w:sz w:val="30"/>
           <w:szCs w:val="30"/>
         </w:rPr>
-        <w:t xml:space="preserve">Click on </w:t>
-      </w:r>
-      <w:proofErr w:type="spellStart"/>
-      <w:r>
-        <w:rPr>
-          <w:rFonts w:ascii="Source Sans Pro" w:hAnsi="Source Sans Pro"/>
-          <w:color w:val="222222"/>
-          <w:sz w:val="30"/>
-          <w:szCs w:val="30"/>
-        </w:rPr>
-        <w:t>color</w:t>
-      </w:r>
-      <w:proofErr w:type="spellEnd"/>
-      <w:r>
-        <w:rPr>
-          <w:rFonts w:ascii="Source Sans Pro" w:hAnsi="Source Sans Pro"/>
-          <w:color w:val="222222"/>
-          <w:sz w:val="30"/>
-          <w:szCs w:val="30"/>
-        </w:rPr>
-        <w:t xml:space="preserve"> icon present in the marks card.</w:t>
+        <w:t>Click on color icon present in the marks card.</w:t>
       </w:r>
     </w:p>
     <w:p>
@@ -18072,7 +17498,7 @@
                     </pic:cNvPicPr>
                   </pic:nvPicPr>
                   <pic:blipFill>
-                    <a:blip r:embed="rId110">
+                    <a:blip r:embed="rId111">
                       <a:extLst>
                         <a:ext uri="{28A0092B-C50C-407E-A947-70E740481C1C}">
                           <a14:useLocalDpi xmlns:a14="http://schemas.microsoft.com/office/drawing/2010/main" val="0"/>
@@ -18133,27 +17559,7 @@
           <w:sz w:val="30"/>
           <w:szCs w:val="30"/>
         </w:rPr>
-        <w:t xml:space="preserve">Select any </w:t>
-      </w:r>
-      <w:proofErr w:type="spellStart"/>
-      <w:r>
-        <w:rPr>
-          <w:rFonts w:ascii="Source Sans Pro" w:hAnsi="Source Sans Pro"/>
-          <w:color w:val="222222"/>
-          <w:sz w:val="30"/>
-          <w:szCs w:val="30"/>
-        </w:rPr>
-        <w:t>color</w:t>
-      </w:r>
-      <w:proofErr w:type="spellEnd"/>
-      <w:r>
-        <w:rPr>
-          <w:rFonts w:ascii="Source Sans Pro" w:hAnsi="Source Sans Pro"/>
-          <w:color w:val="222222"/>
-          <w:sz w:val="30"/>
-          <w:szCs w:val="30"/>
-        </w:rPr>
-        <w:t xml:space="preserve"> of your choice.</w:t>
+        <w:t>Select any color of your choice.</w:t>
       </w:r>
       <w:r>
         <w:rPr>
@@ -18163,27 +17569,7 @@
           <w:szCs w:val="30"/>
         </w:rPr>
         <w:br/>
-        <w:t xml:space="preserve">This changes the </w:t>
-      </w:r>
-      <w:proofErr w:type="spellStart"/>
-      <w:r>
-        <w:rPr>
-          <w:rFonts w:ascii="Source Sans Pro" w:hAnsi="Source Sans Pro"/>
-          <w:color w:val="222222"/>
-          <w:sz w:val="30"/>
-          <w:szCs w:val="30"/>
-        </w:rPr>
-        <w:t>color</w:t>
-      </w:r>
-      <w:proofErr w:type="spellEnd"/>
-      <w:r>
-        <w:rPr>
-          <w:rFonts w:ascii="Source Sans Pro" w:hAnsi="Source Sans Pro"/>
-          <w:color w:val="222222"/>
-          <w:sz w:val="30"/>
-          <w:szCs w:val="30"/>
-        </w:rPr>
-        <w:t xml:space="preserve"> of line present in the graph.</w:t>
+        <w:t>This changes the color of line present in the graph.</w:t>
       </w:r>
     </w:p>
     <w:p>
@@ -18224,7 +17610,7 @@
                     </pic:cNvPicPr>
                   </pic:nvPicPr>
                   <pic:blipFill>
-                    <a:blip r:embed="rId111">
+                    <a:blip r:embed="rId112">
                       <a:extLst>
                         <a:ext uri="{28A0092B-C50C-407E-A947-70E740481C1C}">
                           <a14:useLocalDpi xmlns:a14="http://schemas.microsoft.com/office/drawing/2010/main" val="0"/>
@@ -18329,27 +17715,7 @@
           <w:szCs w:val="30"/>
         </w:rPr>
         <w:lastRenderedPageBreak/>
-        <w:t xml:space="preserve">profit and actual </w:t>
-      </w:r>
-      <w:proofErr w:type="gramStart"/>
-      <w:r>
-        <w:rPr>
-          <w:rFonts w:ascii="Source Sans Pro" w:hAnsi="Source Sans Pro"/>
-          <w:color w:val="222222"/>
-          <w:sz w:val="30"/>
-          <w:szCs w:val="30"/>
-        </w:rPr>
-        <w:t>profit</w:t>
-      </w:r>
-      <w:proofErr w:type="gramEnd"/>
-      <w:r>
-        <w:rPr>
-          <w:rFonts w:ascii="Source Sans Pro" w:hAnsi="Source Sans Pro"/>
-          <w:color w:val="222222"/>
-          <w:sz w:val="30"/>
-          <w:szCs w:val="30"/>
-        </w:rPr>
-        <w:t xml:space="preserve"> we can compare both of them using bullet chart. The procedure to create bullet chart is given as follows.</w:t>
+        <w:t>profit and actual profit we can compare both of them using bullet chart. The procedure to create bullet chart is given as follows.</w:t>
       </w:r>
     </w:p>
     <w:p>
@@ -18472,7 +17838,7 @@
                     </pic:cNvPicPr>
                   </pic:nvPicPr>
                   <pic:blipFill>
-                    <a:blip r:embed="rId112">
+                    <a:blip r:embed="rId113">
                       <a:extLst>
                         <a:ext uri="{28A0092B-C50C-407E-A947-70E740481C1C}">
                           <a14:useLocalDpi xmlns:a14="http://schemas.microsoft.com/office/drawing/2010/main" val="0"/>
@@ -18584,27 +17950,7 @@
           <w:szCs w:val="30"/>
         </w:rPr>
         <w:lastRenderedPageBreak/>
-        <w:t xml:space="preserve">Type the estimated value of the measure. In this example, Profit is taken as the measure. </w:t>
-      </w:r>
-      <w:proofErr w:type="gramStart"/>
-      <w:r>
-        <w:rPr>
-          <w:rFonts w:ascii="Source Sans Pro" w:hAnsi="Source Sans Pro"/>
-          <w:color w:val="222222"/>
-          <w:sz w:val="30"/>
-          <w:szCs w:val="30"/>
-        </w:rPr>
-        <w:t>So</w:t>
-      </w:r>
-      <w:proofErr w:type="gramEnd"/>
-      <w:r>
-        <w:rPr>
-          <w:rFonts w:ascii="Source Sans Pro" w:hAnsi="Source Sans Pro"/>
-          <w:color w:val="222222"/>
-          <w:sz w:val="30"/>
-          <w:szCs w:val="30"/>
-        </w:rPr>
-        <w:t xml:space="preserve"> the calculated field is created for estimated profit.</w:t>
+        <w:t>Type the estimated value of the measure. In this example, Profit is taken as the measure. So the calculated field is created for estimated profit.</w:t>
       </w:r>
     </w:p>
     <w:p>
@@ -18670,7 +18016,7 @@
                     </pic:cNvPicPr>
                   </pic:nvPicPr>
                   <pic:blipFill>
-                    <a:blip r:embed="rId113">
+                    <a:blip r:embed="rId114">
                       <a:extLst>
                         <a:ext uri="{28A0092B-C50C-407E-A947-70E740481C1C}">
                           <a14:useLocalDpi xmlns:a14="http://schemas.microsoft.com/office/drawing/2010/main" val="0"/>
@@ -18772,7 +18118,7 @@
                     </pic:cNvPicPr>
                   </pic:nvPicPr>
                   <pic:blipFill>
-                    <a:blip r:embed="rId114">
+                    <a:blip r:embed="rId115">
                       <a:extLst>
                         <a:ext uri="{28A0092B-C50C-407E-A947-70E740481C1C}">
                           <a14:useLocalDpi xmlns:a14="http://schemas.microsoft.com/office/drawing/2010/main" val="0"/>
@@ -18916,7 +18262,7 @@
                     </pic:cNvPicPr>
                   </pic:nvPicPr>
                   <pic:blipFill>
-                    <a:blip r:embed="rId115">
+                    <a:blip r:embed="rId116">
                       <a:extLst>
                         <a:ext uri="{28A0092B-C50C-407E-A947-70E740481C1C}">
                           <a14:useLocalDpi xmlns:a14="http://schemas.microsoft.com/office/drawing/2010/main" val="0"/>
@@ -19047,7 +18393,7 @@
               </wp:inline>
             </w:drawing>
           </mc:Choice>
-          <mc:Fallback xmlns:w16du="http://schemas.microsoft.com/office/word/2023/wordml/word16du">
+          <mc:Fallback>
             <w:pict>
               <v:rect w14:anchorId="60B67897" id="Rectangle 118" o:spid="_x0000_s1026" alt="Tableau Charts &amp; Graphs Tutorial" style="width:735.2pt;height:68.4pt;visibility:visible;mso-wrap-style:square;mso-left-percent:-10001;mso-top-percent:-10001;mso-position-horizontal:absolute;mso-position-horizontal-relative:char;mso-position-vertical:absolute;mso-position-vertical-relative:line;mso-left-percent:-10001;mso-top-percent:-10001;v-text-anchor:top" o:gfxdata="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" filled="f" stroked="f">
                 <o:lock v:ext="edit" aspectratio="t"/>
@@ -19248,7 +18594,7 @@
                     </pic:cNvPicPr>
                   </pic:nvPicPr>
                   <pic:blipFill>
-                    <a:blip r:embed="rId116">
+                    <a:blip r:embed="rId117">
                       <a:extLst>
                         <a:ext uri="{28A0092B-C50C-407E-A947-70E740481C1C}">
                           <a14:useLocalDpi xmlns:a14="http://schemas.microsoft.com/office/drawing/2010/main" val="0"/>
@@ -19479,7 +18825,7 @@
                     </pic:cNvPicPr>
                   </pic:nvPicPr>
                   <pic:blipFill>
-                    <a:blip r:embed="rId117">
+                    <a:blip r:embed="rId118">
                       <a:extLst>
                         <a:ext uri="{28A0092B-C50C-407E-A947-70E740481C1C}">
                           <a14:useLocalDpi xmlns:a14="http://schemas.microsoft.com/office/drawing/2010/main" val="0"/>
@@ -19720,7 +19066,7 @@
                     </pic:cNvPicPr>
                   </pic:nvPicPr>
                   <pic:blipFill>
-                    <a:blip r:embed="rId118">
+                    <a:blip r:embed="rId119">
                       <a:extLst>
                         <a:ext uri="{28A0092B-C50C-407E-A947-70E740481C1C}">
                           <a14:useLocalDpi xmlns:a14="http://schemas.microsoft.com/office/drawing/2010/main" val="0"/>
@@ -19793,47 +19139,7 @@
           <w:sz w:val="30"/>
           <w:szCs w:val="30"/>
         </w:rPr>
-        <w:t xml:space="preserve">A heat map can visualize the data in the form of size as well as </w:t>
-      </w:r>
-      <w:proofErr w:type="spellStart"/>
-      <w:r>
-        <w:rPr>
-          <w:rFonts w:ascii="Source Sans Pro" w:hAnsi="Source Sans Pro"/>
-          <w:color w:val="222222"/>
-          <w:sz w:val="30"/>
-          <w:szCs w:val="30"/>
-        </w:rPr>
-        <w:t>color</w:t>
-      </w:r>
-      <w:proofErr w:type="spellEnd"/>
-      <w:r>
-        <w:rPr>
-          <w:rFonts w:ascii="Source Sans Pro" w:hAnsi="Source Sans Pro"/>
-          <w:color w:val="222222"/>
-          <w:sz w:val="30"/>
-          <w:szCs w:val="30"/>
-        </w:rPr>
-        <w:t xml:space="preserve"> on different measures. Two different measures can be visualized simultaneously using heat map. One measure can be assigned to size whereas another measure can be assigned to the </w:t>
-      </w:r>
-      <w:proofErr w:type="spellStart"/>
-      <w:r>
-        <w:rPr>
-          <w:rFonts w:ascii="Source Sans Pro" w:hAnsi="Source Sans Pro"/>
-          <w:color w:val="222222"/>
-          <w:sz w:val="30"/>
-          <w:szCs w:val="30"/>
-        </w:rPr>
-        <w:t>color</w:t>
-      </w:r>
-      <w:proofErr w:type="spellEnd"/>
-      <w:r>
-        <w:rPr>
-          <w:rFonts w:ascii="Source Sans Pro" w:hAnsi="Source Sans Pro"/>
-          <w:color w:val="222222"/>
-          <w:sz w:val="30"/>
-          <w:szCs w:val="30"/>
-        </w:rPr>
-        <w:t xml:space="preserve"> of the heat map. The procedure to create heat map is given as follows:</w:t>
+        <w:t>A heat map can visualize the data in the form of size as well as color on different measures. Two different measures can be visualized simultaneously using heat map. One measure can be assigned to size whereas another measure can be assigned to the color of the heat map. The procedure to create heat map is given as follows:</w:t>
       </w:r>
     </w:p>
     <w:p>
@@ -19932,7 +19238,7 @@
                     </pic:cNvPicPr>
                   </pic:nvPicPr>
                   <pic:blipFill>
-                    <a:blip r:embed="rId119">
+                    <a:blip r:embed="rId120">
                       <a:extLst>
                         <a:ext uri="{28A0092B-C50C-407E-A947-70E740481C1C}">
                           <a14:useLocalDpi xmlns:a14="http://schemas.microsoft.com/office/drawing/2010/main" val="0"/>
@@ -20115,7 +19421,7 @@
               </wp:inline>
             </w:drawing>
           </mc:Choice>
-          <mc:Fallback xmlns:w16du="http://schemas.microsoft.com/office/word/2023/wordml/word16du">
+          <mc:Fallback>
             <w:pict>
               <v:rect w14:anchorId="0B87B907" id="Rectangle 113" o:spid="_x0000_s1026" alt="Tableau Charts &amp; Graphs Tutorial" style="width:192pt;height:405.6pt;visibility:visible;mso-wrap-style:square;mso-left-percent:-10001;mso-top-percent:-10001;mso-position-horizontal:absolute;mso-position-horizontal-relative:char;mso-position-vertical:absolute;mso-position-vertical-relative:line;mso-left-percent:-10001;mso-top-percent:-10001;v-text-anchor:top" o:gfxdata="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" filled="f" stroked="f">
                 <o:lock v:ext="edit" aspectratio="t"/>
@@ -20155,27 +19461,7 @@
           <w:sz w:val="30"/>
           <w:szCs w:val="30"/>
         </w:rPr>
-        <w:t xml:space="preserve">Drag ‘Profit’ into the </w:t>
-      </w:r>
-      <w:proofErr w:type="spellStart"/>
-      <w:r>
-        <w:rPr>
-          <w:rFonts w:ascii="Source Sans Pro" w:hAnsi="Source Sans Pro"/>
-          <w:color w:val="222222"/>
-          <w:sz w:val="30"/>
-          <w:szCs w:val="30"/>
-        </w:rPr>
-        <w:t>Color</w:t>
-      </w:r>
-      <w:proofErr w:type="spellEnd"/>
-      <w:r>
-        <w:rPr>
-          <w:rFonts w:ascii="Source Sans Pro" w:hAnsi="Source Sans Pro"/>
-          <w:color w:val="222222"/>
-          <w:sz w:val="30"/>
-          <w:szCs w:val="30"/>
-        </w:rPr>
-        <w:t xml:space="preserve"> box.</w:t>
+        <w:t>Drag ‘Profit’ into the Color box.</w:t>
       </w:r>
     </w:p>
     <w:p>
@@ -20256,7 +19542,7 @@
               </wp:inline>
             </w:drawing>
           </mc:Choice>
-          <mc:Fallback xmlns:w16du="http://schemas.microsoft.com/office/word/2023/wordml/word16du">
+          <mc:Fallback>
             <w:pict>
               <v:rect w14:anchorId="108B3321" id="Rectangle 112" o:spid="_x0000_s1026" alt="Tableau Charts &amp; Graphs Tutorial" style="width:459.6pt;height:392.4pt;visibility:visible;mso-wrap-style:square;mso-left-percent:-10001;mso-top-percent:-10001;mso-position-horizontal:absolute;mso-position-horizontal-relative:char;mso-position-vertical:absolute;mso-position-vertical-relative:line;mso-left-percent:-10001;mso-top-percent:-10001;v-text-anchor:top" o:gfxdata="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" filled="f" stroked="f">
                 <o:lock v:ext="edit" aspectratio="t"/>
@@ -20379,7 +19665,7 @@
                     </pic:cNvPicPr>
                   </pic:nvPicPr>
                   <pic:blipFill>
-                    <a:blip r:embed="rId120">
+                    <a:blip r:embed="rId121">
                       <a:extLst>
                         <a:ext uri="{28A0092B-C50C-407E-A947-70E740481C1C}">
                           <a14:useLocalDpi xmlns:a14="http://schemas.microsoft.com/office/drawing/2010/main" val="0"/>
@@ -20576,7 +19862,7 @@
                     </pic:cNvPicPr>
                   </pic:nvPicPr>
                   <pic:blipFill>
-                    <a:blip r:embed="rId121">
+                    <a:blip r:embed="rId122">
                       <a:extLst>
                         <a:ext uri="{28A0092B-C50C-407E-A947-70E740481C1C}">
                           <a14:useLocalDpi xmlns:a14="http://schemas.microsoft.com/office/drawing/2010/main" val="0"/>
@@ -20741,7 +20027,7 @@
                     </pic:cNvPicPr>
                   </pic:nvPicPr>
                   <pic:blipFill>
-                    <a:blip r:embed="rId122">
+                    <a:blip r:embed="rId123">
                       <a:extLst>
                         <a:ext uri="{28A0092B-C50C-407E-A947-70E740481C1C}">
                           <a14:useLocalDpi xmlns:a14="http://schemas.microsoft.com/office/drawing/2010/main" val="0"/>
@@ -20915,7 +20201,7 @@
                     </pic:cNvPicPr>
                   </pic:nvPicPr>
                   <pic:blipFill>
-                    <a:blip r:embed="rId123">
+                    <a:blip r:embed="rId124">
                       <a:extLst>
                         <a:ext uri="{28A0092B-C50C-407E-A947-70E740481C1C}">
                           <a14:useLocalDpi xmlns:a14="http://schemas.microsoft.com/office/drawing/2010/main" val="0"/>
@@ -21013,7 +20299,7 @@
                     </pic:cNvPicPr>
                   </pic:nvPicPr>
                   <pic:blipFill>
-                    <a:blip r:embed="rId124">
+                    <a:blip r:embed="rId125">
                       <a:extLst>
                         <a:ext uri="{28A0092B-C50C-407E-A947-70E740481C1C}">
                           <a14:useLocalDpi xmlns:a14="http://schemas.microsoft.com/office/drawing/2010/main" val="0"/>
@@ -21190,7 +20476,7 @@
                     </pic:cNvPicPr>
                   </pic:nvPicPr>
                   <pic:blipFill>
-                    <a:blip r:embed="rId125">
+                    <a:blip r:embed="rId126">
                       <a:extLst>
                         <a:ext uri="{28A0092B-C50C-407E-A947-70E740481C1C}">
                           <a14:useLocalDpi xmlns:a14="http://schemas.microsoft.com/office/drawing/2010/main" val="0"/>
@@ -21334,7 +20620,7 @@
                     </pic:cNvPicPr>
                   </pic:nvPicPr>
                   <pic:blipFill>
-                    <a:blip r:embed="rId126">
+                    <a:blip r:embed="rId127">
                       <a:extLst>
                         <a:ext uri="{28A0092B-C50C-407E-A947-70E740481C1C}">
                           <a14:useLocalDpi xmlns:a14="http://schemas.microsoft.com/office/drawing/2010/main" val="0"/>
@@ -21422,7 +20708,7 @@
                     </pic:cNvPicPr>
                   </pic:nvPicPr>
                   <pic:blipFill>
-                    <a:blip r:embed="rId127">
+                    <a:blip r:embed="rId128">
                       <a:extLst>
                         <a:ext uri="{28A0092B-C50C-407E-A947-70E740481C1C}">
                           <a14:useLocalDpi xmlns:a14="http://schemas.microsoft.com/office/drawing/2010/main" val="0"/>
@@ -21553,27 +20839,7 @@
           <w:sz w:val="30"/>
           <w:szCs w:val="30"/>
         </w:rPr>
-        <w:t xml:space="preserve">Click on the </w:t>
-      </w:r>
-      <w:proofErr w:type="gramStart"/>
-      <w:r>
-        <w:rPr>
-          <w:rFonts w:ascii="Source Sans Pro" w:hAnsi="Source Sans Pro"/>
-          <w:color w:val="222222"/>
-          <w:sz w:val="30"/>
-          <w:szCs w:val="30"/>
-        </w:rPr>
-        <w:t>drop down</w:t>
-      </w:r>
-      <w:proofErr w:type="gramEnd"/>
-      <w:r>
-        <w:rPr>
-          <w:rFonts w:ascii="Source Sans Pro" w:hAnsi="Source Sans Pro"/>
-          <w:color w:val="222222"/>
-          <w:sz w:val="30"/>
-          <w:szCs w:val="30"/>
-        </w:rPr>
-        <w:t xml:space="preserve"> button in Marks Card.</w:t>
+        <w:t>Click on the drop down button in Marks Card.</w:t>
       </w:r>
     </w:p>
     <w:p>
@@ -21639,7 +20905,7 @@
                     </pic:cNvPicPr>
                   </pic:nvPicPr>
                   <pic:blipFill>
-                    <a:blip r:embed="rId128">
+                    <a:blip r:embed="rId129">
                       <a:extLst>
                         <a:ext uri="{28A0092B-C50C-407E-A947-70E740481C1C}">
                           <a14:useLocalDpi xmlns:a14="http://schemas.microsoft.com/office/drawing/2010/main" val="0"/>
@@ -21779,7 +21045,7 @@
                     </pic:cNvPicPr>
                   </pic:nvPicPr>
                   <pic:blipFill>
-                    <a:blip r:embed="rId129">
+                    <a:blip r:embed="rId130">
                       <a:extLst>
                         <a:ext uri="{28A0092B-C50C-407E-A947-70E740481C1C}">
                           <a14:useLocalDpi xmlns:a14="http://schemas.microsoft.com/office/drawing/2010/main" val="0"/>
@@ -21931,7 +21197,7 @@
                     </pic:cNvPicPr>
                   </pic:nvPicPr>
                   <pic:blipFill>
-                    <a:blip r:embed="rId130">
+                    <a:blip r:embed="rId131">
                       <a:extLst>
                         <a:ext uri="{28A0092B-C50C-407E-A947-70E740481C1C}">
                           <a14:useLocalDpi xmlns:a14="http://schemas.microsoft.com/office/drawing/2010/main" val="0"/>
@@ -22109,7 +21375,7 @@
                     </pic:cNvPicPr>
                   </pic:nvPicPr>
                   <pic:blipFill>
-                    <a:blip r:embed="rId131">
+                    <a:blip r:embed="rId132">
                       <a:extLst>
                         <a:ext uri="{28A0092B-C50C-407E-A947-70E740481C1C}">
                           <a14:useLocalDpi xmlns:a14="http://schemas.microsoft.com/office/drawing/2010/main" val="0"/>
@@ -22266,7 +21532,7 @@
                     </pic:cNvPicPr>
                   </pic:nvPicPr>
                   <pic:blipFill>
-                    <a:blip r:embed="rId132">
+                    <a:blip r:embed="rId133">
                       <a:extLst>
                         <a:ext uri="{28A0092B-C50C-407E-A947-70E740481C1C}">
                           <a14:useLocalDpi xmlns:a14="http://schemas.microsoft.com/office/drawing/2010/main" val="0"/>
@@ -22364,7 +21630,7 @@
                     </pic:cNvPicPr>
                   </pic:nvPicPr>
                   <pic:blipFill>
-                    <a:blip r:embed="rId133">
+                    <a:blip r:embed="rId134">
                       <a:extLst>
                         <a:ext uri="{28A0092B-C50C-407E-A947-70E740481C1C}">
                           <a14:useLocalDpi xmlns:a14="http://schemas.microsoft.com/office/drawing/2010/main" val="0"/>
@@ -22437,27 +21703,7 @@
           <w:sz w:val="30"/>
           <w:szCs w:val="30"/>
         </w:rPr>
-        <w:t xml:space="preserve">A pie chart can show the segment-wise data. It can show the contribution of measure over different members in a dimension. The angle of pie determines the measured value. Different </w:t>
-      </w:r>
-      <w:proofErr w:type="spellStart"/>
-      <w:r>
-        <w:rPr>
-          <w:rFonts w:ascii="Source Sans Pro" w:hAnsi="Source Sans Pro"/>
-          <w:color w:val="222222"/>
-          <w:sz w:val="30"/>
-          <w:szCs w:val="30"/>
-        </w:rPr>
-        <w:t>colors</w:t>
-      </w:r>
-      <w:proofErr w:type="spellEnd"/>
-      <w:r>
-        <w:rPr>
-          <w:rFonts w:ascii="Source Sans Pro" w:hAnsi="Source Sans Pro"/>
-          <w:color w:val="222222"/>
-          <w:sz w:val="30"/>
-          <w:szCs w:val="30"/>
-        </w:rPr>
-        <w:t xml:space="preserve"> can be assigned to pie to represent the members in a dimension.</w:t>
+        <w:t>A pie chart can show the segment-wise data. It can show the contribution of measure over different members in a dimension. The angle of pie determines the measured value. Different colors can be assigned to pie to represent the members in a dimension.</w:t>
       </w:r>
     </w:p>
     <w:p>
@@ -22556,7 +21802,7 @@
                     </pic:cNvPicPr>
                   </pic:nvPicPr>
                   <pic:blipFill>
-                    <a:blip r:embed="rId134">
+                    <a:blip r:embed="rId135">
                       <a:extLst>
                         <a:ext uri="{28A0092B-C50C-407E-A947-70E740481C1C}">
                           <a14:useLocalDpi xmlns:a14="http://schemas.microsoft.com/office/drawing/2010/main" val="0"/>
@@ -22700,7 +21946,7 @@
                     </pic:cNvPicPr>
                   </pic:nvPicPr>
                   <pic:blipFill>
-                    <a:blip r:embed="rId135">
+                    <a:blip r:embed="rId136">
                       <a:extLst>
                         <a:ext uri="{28A0092B-C50C-407E-A947-70E740481C1C}">
                           <a14:useLocalDpi xmlns:a14="http://schemas.microsoft.com/office/drawing/2010/main" val="0"/>
@@ -22792,7 +22038,7 @@
                     </pic:cNvPicPr>
                   </pic:nvPicPr>
                   <pic:blipFill>
-                    <a:blip r:embed="rId136">
+                    <a:blip r:embed="rId137">
                       <a:extLst>
                         <a:ext uri="{28A0092B-C50C-407E-A947-70E740481C1C}">
                           <a14:useLocalDpi xmlns:a14="http://schemas.microsoft.com/office/drawing/2010/main" val="0"/>
@@ -22989,7 +22235,7 @@
                     </pic:cNvPicPr>
                   </pic:nvPicPr>
                   <pic:blipFill>
-                    <a:blip r:embed="rId137">
+                    <a:blip r:embed="rId138">
                       <a:extLst>
                         <a:ext uri="{28A0092B-C50C-407E-A947-70E740481C1C}">
                           <a14:useLocalDpi xmlns:a14="http://schemas.microsoft.com/office/drawing/2010/main" val="0"/>
@@ -23088,27 +22334,7 @@
           <w:sz w:val="30"/>
           <w:szCs w:val="30"/>
         </w:rPr>
-        <w:t xml:space="preserve">Drag ‘Sub-Category’ into </w:t>
-      </w:r>
-      <w:proofErr w:type="spellStart"/>
-      <w:r>
-        <w:rPr>
-          <w:rFonts w:ascii="Source Sans Pro" w:hAnsi="Source Sans Pro"/>
-          <w:color w:val="222222"/>
-          <w:sz w:val="30"/>
-          <w:szCs w:val="30"/>
-        </w:rPr>
-        <w:t>Color</w:t>
-      </w:r>
-      <w:proofErr w:type="spellEnd"/>
-      <w:r>
-        <w:rPr>
-          <w:rFonts w:ascii="Source Sans Pro" w:hAnsi="Source Sans Pro"/>
-          <w:color w:val="222222"/>
-          <w:sz w:val="30"/>
-          <w:szCs w:val="30"/>
-        </w:rPr>
-        <w:t xml:space="preserve"> icon present in the Marks card.</w:t>
+        <w:t>Drag ‘Sub-Category’ into Color icon present in the Marks card.</w:t>
       </w:r>
     </w:p>
     <w:p>
@@ -23175,7 +22401,7 @@
                     </pic:cNvPicPr>
                   </pic:nvPicPr>
                   <pic:blipFill>
-                    <a:blip r:embed="rId138">
+                    <a:blip r:embed="rId139">
                       <a:extLst>
                         <a:ext uri="{28A0092B-C50C-407E-A947-70E740481C1C}">
                           <a14:useLocalDpi xmlns:a14="http://schemas.microsoft.com/office/drawing/2010/main" val="0"/>
@@ -23248,27 +22474,7 @@
           <w:sz w:val="30"/>
           <w:szCs w:val="30"/>
         </w:rPr>
-        <w:t xml:space="preserve">Area chart can represent any quantitative (measure) data over different period of time. It is basically a line graph where the area between line and axis is generally filled with </w:t>
-      </w:r>
-      <w:proofErr w:type="spellStart"/>
-      <w:r>
-        <w:rPr>
-          <w:rFonts w:ascii="Source Sans Pro" w:hAnsi="Source Sans Pro"/>
-          <w:color w:val="222222"/>
-          <w:sz w:val="30"/>
-          <w:szCs w:val="30"/>
-        </w:rPr>
-        <w:t>color</w:t>
-      </w:r>
-      <w:proofErr w:type="spellEnd"/>
-      <w:r>
-        <w:rPr>
-          <w:rFonts w:ascii="Source Sans Pro" w:hAnsi="Source Sans Pro"/>
-          <w:color w:val="222222"/>
-          <w:sz w:val="30"/>
-          <w:szCs w:val="30"/>
-        </w:rPr>
-        <w:t>. The procedure to create area chart is given below.</w:t>
+        <w:t>Area chart can represent any quantitative (measure) data over different period of time. It is basically a line graph where the area between line and axis is generally filled with color. The procedure to create area chart is given below.</w:t>
       </w:r>
     </w:p>
     <w:p>
@@ -23367,7 +22573,7 @@
                     </pic:cNvPicPr>
                   </pic:nvPicPr>
                   <pic:blipFill>
-                    <a:blip r:embed="rId139">
+                    <a:blip r:embed="rId140">
                       <a:extLst>
                         <a:ext uri="{28A0092B-C50C-407E-A947-70E740481C1C}">
                           <a14:useLocalDpi xmlns:a14="http://schemas.microsoft.com/office/drawing/2010/main" val="0"/>
@@ -23511,7 +22717,7 @@
                     </pic:cNvPicPr>
                   </pic:nvPicPr>
                   <pic:blipFill>
-                    <a:blip r:embed="rId140">
+                    <a:blip r:embed="rId141">
                       <a:extLst>
                         <a:ext uri="{28A0092B-C50C-407E-A947-70E740481C1C}">
                           <a14:useLocalDpi xmlns:a14="http://schemas.microsoft.com/office/drawing/2010/main" val="0"/>
@@ -23588,27 +22794,7 @@
           <w:sz w:val="30"/>
           <w:szCs w:val="30"/>
         </w:rPr>
-        <w:t xml:space="preserve">Drag ‘Region’ from dimension pane and add it in </w:t>
-      </w:r>
-      <w:proofErr w:type="spellStart"/>
-      <w:r>
-        <w:rPr>
-          <w:rFonts w:ascii="Source Sans Pro" w:hAnsi="Source Sans Pro"/>
-          <w:color w:val="222222"/>
-          <w:sz w:val="30"/>
-          <w:szCs w:val="30"/>
-        </w:rPr>
-        <w:t>color</w:t>
-      </w:r>
-      <w:proofErr w:type="spellEnd"/>
-      <w:r>
-        <w:rPr>
-          <w:rFonts w:ascii="Source Sans Pro" w:hAnsi="Source Sans Pro"/>
-          <w:color w:val="222222"/>
-          <w:sz w:val="30"/>
-          <w:szCs w:val="30"/>
-        </w:rPr>
-        <w:t xml:space="preserve"> icon of Marks card.</w:t>
+        <w:t>Drag ‘Region’ from dimension pane and add it in color icon of Marks card.</w:t>
       </w:r>
     </w:p>
     <w:p>
@@ -23675,7 +22861,7 @@
                     </pic:cNvPicPr>
                   </pic:nvPicPr>
                   <pic:blipFill>
-                    <a:blip r:embed="rId141">
+                    <a:blip r:embed="rId142">
                       <a:extLst>
                         <a:ext uri="{28A0092B-C50C-407E-A947-70E740481C1C}">
                           <a14:useLocalDpi xmlns:a14="http://schemas.microsoft.com/office/drawing/2010/main" val="0"/>
@@ -23847,7 +23033,7 @@
                     </pic:cNvPicPr>
                   </pic:nvPicPr>
                   <pic:blipFill>
-                    <a:blip r:embed="rId142">
+                    <a:blip r:embed="rId143">
                       <a:extLst>
                         <a:ext uri="{28A0092B-C50C-407E-A947-70E740481C1C}">
                           <a14:useLocalDpi xmlns:a14="http://schemas.microsoft.com/office/drawing/2010/main" val="0"/>
@@ -23991,7 +23177,7 @@
                     </pic:cNvPicPr>
                   </pic:nvPicPr>
                   <pic:blipFill>
-                    <a:blip r:embed="rId143">
+                    <a:blip r:embed="rId144">
                       <a:extLst>
                         <a:ext uri="{28A0092B-C50C-407E-A947-70E740481C1C}">
                           <a14:useLocalDpi xmlns:a14="http://schemas.microsoft.com/office/drawing/2010/main" val="0"/>
@@ -24084,7 +23270,7 @@
                     </pic:cNvPicPr>
                   </pic:nvPicPr>
                   <pic:blipFill>
-                    <a:blip r:embed="rId144">
+                    <a:blip r:embed="rId145">
                       <a:extLst>
                         <a:ext uri="{28A0092B-C50C-407E-A947-70E740481C1C}">
                           <a14:useLocalDpi xmlns:a14="http://schemas.microsoft.com/office/drawing/2010/main" val="0"/>
@@ -24157,27 +23343,7 @@
           <w:sz w:val="30"/>
           <w:szCs w:val="30"/>
         </w:rPr>
-        <w:t xml:space="preserve">A bubble chart visualizes the measures and dimensions in the form of bubbles. The sizes of the bubbles determine the size of measure value for effective visualization. The </w:t>
-      </w:r>
-      <w:proofErr w:type="spellStart"/>
-      <w:r>
-        <w:rPr>
-          <w:rFonts w:ascii="Source Sans Pro" w:hAnsi="Source Sans Pro"/>
-          <w:color w:val="222222"/>
-          <w:sz w:val="30"/>
-          <w:szCs w:val="30"/>
-        </w:rPr>
-        <w:t>color</w:t>
-      </w:r>
-      <w:proofErr w:type="spellEnd"/>
-      <w:r>
-        <w:rPr>
-          <w:rFonts w:ascii="Source Sans Pro" w:hAnsi="Source Sans Pro"/>
-          <w:color w:val="222222"/>
-          <w:sz w:val="30"/>
-          <w:szCs w:val="30"/>
-        </w:rPr>
-        <w:t xml:space="preserve"> of bubbles can be set to differentiate the members present in a dimension. The procedure to create bubble chart is given below.</w:t>
+        <w:t>A bubble chart visualizes the measures and dimensions in the form of bubbles. The sizes of the bubbles determine the size of measure value for effective visualization. The color of bubbles can be set to differentiate the members present in a dimension. The procedure to create bubble chart is given below.</w:t>
       </w:r>
     </w:p>
     <w:p>
@@ -24301,7 +23467,7 @@
                     </pic:cNvPicPr>
                   </pic:nvPicPr>
                   <pic:blipFill>
-                    <a:blip r:embed="rId145">
+                    <a:blip r:embed="rId146">
                       <a:extLst>
                         <a:ext uri="{28A0092B-C50C-407E-A947-70E740481C1C}">
                           <a14:useLocalDpi xmlns:a14="http://schemas.microsoft.com/office/drawing/2010/main" val="0"/>
@@ -24441,7 +23607,7 @@
                     </pic:cNvPicPr>
                   </pic:nvPicPr>
                   <pic:blipFill>
-                    <a:blip r:embed="rId146">
+                    <a:blip r:embed="rId147">
                       <a:extLst>
                         <a:ext uri="{28A0092B-C50C-407E-A947-70E740481C1C}">
                           <a14:useLocalDpi xmlns:a14="http://schemas.microsoft.com/office/drawing/2010/main" val="0"/>
@@ -24534,7 +23700,7 @@
                     </pic:cNvPicPr>
                   </pic:nvPicPr>
                   <pic:blipFill>
-                    <a:blip r:embed="rId147">
+                    <a:blip r:embed="rId148">
                       <a:extLst>
                         <a:ext uri="{28A0092B-C50C-407E-A947-70E740481C1C}">
                           <a14:useLocalDpi xmlns:a14="http://schemas.microsoft.com/office/drawing/2010/main" val="0"/>
@@ -24607,27 +23773,7 @@
           <w:sz w:val="30"/>
           <w:szCs w:val="30"/>
         </w:rPr>
-        <w:t xml:space="preserve">A histogram can show the values present in a measure and its frequency. It shows the distribution of numerical data. As it shows both frequency and measure value by default, it can be useful in many cases. For example, if you want to </w:t>
-      </w:r>
-      <w:proofErr w:type="spellStart"/>
-      <w:r>
-        <w:rPr>
-          <w:rFonts w:ascii="Source Sans Pro" w:hAnsi="Source Sans Pro"/>
-          <w:color w:val="222222"/>
-          <w:sz w:val="30"/>
-          <w:szCs w:val="30"/>
-        </w:rPr>
-        <w:t>analyze</w:t>
-      </w:r>
-      <w:proofErr w:type="spellEnd"/>
-      <w:r>
-        <w:rPr>
-          <w:rFonts w:ascii="Source Sans Pro" w:hAnsi="Source Sans Pro"/>
-          <w:color w:val="222222"/>
-          <w:sz w:val="30"/>
-          <w:szCs w:val="30"/>
-        </w:rPr>
-        <w:t xml:space="preserve"> the discount given by a retail shop, you can visualize the amount of discount and its frequency using histogram. The procedure to create histogram is shown below.</w:t>
+        <w:t>A histogram can show the values present in a measure and its frequency. It shows the distribution of numerical data. As it shows both frequency and measure value by default, it can be useful in many cases. For example, if you want to analyze the discount given by a retail shop, you can visualize the amount of discount and its frequency using histogram. The procedure to create histogram is shown below.</w:t>
       </w:r>
     </w:p>
     <w:p>
@@ -24722,7 +23868,7 @@
                     </pic:cNvPicPr>
                   </pic:nvPicPr>
                   <pic:blipFill>
-                    <a:blip r:embed="rId148">
+                    <a:blip r:embed="rId149">
                       <a:extLst>
                         <a:ext uri="{28A0092B-C50C-407E-A947-70E740481C1C}">
                           <a14:useLocalDpi xmlns:a14="http://schemas.microsoft.com/office/drawing/2010/main" val="0"/>
@@ -24828,7 +23974,7 @@
               </wp:inline>
             </w:drawing>
           </mc:Choice>
-          <mc:Fallback xmlns:w16du="http://schemas.microsoft.com/office/word/2023/wordml/word16du">
+          <mc:Fallback>
             <w:pict>
               <v:rect w14:anchorId="7CAB00EA" id="Rectangle 83" o:spid="_x0000_s1026" alt="Tableau Charts &amp; Graphs Tutorial" style="width:197.2pt;height:195.6pt;visibility:visible;mso-wrap-style:square;mso-left-percent:-10001;mso-top-percent:-10001;mso-position-horizontal:absolute;mso-position-horizontal-relative:char;mso-position-vertical:absolute;mso-position-vertical-relative:line;mso-left-percent:-10001;mso-top-percent:-10001;v-text-anchor:top" o:gfxdata="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" filled="f" stroked="f">
                 <o:lock v:ext="edit" aspectratio="t"/>
@@ -24951,7 +24097,7 @@
                     </pic:cNvPicPr>
                   </pic:nvPicPr>
                   <pic:blipFill>
-                    <a:blip r:embed="rId149">
+                    <a:blip r:embed="rId150">
                       <a:extLst>
                         <a:ext uri="{28A0092B-C50C-407E-A947-70E740481C1C}">
                           <a14:useLocalDpi xmlns:a14="http://schemas.microsoft.com/office/drawing/2010/main" val="0"/>
@@ -25043,7 +24189,7 @@
                     </pic:cNvPicPr>
                   </pic:nvPicPr>
                   <pic:blipFill>
-                    <a:blip r:embed="rId150">
+                    <a:blip r:embed="rId151">
                       <a:extLst>
                         <a:ext uri="{28A0092B-C50C-407E-A947-70E740481C1C}">
                           <a14:useLocalDpi xmlns:a14="http://schemas.microsoft.com/office/drawing/2010/main" val="0"/>
@@ -25085,9 +24231,9 @@
       </w:pPr>
     </w:p>
     <w:sectPr>
-      <w:footerReference w:type="even" r:id="rId151"/>
-      <w:footerReference w:type="default" r:id="rId152"/>
-      <w:footerReference w:type="first" r:id="rId153"/>
+      <w:footerReference w:type="even" r:id="rId152"/>
+      <w:footerReference w:type="default" r:id="rId153"/>
+      <w:footerReference w:type="first" r:id="rId154"/>
       <w:pgSz w:w="11906" w:h="16838"/>
       <w:pgMar w:top="1440" w:right="1440" w:bottom="1440" w:left="1440" w:header="708" w:footer="708" w:gutter="0"/>
       <w:cols w:space="708"/>
@@ -25098,7 +24244,7 @@
 </file>
 
 <file path=word/endnotes.xml><?xml version="1.0" encoding="utf-8"?>
-<w:endnotes xmlns:wpc="http://schemas.microsoft.com/office/word/2010/wordprocessingCanvas" xmlns:cx="http://schemas.microsoft.com/office/drawing/2014/chartex" xmlns:cx1="http://schemas.microsoft.com/office/drawing/2015/9/8/chartex" xmlns:cx2="http://schemas.microsoft.com/office/drawing/2015/10/21/chartex" xmlns:cx3="http://schemas.microsoft.com/office/drawing/2016/5/9/chartex" xmlns:cx4="http://schemas.microsoft.com/office/drawing/2016/5/10/chartex" xmlns:cx5="http://schemas.microsoft.com/office/drawing/2016/5/11/chartex" xmlns:cx6="http://schemas.microsoft.com/office/drawing/2016/5/12/chartex" xmlns:cx7="http://schemas.microsoft.com/office/drawing/2016/5/13/chartex" xmlns:cx8="http://schemas.microsoft.com/office/drawing/2016/5/14/chartex" xmlns:mc="http://schemas.openxmlformats.org/markup-compatibility/2006" xmlns:aink="http://schemas.microsoft.com/office/drawing/2016/ink" xmlns:am3d="http://schemas.microsoft.com/office/drawing/2017/model3d" xmlns:o="urn:schemas-microsoft-com:office:office" xmlns:oel="http://schemas.microsoft.com/office/2019/extlst" xmlns:r="http://schemas.openxmlformats.org/officeDocument/2006/relationships" xmlns:m="http://schemas.openxmlformats.org/officeDocument/2006/math" xmlns:v="urn:schemas-microsoft-com:vml" xmlns:wp14="http://schemas.microsoft.com/office/word/2010/wordprocessingDrawing" xmlns:wp="http://schemas.openxmlformats.org/drawingml/2006/wordprocessingDrawing" xmlns:w10="urn:schemas-microsoft-com:office:word" xmlns:w="http://schemas.openxmlformats.org/wordprocessingml/2006/main" xmlns:w14="http://schemas.microsoft.com/office/word/2010/wordml" xmlns:w15="http://schemas.microsoft.com/office/word/2012/wordml" xmlns:w16cex="http://schemas.microsoft.com/office/word/2018/wordml/cex" xmlns:w16cid="http://schemas.microsoft.com/office/word/2016/wordml/cid" xmlns:w16="http://schemas.microsoft.com/office/word/2018/wordml" xmlns:w16sdtdh="http://schemas.microsoft.com/office/word/2020/wordml/sdtdatahash" xmlns:w16se="http://schemas.microsoft.com/office/word/2015/wordml/symex" xmlns:wpg="http://schemas.microsoft.com/office/word/2010/wordprocessingGroup" xmlns:wpi="http://schemas.microsoft.com/office/word/2010/wordprocessingInk" xmlns:wne="http://schemas.microsoft.com/office/word/2006/wordml" xmlns:wps="http://schemas.microsoft.com/office/word/2010/wordprocessingShape" mc:Ignorable="w14 w15 w16se w16cid w16 w16cex w16sdtdh wp14">
+<w:endnotes xmlns:wpc="http://schemas.microsoft.com/office/word/2010/wordprocessingCanvas" xmlns:cx="http://schemas.microsoft.com/office/drawing/2014/chartex" xmlns:cx1="http://schemas.microsoft.com/office/drawing/2015/9/8/chartex" xmlns:cx2="http://schemas.microsoft.com/office/drawing/2015/10/21/chartex" xmlns:cx3="http://schemas.microsoft.com/office/drawing/2016/5/9/chartex" xmlns:cx4="http://schemas.microsoft.com/office/drawing/2016/5/10/chartex" xmlns:cx5="http://schemas.microsoft.com/office/drawing/2016/5/11/chartex" xmlns:cx6="http://schemas.microsoft.com/office/drawing/2016/5/12/chartex" xmlns:cx7="http://schemas.microsoft.com/office/drawing/2016/5/13/chartex" xmlns:cx8="http://schemas.microsoft.com/office/drawing/2016/5/14/chartex" xmlns:mc="http://schemas.openxmlformats.org/markup-compatibility/2006" xmlns:aink="http://schemas.microsoft.com/office/drawing/2016/ink" xmlns:am3d="http://schemas.microsoft.com/office/drawing/2017/model3d" xmlns:o="urn:schemas-microsoft-com:office:office" xmlns:oel="http://schemas.microsoft.com/office/2019/extlst" xmlns:r="http://schemas.openxmlformats.org/officeDocument/2006/relationships" xmlns:m="http://schemas.openxmlformats.org/officeDocument/2006/math" xmlns:v="urn:schemas-microsoft-com:vml" xmlns:wp14="http://schemas.microsoft.com/office/word/2010/wordprocessingDrawing" xmlns:wp="http://schemas.openxmlformats.org/drawingml/2006/wordprocessingDrawing" xmlns:w10="urn:schemas-microsoft-com:office:word" xmlns:w="http://schemas.openxmlformats.org/wordprocessingml/2006/main" xmlns:w14="http://schemas.microsoft.com/office/word/2010/wordml" xmlns:w15="http://schemas.microsoft.com/office/word/2012/wordml" xmlns:w16cex="http://schemas.microsoft.com/office/word/2018/wordml/cex" xmlns:w16cid="http://schemas.microsoft.com/office/word/2016/wordml/cid" xmlns:w16="http://schemas.microsoft.com/office/word/2018/wordml" xmlns:w16du="http://schemas.microsoft.com/office/word/2023/wordml/word16du" xmlns:w16sdtdh="http://schemas.microsoft.com/office/word/2020/wordml/sdtdatahash" xmlns:w16sdtfl="http://schemas.microsoft.com/office/word/2024/wordml/sdtformatlock" xmlns:w16se="http://schemas.microsoft.com/office/word/2015/wordml/symex" xmlns:wpg="http://schemas.microsoft.com/office/word/2010/wordprocessingGroup" xmlns:wpi="http://schemas.microsoft.com/office/word/2010/wordprocessingInk" xmlns:wne="http://schemas.microsoft.com/office/word/2006/wordml" xmlns:wps="http://schemas.microsoft.com/office/word/2010/wordprocessingShape" mc:Ignorable="w14 w15 w16se w16cid w16 w16cex w16sdtdh w16sdtfl w16du wp14">
   <w:endnote w:type="separator" w:id="-1">
     <w:p>
       <w:pPr>
@@ -25123,7 +24269,7 @@
 </file>
 
 <file path=word/footer1.xml><?xml version="1.0" encoding="utf-8"?>
-<w:ftr xmlns:wpc="http://schemas.microsoft.com/office/word/2010/wordprocessingCanvas" xmlns:cx="http://schemas.microsoft.com/office/drawing/2014/chartex" xmlns:cx1="http://schemas.microsoft.com/office/drawing/2015/9/8/chartex" xmlns:cx2="http://schemas.microsoft.com/office/drawing/2015/10/21/chartex" xmlns:cx3="http://schemas.microsoft.com/office/drawing/2016/5/9/chartex" xmlns:cx4="http://schemas.microsoft.com/office/drawing/2016/5/10/chartex" xmlns:cx5="http://schemas.microsoft.com/office/drawing/2016/5/11/chartex" xmlns:cx6="http://schemas.microsoft.com/office/drawing/2016/5/12/chartex" xmlns:cx7="http://schemas.microsoft.com/office/drawing/2016/5/13/chartex" xmlns:cx8="http://schemas.microsoft.com/office/drawing/2016/5/14/chartex" xmlns:mc="http://schemas.openxmlformats.org/markup-compatibility/2006" xmlns:aink="http://schemas.microsoft.com/office/drawing/2016/ink" xmlns:am3d="http://schemas.microsoft.com/office/drawing/2017/model3d" xmlns:o="urn:schemas-microsoft-com:office:office" xmlns:oel="http://schemas.microsoft.com/office/2019/extlst" xmlns:r="http://schemas.openxmlformats.org/officeDocument/2006/relationships" xmlns:m="http://schemas.openxmlformats.org/officeDocument/2006/math" xmlns:v="urn:schemas-microsoft-com:vml" xmlns:wp14="http://schemas.microsoft.com/office/word/2010/wordprocessingDrawing" xmlns:wp="http://schemas.openxmlformats.org/drawingml/2006/wordprocessingDrawing" xmlns:w10="urn:schemas-microsoft-com:office:word" xmlns:w="http://schemas.openxmlformats.org/wordprocessingml/2006/main" xmlns:w14="http://schemas.microsoft.com/office/word/2010/wordml" xmlns:w15="http://schemas.microsoft.com/office/word/2012/wordml" xmlns:w16cex="http://schemas.microsoft.com/office/word/2018/wordml/cex" xmlns:w16cid="http://schemas.microsoft.com/office/word/2016/wordml/cid" xmlns:w16="http://schemas.microsoft.com/office/word/2018/wordml" xmlns:w16sdtdh="http://schemas.microsoft.com/office/word/2020/wordml/sdtdatahash" xmlns:w16se="http://schemas.microsoft.com/office/word/2015/wordml/symex" xmlns:wpg="http://schemas.microsoft.com/office/word/2010/wordprocessingGroup" xmlns:wpi="http://schemas.microsoft.com/office/word/2010/wordprocessingInk" xmlns:wne="http://schemas.microsoft.com/office/word/2006/wordml" xmlns:wps="http://schemas.microsoft.com/office/word/2010/wordprocessingShape" mc:Ignorable="w14 w15 w16se w16cid w16 w16cex w16sdtdh wp14">
+<w:ftr xmlns:wpc="http://schemas.microsoft.com/office/word/2010/wordprocessingCanvas" xmlns:cx="http://schemas.microsoft.com/office/drawing/2014/chartex" xmlns:cx1="http://schemas.microsoft.com/office/drawing/2015/9/8/chartex" xmlns:cx2="http://schemas.microsoft.com/office/drawing/2015/10/21/chartex" xmlns:cx3="http://schemas.microsoft.com/office/drawing/2016/5/9/chartex" xmlns:cx4="http://schemas.microsoft.com/office/drawing/2016/5/10/chartex" xmlns:cx5="http://schemas.microsoft.com/office/drawing/2016/5/11/chartex" xmlns:cx6="http://schemas.microsoft.com/office/drawing/2016/5/12/chartex" xmlns:cx7="http://schemas.microsoft.com/office/drawing/2016/5/13/chartex" xmlns:cx8="http://schemas.microsoft.com/office/drawing/2016/5/14/chartex" xmlns:mc="http://schemas.openxmlformats.org/markup-compatibility/2006" xmlns:aink="http://schemas.microsoft.com/office/drawing/2016/ink" xmlns:am3d="http://schemas.microsoft.com/office/drawing/2017/model3d" xmlns:o="urn:schemas-microsoft-com:office:office" xmlns:oel="http://schemas.microsoft.com/office/2019/extlst" xmlns:r="http://schemas.openxmlformats.org/officeDocument/2006/relationships" xmlns:m="http://schemas.openxmlformats.org/officeDocument/2006/math" xmlns:v="urn:schemas-microsoft-com:vml" xmlns:wp14="http://schemas.microsoft.com/office/word/2010/wordprocessingDrawing" xmlns:wp="http://schemas.openxmlformats.org/drawingml/2006/wordprocessingDrawing" xmlns:w10="urn:schemas-microsoft-com:office:word" xmlns:w="http://schemas.openxmlformats.org/wordprocessingml/2006/main" xmlns:w14="http://schemas.microsoft.com/office/word/2010/wordml" xmlns:w15="http://schemas.microsoft.com/office/word/2012/wordml" xmlns:w16cex="http://schemas.microsoft.com/office/word/2018/wordml/cex" xmlns:w16cid="http://schemas.microsoft.com/office/word/2016/wordml/cid" xmlns:w16="http://schemas.microsoft.com/office/word/2018/wordml" xmlns:w16du="http://schemas.microsoft.com/office/word/2023/wordml/word16du" xmlns:w16sdtdh="http://schemas.microsoft.com/office/word/2020/wordml/sdtdatahash" xmlns:w16sdtfl="http://schemas.microsoft.com/office/word/2024/wordml/sdtformatlock" xmlns:w16se="http://schemas.microsoft.com/office/word/2015/wordml/symex" xmlns:wpg="http://schemas.microsoft.com/office/word/2010/wordprocessingGroup" xmlns:wpi="http://schemas.microsoft.com/office/word/2010/wordprocessingInk" xmlns:wne="http://schemas.microsoft.com/office/word/2006/wordml" xmlns:wps="http://schemas.microsoft.com/office/word/2010/wordprocessingShape" mc:Ignorable="w14 w15 w16se w16cid w16 w16cex w16sdtdh w16sdtfl w16du wp14">
   <w:p>
     <w:pPr>
       <w:pStyle w:val="Footer"/>
@@ -25216,7 +24362,6 @@
               <v:path gradientshapeok="t" o:connecttype="rect"/>
             </v:shapetype>
             <v:shape id="Text Box 2" o:spid="_x0000_s1026" type="#_x0000_t202" alt="INTERNAL USE" style="position:absolute;margin-left:0;margin-top:0;width:34.95pt;height:34.95pt;z-index:251659264;visibility:visible;mso-wrap-style:none;mso-wrap-distance-left:0;mso-wrap-distance-top:0;mso-wrap-distance-right:0;mso-wrap-distance-bottom:0;mso-position-horizontal:center;mso-position-horizontal-relative:page;mso-position-vertical:bottom;mso-position-vertical-relative:page;v-text-anchor:bottom" o:gfxdata="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" filled="f" stroked="f">
-              <v:fill o:detectmouseclick="t"/>
               <v:textbox style="mso-fit-shape-to-text:t" inset="0,0,0,15pt">
                 <w:txbxContent>
                   <w:p>
@@ -25254,7 +24399,7 @@
 </file>
 
 <file path=word/footer2.xml><?xml version="1.0" encoding="utf-8"?>
-<w:ftr xmlns:wpc="http://schemas.microsoft.com/office/word/2010/wordprocessingCanvas" xmlns:cx="http://schemas.microsoft.com/office/drawing/2014/chartex" xmlns:cx1="http://schemas.microsoft.com/office/drawing/2015/9/8/chartex" xmlns:cx2="http://schemas.microsoft.com/office/drawing/2015/10/21/chartex" xmlns:cx3="http://schemas.microsoft.com/office/drawing/2016/5/9/chartex" xmlns:cx4="http://schemas.microsoft.com/office/drawing/2016/5/10/chartex" xmlns:cx5="http://schemas.microsoft.com/office/drawing/2016/5/11/chartex" xmlns:cx6="http://schemas.microsoft.com/office/drawing/2016/5/12/chartex" xmlns:cx7="http://schemas.microsoft.com/office/drawing/2016/5/13/chartex" xmlns:cx8="http://schemas.microsoft.com/office/drawing/2016/5/14/chartex" xmlns:mc="http://schemas.openxmlformats.org/markup-compatibility/2006" xmlns:aink="http://schemas.microsoft.com/office/drawing/2016/ink" xmlns:am3d="http://schemas.microsoft.com/office/drawing/2017/model3d" xmlns:o="urn:schemas-microsoft-com:office:office" xmlns:oel="http://schemas.microsoft.com/office/2019/extlst" xmlns:r="http://schemas.openxmlformats.org/officeDocument/2006/relationships" xmlns:m="http://schemas.openxmlformats.org/officeDocument/2006/math" xmlns:v="urn:schemas-microsoft-com:vml" xmlns:wp14="http://schemas.microsoft.com/office/word/2010/wordprocessingDrawing" xmlns:wp="http://schemas.openxmlformats.org/drawingml/2006/wordprocessingDrawing" xmlns:w10="urn:schemas-microsoft-com:office:word" xmlns:w="http://schemas.openxmlformats.org/wordprocessingml/2006/main" xmlns:w14="http://schemas.microsoft.com/office/word/2010/wordml" xmlns:w15="http://schemas.microsoft.com/office/word/2012/wordml" xmlns:w16cex="http://schemas.microsoft.com/office/word/2018/wordml/cex" xmlns:w16cid="http://schemas.microsoft.com/office/word/2016/wordml/cid" xmlns:w16="http://schemas.microsoft.com/office/word/2018/wordml" xmlns:w16sdtdh="http://schemas.microsoft.com/office/word/2020/wordml/sdtdatahash" xmlns:w16se="http://schemas.microsoft.com/office/word/2015/wordml/symex" xmlns:wpg="http://schemas.microsoft.com/office/word/2010/wordprocessingGroup" xmlns:wpi="http://schemas.microsoft.com/office/word/2010/wordprocessingInk" xmlns:wne="http://schemas.microsoft.com/office/word/2006/wordml" xmlns:wps="http://schemas.microsoft.com/office/word/2010/wordprocessingShape" mc:Ignorable="w14 w15 w16se w16cid w16 w16cex w16sdtdh wp14">
+<w:ftr xmlns:wpc="http://schemas.microsoft.com/office/word/2010/wordprocessingCanvas" xmlns:cx="http://schemas.microsoft.com/office/drawing/2014/chartex" xmlns:cx1="http://schemas.microsoft.com/office/drawing/2015/9/8/chartex" xmlns:cx2="http://schemas.microsoft.com/office/drawing/2015/10/21/chartex" xmlns:cx3="http://schemas.microsoft.com/office/drawing/2016/5/9/chartex" xmlns:cx4="http://schemas.microsoft.com/office/drawing/2016/5/10/chartex" xmlns:cx5="http://schemas.microsoft.com/office/drawing/2016/5/11/chartex" xmlns:cx6="http://schemas.microsoft.com/office/drawing/2016/5/12/chartex" xmlns:cx7="http://schemas.microsoft.com/office/drawing/2016/5/13/chartex" xmlns:cx8="http://schemas.microsoft.com/office/drawing/2016/5/14/chartex" xmlns:mc="http://schemas.openxmlformats.org/markup-compatibility/2006" xmlns:aink="http://schemas.microsoft.com/office/drawing/2016/ink" xmlns:am3d="http://schemas.microsoft.com/office/drawing/2017/model3d" xmlns:o="urn:schemas-microsoft-com:office:office" xmlns:oel="http://schemas.microsoft.com/office/2019/extlst" xmlns:r="http://schemas.openxmlformats.org/officeDocument/2006/relationships" xmlns:m="http://schemas.openxmlformats.org/officeDocument/2006/math" xmlns:v="urn:schemas-microsoft-com:vml" xmlns:wp14="http://schemas.microsoft.com/office/word/2010/wordprocessingDrawing" xmlns:wp="http://schemas.openxmlformats.org/drawingml/2006/wordprocessingDrawing" xmlns:w10="urn:schemas-microsoft-com:office:word" xmlns:w="http://schemas.openxmlformats.org/wordprocessingml/2006/main" xmlns:w14="http://schemas.microsoft.com/office/word/2010/wordml" xmlns:w15="http://schemas.microsoft.com/office/word/2012/wordml" xmlns:w16cex="http://schemas.microsoft.com/office/word/2018/wordml/cex" xmlns:w16cid="http://schemas.microsoft.com/office/word/2016/wordml/cid" xmlns:w16="http://schemas.microsoft.com/office/word/2018/wordml" xmlns:w16du="http://schemas.microsoft.com/office/word/2023/wordml/word16du" xmlns:w16sdtdh="http://schemas.microsoft.com/office/word/2020/wordml/sdtdatahash" xmlns:w16sdtfl="http://schemas.microsoft.com/office/word/2024/wordml/sdtformatlock" xmlns:w16se="http://schemas.microsoft.com/office/word/2015/wordml/symex" xmlns:wpg="http://schemas.microsoft.com/office/word/2010/wordprocessingGroup" xmlns:wpi="http://schemas.microsoft.com/office/word/2010/wordprocessingInk" xmlns:wne="http://schemas.microsoft.com/office/word/2006/wordml" xmlns:wps="http://schemas.microsoft.com/office/word/2010/wordprocessingShape" mc:Ignorable="w14 w15 w16se w16cid w16 w16cex w16sdtdh w16sdtfl w16du wp14">
   <w:p>
     <w:pPr>
       <w:pStyle w:val="Footer"/>
@@ -25347,7 +24492,6 @@
               <v:path gradientshapeok="t" o:connecttype="rect"/>
             </v:shapetype>
             <v:shape id="Text Box 3" o:spid="_x0000_s1027" type="#_x0000_t202" alt="INTERNAL USE" style="position:absolute;margin-left:0;margin-top:0;width:34.95pt;height:34.95pt;z-index:251660288;visibility:visible;mso-wrap-style:none;mso-wrap-distance-left:0;mso-wrap-distance-top:0;mso-wrap-distance-right:0;mso-wrap-distance-bottom:0;mso-position-horizontal:center;mso-position-horizontal-relative:page;mso-position-vertical:bottom;mso-position-vertical-relative:page;v-text-anchor:bottom" o:gfxdata="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" filled="f" stroked="f">
-              <v:fill o:detectmouseclick="t"/>
               <v:textbox style="mso-fit-shape-to-text:t" inset="0,0,0,15pt">
                 <w:txbxContent>
                   <w:p>
@@ -25385,7 +24529,7 @@
 </file>
 
 <file path=word/footer3.xml><?xml version="1.0" encoding="utf-8"?>
-<w:ftr xmlns:wpc="http://schemas.microsoft.com/office/word/2010/wordprocessingCanvas" xmlns:cx="http://schemas.microsoft.com/office/drawing/2014/chartex" xmlns:cx1="http://schemas.microsoft.com/office/drawing/2015/9/8/chartex" xmlns:cx2="http://schemas.microsoft.com/office/drawing/2015/10/21/chartex" xmlns:cx3="http://schemas.microsoft.com/office/drawing/2016/5/9/chartex" xmlns:cx4="http://schemas.microsoft.com/office/drawing/2016/5/10/chartex" xmlns:cx5="http://schemas.microsoft.com/office/drawing/2016/5/11/chartex" xmlns:cx6="http://schemas.microsoft.com/office/drawing/2016/5/12/chartex" xmlns:cx7="http://schemas.microsoft.com/office/drawing/2016/5/13/chartex" xmlns:cx8="http://schemas.microsoft.com/office/drawing/2016/5/14/chartex" xmlns:mc="http://schemas.openxmlformats.org/markup-compatibility/2006" xmlns:aink="http://schemas.microsoft.com/office/drawing/2016/ink" xmlns:am3d="http://schemas.microsoft.com/office/drawing/2017/model3d" xmlns:o="urn:schemas-microsoft-com:office:office" xmlns:oel="http://schemas.microsoft.com/office/2019/extlst" xmlns:r="http://schemas.openxmlformats.org/officeDocument/2006/relationships" xmlns:m="http://schemas.openxmlformats.org/officeDocument/2006/math" xmlns:v="urn:schemas-microsoft-com:vml" xmlns:wp14="http://schemas.microsoft.com/office/word/2010/wordprocessingDrawing" xmlns:wp="http://schemas.openxmlformats.org/drawingml/2006/wordprocessingDrawing" xmlns:w10="urn:schemas-microsoft-com:office:word" xmlns:w="http://schemas.openxmlformats.org/wordprocessingml/2006/main" xmlns:w14="http://schemas.microsoft.com/office/word/2010/wordml" xmlns:w15="http://schemas.microsoft.com/office/word/2012/wordml" xmlns:w16cex="http://schemas.microsoft.com/office/word/2018/wordml/cex" xmlns:w16cid="http://schemas.microsoft.com/office/word/2016/wordml/cid" xmlns:w16="http://schemas.microsoft.com/office/word/2018/wordml" xmlns:w16sdtdh="http://schemas.microsoft.com/office/word/2020/wordml/sdtdatahash" xmlns:w16se="http://schemas.microsoft.com/office/word/2015/wordml/symex" xmlns:wpg="http://schemas.microsoft.com/office/word/2010/wordprocessingGroup" xmlns:wpi="http://schemas.microsoft.com/office/word/2010/wordprocessingInk" xmlns:wne="http://schemas.microsoft.com/office/word/2006/wordml" xmlns:wps="http://schemas.microsoft.com/office/word/2010/wordprocessingShape" mc:Ignorable="w14 w15 w16se w16cid w16 w16cex w16sdtdh wp14">
+<w:ftr xmlns:wpc="http://schemas.microsoft.com/office/word/2010/wordprocessingCanvas" xmlns:cx="http://schemas.microsoft.com/office/drawing/2014/chartex" xmlns:cx1="http://schemas.microsoft.com/office/drawing/2015/9/8/chartex" xmlns:cx2="http://schemas.microsoft.com/office/drawing/2015/10/21/chartex" xmlns:cx3="http://schemas.microsoft.com/office/drawing/2016/5/9/chartex" xmlns:cx4="http://schemas.microsoft.com/office/drawing/2016/5/10/chartex" xmlns:cx5="http://schemas.microsoft.com/office/drawing/2016/5/11/chartex" xmlns:cx6="http://schemas.microsoft.com/office/drawing/2016/5/12/chartex" xmlns:cx7="http://schemas.microsoft.com/office/drawing/2016/5/13/chartex" xmlns:cx8="http://schemas.microsoft.com/office/drawing/2016/5/14/chartex" xmlns:mc="http://schemas.openxmlformats.org/markup-compatibility/2006" xmlns:aink="http://schemas.microsoft.com/office/drawing/2016/ink" xmlns:am3d="http://schemas.microsoft.com/office/drawing/2017/model3d" xmlns:o="urn:schemas-microsoft-com:office:office" xmlns:oel="http://schemas.microsoft.com/office/2019/extlst" xmlns:r="http://schemas.openxmlformats.org/officeDocument/2006/relationships" xmlns:m="http://schemas.openxmlformats.org/officeDocument/2006/math" xmlns:v="urn:schemas-microsoft-com:vml" xmlns:wp14="http://schemas.microsoft.com/office/word/2010/wordprocessingDrawing" xmlns:wp="http://schemas.openxmlformats.org/drawingml/2006/wordprocessingDrawing" xmlns:w10="urn:schemas-microsoft-com:office:word" xmlns:w="http://schemas.openxmlformats.org/wordprocessingml/2006/main" xmlns:w14="http://schemas.microsoft.com/office/word/2010/wordml" xmlns:w15="http://schemas.microsoft.com/office/word/2012/wordml" xmlns:w16cex="http://schemas.microsoft.com/office/word/2018/wordml/cex" xmlns:w16cid="http://schemas.microsoft.com/office/word/2016/wordml/cid" xmlns:w16="http://schemas.microsoft.com/office/word/2018/wordml" xmlns:w16du="http://schemas.microsoft.com/office/word/2023/wordml/word16du" xmlns:w16sdtdh="http://schemas.microsoft.com/office/word/2020/wordml/sdtdatahash" xmlns:w16sdtfl="http://schemas.microsoft.com/office/word/2024/wordml/sdtformatlock" xmlns:w16se="http://schemas.microsoft.com/office/word/2015/wordml/symex" xmlns:wpg="http://schemas.microsoft.com/office/word/2010/wordprocessingGroup" xmlns:wpi="http://schemas.microsoft.com/office/word/2010/wordprocessingInk" xmlns:wne="http://schemas.microsoft.com/office/word/2006/wordml" xmlns:wps="http://schemas.microsoft.com/office/word/2010/wordprocessingShape" mc:Ignorable="w14 w15 w16se w16cid w16 w16cex w16sdtdh w16sdtfl w16du wp14">
   <w:p>
     <w:pPr>
       <w:pStyle w:val="Footer"/>
@@ -25478,7 +24622,6 @@
               <v:path gradientshapeok="t" o:connecttype="rect"/>
             </v:shapetype>
             <v:shape id="Text Box 1" o:spid="_x0000_s1028" type="#_x0000_t202" alt="INTERNAL USE" style="position:absolute;margin-left:0;margin-top:0;width:34.95pt;height:34.95pt;z-index:251658240;visibility:visible;mso-wrap-style:none;mso-wrap-distance-left:0;mso-wrap-distance-top:0;mso-wrap-distance-right:0;mso-wrap-distance-bottom:0;mso-position-horizontal:center;mso-position-horizontal-relative:page;mso-position-vertical:bottom;mso-position-vertical-relative:page;v-text-anchor:bottom" o:gfxdata="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" filled="f" stroked="f">
-              <v:fill o:detectmouseclick="t"/>
               <v:textbox style="mso-fit-shape-to-text:t" inset="0,0,0,15pt">
                 <w:txbxContent>
                   <w:p>
@@ -25516,7 +24659,7 @@
 </file>
 
 <file path=word/footnotes.xml><?xml version="1.0" encoding="utf-8"?>
-<w:footnotes xmlns:wpc="http://schemas.microsoft.com/office/word/2010/wordprocessingCanvas" xmlns:cx="http://schemas.microsoft.com/office/drawing/2014/chartex" xmlns:cx1="http://schemas.microsoft.com/office/drawing/2015/9/8/chartex" xmlns:cx2="http://schemas.microsoft.com/office/drawing/2015/10/21/chartex" xmlns:cx3="http://schemas.microsoft.com/office/drawing/2016/5/9/chartex" xmlns:cx4="http://schemas.microsoft.com/office/drawing/2016/5/10/chartex" xmlns:cx5="http://schemas.microsoft.com/office/drawing/2016/5/11/chartex" xmlns:cx6="http://schemas.microsoft.com/office/drawing/2016/5/12/chartex" xmlns:cx7="http://schemas.microsoft.com/office/drawing/2016/5/13/chartex" xmlns:cx8="http://schemas.microsoft.com/office/drawing/2016/5/14/chartex" xmlns:mc="http://schemas.openxmlformats.org/markup-compatibility/2006" xmlns:aink="http://schemas.microsoft.com/office/drawing/2016/ink" xmlns:am3d="http://schemas.microsoft.com/office/drawing/2017/model3d" xmlns:o="urn:schemas-microsoft-com:office:office" xmlns:oel="http://schemas.microsoft.com/office/2019/extlst" xmlns:r="http://schemas.openxmlformats.org/officeDocument/2006/relationships" xmlns:m="http://schemas.openxmlformats.org/officeDocument/2006/math" xmlns:v="urn:schemas-microsoft-com:vml" xmlns:wp14="http://schemas.microsoft.com/office/word/2010/wordprocessingDrawing" xmlns:wp="http://schemas.openxmlformats.org/drawingml/2006/wordprocessingDrawing" xmlns:w10="urn:schemas-microsoft-com:office:word" xmlns:w="http://schemas.openxmlformats.org/wordprocessingml/2006/main" xmlns:w14="http://schemas.microsoft.com/office/word/2010/wordml" xmlns:w15="http://schemas.microsoft.com/office/word/2012/wordml" xmlns:w16cex="http://schemas.microsoft.com/office/word/2018/wordml/cex" xmlns:w16cid="http://schemas.microsoft.com/office/word/2016/wordml/cid" xmlns:w16="http://schemas.microsoft.com/office/word/2018/wordml" xmlns:w16sdtdh="http://schemas.microsoft.com/office/word/2020/wordml/sdtdatahash" xmlns:w16se="http://schemas.microsoft.com/office/word/2015/wordml/symex" xmlns:wpg="http://schemas.microsoft.com/office/word/2010/wordprocessingGroup" xmlns:wpi="http://schemas.microsoft.com/office/word/2010/wordprocessingInk" xmlns:wne="http://schemas.microsoft.com/office/word/2006/wordml" xmlns:wps="http://schemas.microsoft.com/office/word/2010/wordprocessingShape" mc:Ignorable="w14 w15 w16se w16cid w16 w16cex w16sdtdh wp14">
+<w:footnotes xmlns:wpc="http://schemas.microsoft.com/office/word/2010/wordprocessingCanvas" xmlns:cx="http://schemas.microsoft.com/office/drawing/2014/chartex" xmlns:cx1="http://schemas.microsoft.com/office/drawing/2015/9/8/chartex" xmlns:cx2="http://schemas.microsoft.com/office/drawing/2015/10/21/chartex" xmlns:cx3="http://schemas.microsoft.com/office/drawing/2016/5/9/chartex" xmlns:cx4="http://schemas.microsoft.com/office/drawing/2016/5/10/chartex" xmlns:cx5="http://schemas.microsoft.com/office/drawing/2016/5/11/chartex" xmlns:cx6="http://schemas.microsoft.com/office/drawing/2016/5/12/chartex" xmlns:cx7="http://schemas.microsoft.com/office/drawing/2016/5/13/chartex" xmlns:cx8="http://schemas.microsoft.com/office/drawing/2016/5/14/chartex" xmlns:mc="http://schemas.openxmlformats.org/markup-compatibility/2006" xmlns:aink="http://schemas.microsoft.com/office/drawing/2016/ink" xmlns:am3d="http://schemas.microsoft.com/office/drawing/2017/model3d" xmlns:o="urn:schemas-microsoft-com:office:office" xmlns:oel="http://schemas.microsoft.com/office/2019/extlst" xmlns:r="http://schemas.openxmlformats.org/officeDocument/2006/relationships" xmlns:m="http://schemas.openxmlformats.org/officeDocument/2006/math" xmlns:v="urn:schemas-microsoft-com:vml" xmlns:wp14="http://schemas.microsoft.com/office/word/2010/wordprocessingDrawing" xmlns:wp="http://schemas.openxmlformats.org/drawingml/2006/wordprocessingDrawing" xmlns:w10="urn:schemas-microsoft-com:office:word" xmlns:w="http://schemas.openxmlformats.org/wordprocessingml/2006/main" xmlns:w14="http://schemas.microsoft.com/office/word/2010/wordml" xmlns:w15="http://schemas.microsoft.com/office/word/2012/wordml" xmlns:w16cex="http://schemas.microsoft.com/office/word/2018/wordml/cex" xmlns:w16cid="http://schemas.microsoft.com/office/word/2016/wordml/cid" xmlns:w16="http://schemas.microsoft.com/office/word/2018/wordml" xmlns:w16du="http://schemas.microsoft.com/office/word/2023/wordml/word16du" xmlns:w16sdtdh="http://schemas.microsoft.com/office/word/2020/wordml/sdtdatahash" xmlns:w16sdtfl="http://schemas.microsoft.com/office/word/2024/wordml/sdtformatlock" xmlns:w16se="http://schemas.microsoft.com/office/word/2015/wordml/symex" xmlns:wpg="http://schemas.microsoft.com/office/word/2010/wordprocessingGroup" xmlns:wpi="http://schemas.microsoft.com/office/word/2010/wordprocessingInk" xmlns:wne="http://schemas.microsoft.com/office/word/2006/wordml" xmlns:wps="http://schemas.microsoft.com/office/word/2010/wordprocessingShape" mc:Ignorable="w14 w15 w16se w16cid w16 w16cex w16sdtdh w16sdtfl w16du wp14">
   <w:footnote w:type="separator" w:id="-1">
     <w:p>
       <w:pPr>
@@ -25541,7 +24684,7 @@
 </file>
 
 <file path=word/numbering.xml><?xml version="1.0" encoding="utf-8"?>
-<w:numbering xmlns:wpc="http://schemas.microsoft.com/office/word/2010/wordprocessingCanvas" xmlns:cx="http://schemas.microsoft.com/office/drawing/2014/chartex" xmlns:cx1="http://schemas.microsoft.com/office/drawing/2015/9/8/chartex" xmlns:cx2="http://schemas.microsoft.com/office/drawing/2015/10/21/chartex" xmlns:cx3="http://schemas.microsoft.com/office/drawing/2016/5/9/chartex" xmlns:cx4="http://schemas.microsoft.com/office/drawing/2016/5/10/chartex" xmlns:cx5="http://schemas.microsoft.com/office/drawing/2016/5/11/chartex" xmlns:cx6="http://schemas.microsoft.com/office/drawing/2016/5/12/chartex" xmlns:cx7="http://schemas.microsoft.com/office/drawing/2016/5/13/chartex" xmlns:cx8="http://schemas.microsoft.com/office/drawing/2016/5/14/chartex" xmlns:mc="http://schemas.openxmlformats.org/markup-compatibility/2006" xmlns:aink="http://schemas.microsoft.com/office/drawing/2016/ink" xmlns:am3d="http://schemas.microsoft.com/office/drawing/2017/model3d" xmlns:o="urn:schemas-microsoft-com:office:office" xmlns:oel="http://schemas.microsoft.com/office/2019/extlst" xmlns:r="http://schemas.openxmlformats.org/officeDocument/2006/relationships" xmlns:m="http://schemas.openxmlformats.org/officeDocument/2006/math" xmlns:v="urn:schemas-microsoft-com:vml" xmlns:wp14="http://schemas.microsoft.com/office/word/2010/wordprocessingDrawing" xmlns:wp="http://schemas.openxmlformats.org/drawingml/2006/wordprocessingDrawing" xmlns:w10="urn:schemas-microsoft-com:office:word" xmlns:w="http://schemas.openxmlformats.org/wordprocessingml/2006/main" xmlns:w14="http://schemas.microsoft.com/office/word/2010/wordml" xmlns:w15="http://schemas.microsoft.com/office/word/2012/wordml" xmlns:w16cex="http://schemas.microsoft.com/office/word/2018/wordml/cex" xmlns:w16cid="http://schemas.microsoft.com/office/word/2016/wordml/cid" xmlns:w16="http://schemas.microsoft.com/office/word/2018/wordml" xmlns:w16sdtdh="http://schemas.microsoft.com/office/word/2020/wordml/sdtdatahash" xmlns:w16se="http://schemas.microsoft.com/office/word/2015/wordml/symex" xmlns:wpg="http://schemas.microsoft.com/office/word/2010/wordprocessingGroup" xmlns:wpi="http://schemas.microsoft.com/office/word/2010/wordprocessingInk" xmlns:wne="http://schemas.microsoft.com/office/word/2006/wordml" xmlns:wps="http://schemas.microsoft.com/office/word/2010/wordprocessingShape" mc:Ignorable="w14 w15 w16se w16cid w16 w16cex w16sdtdh wp14">
+<w:numbering xmlns:wpc="http://schemas.microsoft.com/office/word/2010/wordprocessingCanvas" xmlns:cx="http://schemas.microsoft.com/office/drawing/2014/chartex" xmlns:cx1="http://schemas.microsoft.com/office/drawing/2015/9/8/chartex" xmlns:cx2="http://schemas.microsoft.com/office/drawing/2015/10/21/chartex" xmlns:cx3="http://schemas.microsoft.com/office/drawing/2016/5/9/chartex" xmlns:cx4="http://schemas.microsoft.com/office/drawing/2016/5/10/chartex" xmlns:cx5="http://schemas.microsoft.com/office/drawing/2016/5/11/chartex" xmlns:cx6="http://schemas.microsoft.com/office/drawing/2016/5/12/chartex" xmlns:cx7="http://schemas.microsoft.com/office/drawing/2016/5/13/chartex" xmlns:cx8="http://schemas.microsoft.com/office/drawing/2016/5/14/chartex" xmlns:mc="http://schemas.openxmlformats.org/markup-compatibility/2006" xmlns:aink="http://schemas.microsoft.com/office/drawing/2016/ink" xmlns:am3d="http://schemas.microsoft.com/office/drawing/2017/model3d" xmlns:o="urn:schemas-microsoft-com:office:office" xmlns:oel="http://schemas.microsoft.com/office/2019/extlst" xmlns:r="http://schemas.openxmlformats.org/officeDocument/2006/relationships" xmlns:m="http://schemas.openxmlformats.org/officeDocument/2006/math" xmlns:v="urn:schemas-microsoft-com:vml" xmlns:wp14="http://schemas.microsoft.com/office/word/2010/wordprocessingDrawing" xmlns:wp="http://schemas.openxmlformats.org/drawingml/2006/wordprocessingDrawing" xmlns:w10="urn:schemas-microsoft-com:office:word" xmlns:w="http://schemas.openxmlformats.org/wordprocessingml/2006/main" xmlns:w14="http://schemas.microsoft.com/office/word/2010/wordml" xmlns:w15="http://schemas.microsoft.com/office/word/2012/wordml" xmlns:w16cex="http://schemas.microsoft.com/office/word/2018/wordml/cex" xmlns:w16cid="http://schemas.microsoft.com/office/word/2016/wordml/cid" xmlns:w16="http://schemas.microsoft.com/office/word/2018/wordml" xmlns:w16du="http://schemas.microsoft.com/office/word/2023/wordml/word16du" xmlns:w16sdtdh="http://schemas.microsoft.com/office/word/2020/wordml/sdtdatahash" xmlns:w16sdtfl="http://schemas.microsoft.com/office/word/2024/wordml/sdtformatlock" xmlns:w16se="http://schemas.microsoft.com/office/word/2015/wordml/symex" xmlns:wpg="http://schemas.microsoft.com/office/word/2010/wordprocessingGroup" xmlns:wpi="http://schemas.microsoft.com/office/word/2010/wordprocessingInk" xmlns:wne="http://schemas.microsoft.com/office/word/2006/wordml" xmlns:wps="http://schemas.microsoft.com/office/word/2010/wordprocessingShape" mc:Ignorable="w14 w15 w16se w16cid w16 w16cex w16sdtdh w16sdtfl w16du wp14">
   <w:abstractNum w:abstractNumId="0" w15:restartNumberingAfterBreak="0">
     <w:nsid w:val="00975721"/>
     <w:multiLevelType w:val="multilevel"/>
@@ -35890,7 +35033,7 @@
 </file>
 
 <file path=word/styles.xml><?xml version="1.0" encoding="utf-8"?>
-<w:styles xmlns:mc="http://schemas.openxmlformats.org/markup-compatibility/2006" xmlns:r="http://schemas.openxmlformats.org/officeDocument/2006/relationships" xmlns:w="http://schemas.openxmlformats.org/wordprocessingml/2006/main" xmlns:w14="http://schemas.microsoft.com/office/word/2010/wordml" xmlns:w15="http://schemas.microsoft.com/office/word/2012/wordml" xmlns:w16cex="http://schemas.microsoft.com/office/word/2018/wordml/cex" xmlns:w16cid="http://schemas.microsoft.com/office/word/2016/wordml/cid" xmlns:w16="http://schemas.microsoft.com/office/word/2018/wordml" xmlns:w16sdtdh="http://schemas.microsoft.com/office/word/2020/wordml/sdtdatahash" xmlns:w16se="http://schemas.microsoft.com/office/word/2015/wordml/symex" mc:Ignorable="w14 w15 w16se w16cid w16 w16cex w16sdtdh">
+<w:styles xmlns:mc="http://schemas.openxmlformats.org/markup-compatibility/2006" xmlns:r="http://schemas.openxmlformats.org/officeDocument/2006/relationships" xmlns:w="http://schemas.openxmlformats.org/wordprocessingml/2006/main" xmlns:w14="http://schemas.microsoft.com/office/word/2010/wordml" xmlns:w15="http://schemas.microsoft.com/office/word/2012/wordml" xmlns:w16cex="http://schemas.microsoft.com/office/word/2018/wordml/cex" xmlns:w16cid="http://schemas.microsoft.com/office/word/2016/wordml/cid" xmlns:w16="http://schemas.microsoft.com/office/word/2018/wordml" xmlns:w16du="http://schemas.microsoft.com/office/word/2023/wordml/word16du" xmlns:w16sdtdh="http://schemas.microsoft.com/office/word/2020/wordml/sdtdatahash" xmlns:w16sdtfl="http://schemas.microsoft.com/office/word/2024/wordml/sdtformatlock" xmlns:w16se="http://schemas.microsoft.com/office/word/2015/wordml/symex" mc:Ignorable="w14 w15 w16se w16cid w16 w16cex w16sdtdh w16sdtfl w16du">
   <w:docDefaults>
     <w:rPrDefault>
       <w:rPr>
